--- a/docs/FinAgentPro项目申报书.docx
+++ b/docs/FinAgentPro项目申报书.docx
@@ -41,6 +41,7 @@
       </w:pPr>
       <w:r>
         <w:rPr>
+          <w:rFonts w:ascii="微软雅黑" w:hAnsi="微软雅黑" w:eastAsia="微软雅黑"/>
           <w:color w:val="006BD6"/>
           <w:sz w:val="28"/>
         </w:rPr>
@@ -70,6 +71,32 @@
           <w:color w:val="555555"/>
           <w:sz w:val="28"/>
         </w:rPr>
+        <w:t>团队名称：智融先锋</w:t>
+      </w:r>
+    </w:p>
+    <w:p>
+      <w:pPr>
+        <w:jc w:val="center"/>
+      </w:pPr>
+      <w:r>
+        <w:rPr>
+          <w:rFonts w:ascii="微软雅黑" w:hAnsi="微软雅黑" w:eastAsia="微软雅黑"/>
+          <w:color w:val="555555"/>
+          <w:sz w:val="28"/>
+        </w:rPr>
+        <w:t>负责人：冯亦根</w:t>
+      </w:r>
+    </w:p>
+    <w:p>
+      <w:pPr>
+        <w:jc w:val="center"/>
+      </w:pPr>
+      <w:r>
+        <w:rPr>
+          <w:rFonts w:ascii="微软雅黑" w:hAnsi="微软雅黑" w:eastAsia="微软雅黑"/>
+          <w:color w:val="555555"/>
+          <w:sz w:val="28"/>
+        </w:rPr>
         <w:t>2026年6月</w:t>
       </w:r>
     </w:p>
@@ -81,10 +108,12 @@
     <w:p>
       <w:pPr>
         <w:pStyle w:val="Heading1"/>
+        <w:spacing w:before="360" w:after="120"/>
       </w:pPr>
       <w:r>
         <w:rPr>
           <w:rFonts w:ascii="微软雅黑" w:hAnsi="微软雅黑" w:eastAsia="微软雅黑"/>
+          <w:b/>
           <w:color w:val="1A3C6E"/>
           <w:sz w:val="36"/>
         </w:rPr>
@@ -105,12 +134,11 @@
       <w:tr>
         <w:tc>
           <w:tcPr>
-            <w:tcW w:type="dxa" w:w="1984"/>
+            <w:tcW w:type="dxa" w:w="2268"/>
             <w:shd w:fill="1A3C6E"/>
           </w:tcPr>
           <w:p>
             <w:pPr>
-              <w:spacing w:before="40" w:after="40"/>
               <w:jc w:val="center"/>
             </w:pPr>
             <w:r/>
@@ -119,7 +147,7 @@
                 <w:rFonts w:ascii="微软雅黑" w:hAnsi="微软雅黑" w:eastAsia="微软雅黑"/>
                 <w:b/>
                 <w:color w:val="FFFFFF"/>
-                <w:sz w:val="20"/>
+                <w:sz w:val="21"/>
               </w:rPr>
               <w:t>项目</w:t>
             </w:r>
@@ -127,12 +155,11 @@
         </w:tc>
         <w:tc>
           <w:tcPr>
-            <w:tcW w:type="dxa" w:w="5386"/>
+            <w:tcW w:type="dxa" w:w="6803"/>
             <w:shd w:fill="1A3C6E"/>
           </w:tcPr>
           <w:p>
             <w:pPr>
-              <w:spacing w:before="40" w:after="40"/>
               <w:jc w:val="center"/>
             </w:pPr>
             <w:r/>
@@ -141,7 +168,7 @@
                 <w:rFonts w:ascii="微软雅黑" w:hAnsi="微软雅黑" w:eastAsia="微软雅黑"/>
                 <w:b/>
                 <w:color w:val="FFFFFF"/>
-                <w:sz w:val="20"/>
+                <w:sz w:val="21"/>
               </w:rPr>
               <w:t>内容</w:t>
             </w:r>
@@ -151,19 +178,14 @@
       <w:tr>
         <w:tc>
           <w:tcPr>
-            <w:tcW w:type="dxa" w:w="1984"/>
+            <w:tcW w:type="dxa" w:w="2268"/>
           </w:tcPr>
           <w:p>
-            <w:pPr>
-              <w:spacing w:before="40" w:after="40"/>
-              <w:jc w:val="left"/>
-            </w:pPr>
             <w:r/>
             <w:r>
               <w:rPr>
                 <w:rFonts w:ascii="微软雅黑" w:hAnsi="微软雅黑" w:eastAsia="微软雅黑"/>
-                <w:b/>
-                <w:sz w:val="19"/>
+                <w:sz w:val="21"/>
               </w:rPr>
               <w:t>项目名称</w:t>
             </w:r>
@@ -171,19 +193,14 @@
         </w:tc>
         <w:tc>
           <w:tcPr>
-            <w:tcW w:type="dxa" w:w="5386"/>
+            <w:tcW w:type="dxa" w:w="6803"/>
           </w:tcPr>
           <w:p>
-            <w:pPr>
-              <w:spacing w:before="40" w:after="40"/>
-              <w:jc w:val="left"/>
-            </w:pPr>
             <w:r/>
             <w:r>
               <w:rPr>
                 <w:rFonts w:ascii="微软雅黑" w:hAnsi="微软雅黑" w:eastAsia="微软雅黑"/>
-                <w:b w:val="0"/>
-                <w:sz w:val="19"/>
+                <w:sz w:val="21"/>
               </w:rPr>
               <w:t>FinAgent Pro 金融自主智能体平台</w:t>
             </w:r>
@@ -193,20 +210,14 @@
       <w:tr>
         <w:tc>
           <w:tcPr>
-            <w:tcW w:type="dxa" w:w="1984"/>
-            <w:shd w:fill="E8F0FE"/>
+            <w:tcW w:type="dxa" w:w="2268"/>
           </w:tcPr>
           <w:p>
-            <w:pPr>
-              <w:spacing w:before="40" w:after="40"/>
-              <w:jc w:val="left"/>
-            </w:pPr>
             <w:r/>
             <w:r>
               <w:rPr>
                 <w:rFonts w:ascii="微软雅黑" w:hAnsi="微软雅黑" w:eastAsia="微软雅黑"/>
-                <w:b/>
-                <w:sz w:val="19"/>
+                <w:sz w:val="21"/>
               </w:rPr>
               <w:t>赛道方向</w:t>
             </w:r>
@@ -214,20 +225,14 @@
         </w:tc>
         <w:tc>
           <w:tcPr>
-            <w:tcW w:type="dxa" w:w="5386"/>
-            <w:shd w:fill="E8F0FE"/>
+            <w:tcW w:type="dxa" w:w="6803"/>
           </w:tcPr>
           <w:p>
-            <w:pPr>
-              <w:spacing w:before="40" w:after="40"/>
-              <w:jc w:val="left"/>
-            </w:pPr>
             <w:r/>
             <w:r>
               <w:rPr>
                 <w:rFonts w:ascii="微软雅黑" w:hAnsi="微软雅黑" w:eastAsia="微软雅黑"/>
-                <w:b w:val="0"/>
-                <w:sz w:val="19"/>
+                <w:sz w:val="21"/>
               </w:rPr>
               <w:t>金融科技创新应用</w:t>
             </w:r>
@@ -237,19 +242,14 @@
       <w:tr>
         <w:tc>
           <w:tcPr>
-            <w:tcW w:type="dxa" w:w="1984"/>
+            <w:tcW w:type="dxa" w:w="2268"/>
           </w:tcPr>
           <w:p>
-            <w:pPr>
-              <w:spacing w:before="40" w:after="40"/>
-              <w:jc w:val="left"/>
-            </w:pPr>
             <w:r/>
             <w:r>
               <w:rPr>
                 <w:rFonts w:ascii="微软雅黑" w:hAnsi="微软雅黑" w:eastAsia="微软雅黑"/>
-                <w:b/>
-                <w:sz w:val="19"/>
+                <w:sz w:val="21"/>
               </w:rPr>
               <w:t>参赛组别</w:t>
             </w:r>
@@ -257,19 +257,14 @@
         </w:tc>
         <w:tc>
           <w:tcPr>
-            <w:tcW w:type="dxa" w:w="5386"/>
+            <w:tcW w:type="dxa" w:w="6803"/>
           </w:tcPr>
           <w:p>
-            <w:pPr>
-              <w:spacing w:before="40" w:after="40"/>
-              <w:jc w:val="left"/>
-            </w:pPr>
             <w:r/>
             <w:r>
               <w:rPr>
                 <w:rFonts w:ascii="微软雅黑" w:hAnsi="微软雅黑" w:eastAsia="微软雅黑"/>
-                <w:b w:val="0"/>
-                <w:sz w:val="19"/>
+                <w:sz w:val="21"/>
               </w:rPr>
               <w:t>初创组</w:t>
             </w:r>
@@ -279,20 +274,14 @@
       <w:tr>
         <w:tc>
           <w:tcPr>
-            <w:tcW w:type="dxa" w:w="1984"/>
-            <w:shd w:fill="E8F0FE"/>
+            <w:tcW w:type="dxa" w:w="2268"/>
           </w:tcPr>
           <w:p>
-            <w:pPr>
-              <w:spacing w:before="40" w:after="40"/>
-              <w:jc w:val="left"/>
-            </w:pPr>
             <w:r/>
             <w:r>
               <w:rPr>
                 <w:rFonts w:ascii="微软雅黑" w:hAnsi="微软雅黑" w:eastAsia="微软雅黑"/>
-                <w:b/>
-                <w:sz w:val="19"/>
+                <w:sz w:val="21"/>
               </w:rPr>
               <w:t>团队名称</w:t>
             </w:r>
@@ -300,22 +289,16 @@
         </w:tc>
         <w:tc>
           <w:tcPr>
-            <w:tcW w:type="dxa" w:w="5386"/>
-            <w:shd w:fill="E8F0FE"/>
+            <w:tcW w:type="dxa" w:w="6803"/>
           </w:tcPr>
           <w:p>
-            <w:pPr>
-              <w:spacing w:before="40" w:after="40"/>
-              <w:jc w:val="left"/>
-            </w:pPr>
             <w:r/>
             <w:r>
               <w:rPr>
                 <w:rFonts w:ascii="微软雅黑" w:hAnsi="微软雅黑" w:eastAsia="微软雅黑"/>
-                <w:b w:val="0"/>
-                <w:sz w:val="19"/>
+                <w:sz w:val="21"/>
               </w:rPr>
-              <w:t>FinAgent Team</w:t>
+              <w:t>智融先锋</w:t>
             </w:r>
           </w:p>
         </w:tc>
@@ -323,19 +306,14 @@
       <w:tr>
         <w:tc>
           <w:tcPr>
-            <w:tcW w:type="dxa" w:w="1984"/>
+            <w:tcW w:type="dxa" w:w="2268"/>
           </w:tcPr>
           <w:p>
-            <w:pPr>
-              <w:spacing w:before="40" w:after="40"/>
-              <w:jc w:val="left"/>
-            </w:pPr>
             <w:r/>
             <w:r>
               <w:rPr>
                 <w:rFonts w:ascii="微软雅黑" w:hAnsi="微软雅黑" w:eastAsia="微软雅黑"/>
-                <w:b/>
-                <w:sz w:val="19"/>
+                <w:sz w:val="21"/>
               </w:rPr>
               <w:t>项目负责人</w:t>
             </w:r>
@@ -343,21 +321,16 @@
         </w:tc>
         <w:tc>
           <w:tcPr>
-            <w:tcW w:type="dxa" w:w="5386"/>
+            <w:tcW w:type="dxa" w:w="6803"/>
           </w:tcPr>
           <w:p>
-            <w:pPr>
-              <w:spacing w:before="40" w:after="40"/>
-              <w:jc w:val="left"/>
-            </w:pPr>
             <w:r/>
             <w:r>
               <w:rPr>
                 <w:rFonts w:ascii="微软雅黑" w:hAnsi="微软雅黑" w:eastAsia="微软雅黑"/>
-                <w:b w:val="0"/>
-                <w:sz w:val="19"/>
+                <w:sz w:val="21"/>
               </w:rPr>
-              <w:t>张明</w:t>
+              <w:t>冯亦根</w:t>
             </w:r>
           </w:p>
         </w:tc>
@@ -365,20 +338,14 @@
       <w:tr>
         <w:tc>
           <w:tcPr>
-            <w:tcW w:type="dxa" w:w="1984"/>
-            <w:shd w:fill="E8F0FE"/>
+            <w:tcW w:type="dxa" w:w="2268"/>
           </w:tcPr>
           <w:p>
-            <w:pPr>
-              <w:spacing w:before="40" w:after="40"/>
-              <w:jc w:val="left"/>
-            </w:pPr>
             <w:r/>
             <w:r>
               <w:rPr>
                 <w:rFonts w:ascii="微软雅黑" w:hAnsi="微软雅黑" w:eastAsia="微软雅黑"/>
-                <w:b/>
-                <w:sz w:val="19"/>
+                <w:sz w:val="21"/>
               </w:rPr>
               <w:t>联系电话</w:t>
             </w:r>
@@ -386,20 +353,14 @@
         </w:tc>
         <w:tc>
           <w:tcPr>
-            <w:tcW w:type="dxa" w:w="5386"/>
-            <w:shd w:fill="E8F0FE"/>
+            <w:tcW w:type="dxa" w:w="6803"/>
           </w:tcPr>
           <w:p>
-            <w:pPr>
-              <w:spacing w:before="40" w:after="40"/>
-              <w:jc w:val="left"/>
-            </w:pPr>
             <w:r/>
             <w:r>
               <w:rPr>
                 <w:rFonts w:ascii="微软雅黑" w:hAnsi="微软雅黑" w:eastAsia="微软雅黑"/>
-                <w:b w:val="0"/>
-                <w:sz w:val="19"/>
+                <w:sz w:val="21"/>
               </w:rPr>
               <w:t>138-XXXX-XXXX</w:t>
             </w:r>
@@ -409,19 +370,14 @@
       <w:tr>
         <w:tc>
           <w:tcPr>
-            <w:tcW w:type="dxa" w:w="1984"/>
+            <w:tcW w:type="dxa" w:w="2268"/>
           </w:tcPr>
           <w:p>
-            <w:pPr>
-              <w:spacing w:before="40" w:after="40"/>
-              <w:jc w:val="left"/>
-            </w:pPr>
             <w:r/>
             <w:r>
               <w:rPr>
                 <w:rFonts w:ascii="微软雅黑" w:hAnsi="微软雅黑" w:eastAsia="微软雅黑"/>
-                <w:b/>
-                <w:sz w:val="19"/>
+                <w:sz w:val="21"/>
               </w:rPr>
               <w:t>电子邮箱</w:t>
             </w:r>
@@ -429,19 +385,14 @@
         </w:tc>
         <w:tc>
           <w:tcPr>
-            <w:tcW w:type="dxa" w:w="5386"/>
+            <w:tcW w:type="dxa" w:w="6803"/>
           </w:tcPr>
           <w:p>
-            <w:pPr>
-              <w:spacing w:before="40" w:after="40"/>
-              <w:jc w:val="left"/>
-            </w:pPr>
             <w:r/>
             <w:r>
               <w:rPr>
                 <w:rFonts w:ascii="微软雅黑" w:hAnsi="微软雅黑" w:eastAsia="微软雅黑"/>
-                <w:b w:val="0"/>
-                <w:sz w:val="19"/>
+                <w:sz w:val="21"/>
               </w:rPr>
               <w:t>contact@finagent-pro.com</w:t>
             </w:r>
@@ -451,20 +402,14 @@
       <w:tr>
         <w:tc>
           <w:tcPr>
-            <w:tcW w:type="dxa" w:w="1984"/>
-            <w:shd w:fill="E8F0FE"/>
+            <w:tcW w:type="dxa" w:w="2268"/>
           </w:tcPr>
           <w:p>
-            <w:pPr>
-              <w:spacing w:before="40" w:after="40"/>
-              <w:jc w:val="left"/>
-            </w:pPr>
             <w:r/>
             <w:r>
               <w:rPr>
                 <w:rFonts w:ascii="微软雅黑" w:hAnsi="微软雅黑" w:eastAsia="微软雅黑"/>
-                <w:b/>
-                <w:sz w:val="19"/>
+                <w:sz w:val="21"/>
               </w:rPr>
               <w:t>所在单位</w:t>
             </w:r>
@@ -472,22 +417,16 @@
         </w:tc>
         <w:tc>
           <w:tcPr>
-            <w:tcW w:type="dxa" w:w="5386"/>
-            <w:shd w:fill="E8F0FE"/>
+            <w:tcW w:type="dxa" w:w="6803"/>
           </w:tcPr>
           <w:p>
-            <w:pPr>
-              <w:spacing w:before="40" w:after="40"/>
-              <w:jc w:val="left"/>
-            </w:pPr>
             <w:r/>
             <w:r>
               <w:rPr>
                 <w:rFonts w:ascii="微软雅黑" w:hAnsi="微软雅黑" w:eastAsia="微软雅黑"/>
-                <w:b w:val="0"/>
-                <w:sz w:val="19"/>
+                <w:sz w:val="21"/>
               </w:rPr>
-              <w:t>FinAgent Pro团队</w:t>
+              <w:t>浙江大学</w:t>
             </w:r>
           </w:p>
         </w:tc>
@@ -495,19 +434,14 @@
       <w:tr>
         <w:tc>
           <w:tcPr>
-            <w:tcW w:type="dxa" w:w="1984"/>
+            <w:tcW w:type="dxa" w:w="2268"/>
           </w:tcPr>
           <w:p>
-            <w:pPr>
-              <w:spacing w:before="40" w:after="40"/>
-              <w:jc w:val="left"/>
-            </w:pPr>
             <w:r/>
             <w:r>
               <w:rPr>
                 <w:rFonts w:ascii="微软雅黑" w:hAnsi="微软雅黑" w:eastAsia="微软雅黑"/>
-                <w:b/>
-                <w:sz w:val="19"/>
+                <w:sz w:val="21"/>
               </w:rPr>
               <w:t>项目阶段</w:t>
             </w:r>
@@ -515,19 +449,14 @@
         </w:tc>
         <w:tc>
           <w:tcPr>
-            <w:tcW w:type="dxa" w:w="5386"/>
+            <w:tcW w:type="dxa" w:w="6803"/>
           </w:tcPr>
           <w:p>
-            <w:pPr>
-              <w:spacing w:before="40" w:after="40"/>
-              <w:jc w:val="left"/>
-            </w:pPr>
             <w:r/>
             <w:r>
               <w:rPr>
                 <w:rFonts w:ascii="微软雅黑" w:hAnsi="微软雅黑" w:eastAsia="微软雅黑"/>
-                <w:b w:val="0"/>
-                <w:sz w:val="19"/>
+                <w:sz w:val="21"/>
               </w:rPr>
               <w:t>MVP开发阶段</w:t>
             </w:r>
@@ -537,20 +466,14 @@
       <w:tr>
         <w:tc>
           <w:tcPr>
-            <w:tcW w:type="dxa" w:w="1984"/>
-            <w:shd w:fill="E8F0FE"/>
+            <w:tcW w:type="dxa" w:w="2268"/>
           </w:tcPr>
           <w:p>
-            <w:pPr>
-              <w:spacing w:before="40" w:after="40"/>
-              <w:jc w:val="left"/>
-            </w:pPr>
             <w:r/>
             <w:r>
               <w:rPr>
                 <w:rFonts w:ascii="微软雅黑" w:hAnsi="微软雅黑" w:eastAsia="微软雅黑"/>
-                <w:b/>
-                <w:sz w:val="19"/>
+                <w:sz w:val="21"/>
               </w:rPr>
               <w:t>知识产权</w:t>
             </w:r>
@@ -558,20 +481,14 @@
         </w:tc>
         <w:tc>
           <w:tcPr>
-            <w:tcW w:type="dxa" w:w="5386"/>
-            <w:shd w:fill="E8F0FE"/>
+            <w:tcW w:type="dxa" w:w="6803"/>
           </w:tcPr>
           <w:p>
-            <w:pPr>
-              <w:spacing w:before="40" w:after="40"/>
-              <w:jc w:val="left"/>
-            </w:pPr>
             <w:r/>
             <w:r>
               <w:rPr>
                 <w:rFonts w:ascii="微软雅黑" w:hAnsi="微软雅黑" w:eastAsia="微软雅黑"/>
-                <w:b w:val="0"/>
-                <w:sz w:val="19"/>
+                <w:sz w:val="21"/>
               </w:rPr>
               <w:t>软件著作权申请中</w:t>
             </w:r>
@@ -587,10 +504,12 @@
     <w:p>
       <w:pPr>
         <w:pStyle w:val="Heading1"/>
+        <w:spacing w:before="360" w:after="120"/>
       </w:pPr>
       <w:r>
         <w:rPr>
           <w:rFonts w:ascii="微软雅黑" w:hAnsi="微软雅黑" w:eastAsia="微软雅黑"/>
+          <w:b/>
           <w:color w:val="1A3C6E"/>
           <w:sz w:val="36"/>
         </w:rPr>
@@ -600,10 +519,12 @@
     <w:p>
       <w:pPr>
         <w:pStyle w:val="Heading2"/>
+        <w:spacing w:before="240" w:after="80"/>
       </w:pPr>
       <w:r>
         <w:rPr>
           <w:rFonts w:ascii="微软雅黑" w:hAnsi="微软雅黑" w:eastAsia="微软雅黑"/>
+          <w:b/>
           <w:color w:val="2B579A"/>
           <w:sz w:val="28"/>
         </w:rPr>
@@ -612,13 +533,12 @@
     </w:p>
     <w:p>
       <w:pPr>
-        <w:spacing w:line="400" w:lineRule="exact" w:before="60" w:after="60"/>
-        <w:ind w:firstLine="420"/>
+        <w:spacing w:line="400" w:lineRule="exact" w:after="80"/>
       </w:pPr>
       <w:r>
         <w:rPr>
           <w:rFonts w:ascii="微软雅黑" w:hAnsi="微软雅黑" w:eastAsia="微软雅黑"/>
-          <w:b w:val="0"/>
+          <w:color w:val="000000"/>
           <w:sz w:val="21"/>
         </w:rPr>
         <w:t>FinAgent Pro是一款面向金融行业的自主智能体（Agentic AI）平台，通过六大专业数字员工——市场分析师、新闻解读员、风控专员、策略顾问、交易执行员和报告撰写员——为金融机构提供7×24小时全链路智能投研服务。平台基于ReAct推理引擎实现智能体自主决策，通过多智能体协同机制实现深度分析，以主动智能系统实现实时预警，并内置合规引擎确保全流程合规。</w:t>
@@ -627,10 +547,12 @@
     <w:p>
       <w:pPr>
         <w:pStyle w:val="Heading2"/>
+        <w:spacing w:before="240" w:after="80"/>
       </w:pPr>
       <w:r>
         <w:rPr>
           <w:rFonts w:ascii="微软雅黑" w:hAnsi="微软雅黑" w:eastAsia="微软雅黑"/>
+          <w:b/>
           <w:color w:val="2B579A"/>
           <w:sz w:val="28"/>
         </w:rPr>
@@ -652,12 +574,11 @@
       <w:tr>
         <w:tc>
           <w:tcPr>
-            <w:tcW w:type="dxa" w:w="567"/>
+            <w:tcW w:type="dxa" w:w="850"/>
             <w:shd w:fill="1A3C6E"/>
           </w:tcPr>
           <w:p>
             <w:pPr>
-              <w:spacing w:before="40" w:after="40"/>
               <w:jc w:val="center"/>
             </w:pPr>
             <w:r/>
@@ -666,7 +587,7 @@
                 <w:rFonts w:ascii="微软雅黑" w:hAnsi="微软雅黑" w:eastAsia="微软雅黑"/>
                 <w:b/>
                 <w:color w:val="FFFFFF"/>
-                <w:sz w:val="20"/>
+                <w:sz w:val="21"/>
               </w:rPr>
               <w:t>序号</w:t>
             </w:r>
@@ -679,7 +600,6 @@
           </w:tcPr>
           <w:p>
             <w:pPr>
-              <w:spacing w:before="40" w:after="40"/>
               <w:jc w:val="center"/>
             </w:pPr>
             <w:r/>
@@ -688,7 +608,7 @@
                 <w:rFonts w:ascii="微软雅黑" w:hAnsi="微软雅黑" w:eastAsia="微软雅黑"/>
                 <w:b/>
                 <w:color w:val="FFFFFF"/>
-                <w:sz w:val="20"/>
+                <w:sz w:val="21"/>
               </w:rPr>
               <w:t>创新点</w:t>
             </w:r>
@@ -696,12 +616,11 @@
         </w:tc>
         <w:tc>
           <w:tcPr>
-            <w:tcW w:type="dxa" w:w="5102"/>
+            <w:tcW w:type="dxa" w:w="6520"/>
             <w:shd w:fill="1A3C6E"/>
           </w:tcPr>
           <w:p>
             <w:pPr>
-              <w:spacing w:before="40" w:after="40"/>
               <w:jc w:val="center"/>
             </w:pPr>
             <w:r/>
@@ -710,7 +629,7 @@
                 <w:rFonts w:ascii="微软雅黑" w:hAnsi="微软雅黑" w:eastAsia="微软雅黑"/>
                 <w:b/>
                 <w:color w:val="FFFFFF"/>
-                <w:sz w:val="20"/>
+                <w:sz w:val="21"/>
               </w:rPr>
               <w:t>创新描述</w:t>
             </w:r>
@@ -720,19 +639,14 @@
       <w:tr>
         <w:tc>
           <w:tcPr>
-            <w:tcW w:type="dxa" w:w="567"/>
+            <w:tcW w:type="dxa" w:w="850"/>
           </w:tcPr>
           <w:p>
-            <w:pPr>
-              <w:spacing w:before="40" w:after="40"/>
-              <w:jc w:val="left"/>
-            </w:pPr>
             <w:r/>
             <w:r>
               <w:rPr>
                 <w:rFonts w:ascii="微软雅黑" w:hAnsi="微软雅黑" w:eastAsia="微软雅黑"/>
-                <w:b/>
-                <w:sz w:val="19"/>
+                <w:sz w:val="21"/>
               </w:rPr>
               <w:t>1</w:t>
             </w:r>
@@ -743,16 +657,11 @@
             <w:tcW w:type="dxa" w:w="1701"/>
           </w:tcPr>
           <w:p>
-            <w:pPr>
-              <w:spacing w:before="40" w:after="40"/>
-              <w:jc w:val="left"/>
-            </w:pPr>
             <w:r/>
             <w:r>
               <w:rPr>
                 <w:rFonts w:ascii="微软雅黑" w:hAnsi="微软雅黑" w:eastAsia="微软雅黑"/>
-                <w:b w:val="0"/>
-                <w:sz w:val="19"/>
+                <w:sz w:val="21"/>
               </w:rPr>
               <w:t>ReAct自主推理</w:t>
             </w:r>
@@ -760,19 +669,14 @@
         </w:tc>
         <w:tc>
           <w:tcPr>
-            <w:tcW w:type="dxa" w:w="5102"/>
+            <w:tcW w:type="dxa" w:w="6520"/>
           </w:tcPr>
           <w:p>
-            <w:pPr>
-              <w:spacing w:before="40" w:after="40"/>
-              <w:jc w:val="left"/>
-            </w:pPr>
             <w:r/>
             <w:r>
               <w:rPr>
                 <w:rFonts w:ascii="微软雅黑" w:hAnsi="微软雅黑" w:eastAsia="微软雅黑"/>
-                <w:b w:val="0"/>
-                <w:sz w:val="19"/>
+                <w:sz w:val="21"/>
               </w:rPr>
               <w:t>自研推理引擎，实现「思考-行动-观察」闭环，智能体可自主规划任务、调用工具、评估结果</w:t>
             </w:r>
@@ -782,20 +686,14 @@
       <w:tr>
         <w:tc>
           <w:tcPr>
-            <w:tcW w:type="dxa" w:w="567"/>
-            <w:shd w:fill="E8F0FE"/>
+            <w:tcW w:type="dxa" w:w="850"/>
           </w:tcPr>
           <w:p>
-            <w:pPr>
-              <w:spacing w:before="40" w:after="40"/>
-              <w:jc w:val="left"/>
-            </w:pPr>
             <w:r/>
             <w:r>
               <w:rPr>
                 <w:rFonts w:ascii="微软雅黑" w:hAnsi="微软雅黑" w:eastAsia="微软雅黑"/>
-                <w:b/>
-                <w:sz w:val="19"/>
+                <w:sz w:val="21"/>
               </w:rPr>
               <w:t>2</w:t>
             </w:r>
@@ -804,19 +702,13 @@
         <w:tc>
           <w:tcPr>
             <w:tcW w:type="dxa" w:w="1701"/>
-            <w:shd w:fill="E8F0FE"/>
           </w:tcPr>
           <w:p>
-            <w:pPr>
-              <w:spacing w:before="40" w:after="40"/>
-              <w:jc w:val="left"/>
-            </w:pPr>
             <w:r/>
             <w:r>
               <w:rPr>
                 <w:rFonts w:ascii="微软雅黑" w:hAnsi="微软雅黑" w:eastAsia="微软雅黑"/>
-                <w:b w:val="0"/>
-                <w:sz w:val="19"/>
+                <w:sz w:val="21"/>
               </w:rPr>
               <w:t>多智能体协同</w:t>
             </w:r>
@@ -824,20 +716,14 @@
         </w:tc>
         <w:tc>
           <w:tcPr>
-            <w:tcW w:type="dxa" w:w="5102"/>
-            <w:shd w:fill="E8F0FE"/>
+            <w:tcW w:type="dxa" w:w="6520"/>
           </w:tcPr>
           <w:p>
-            <w:pPr>
-              <w:spacing w:before="40" w:after="40"/>
-              <w:jc w:val="left"/>
-            </w:pPr>
             <w:r/>
             <w:r>
               <w:rPr>
                 <w:rFonts w:ascii="微软雅黑" w:hAnsi="微软雅黑" w:eastAsia="微软雅黑"/>
-                <w:b w:val="0"/>
-                <w:sz w:val="19"/>
+                <w:sz w:val="21"/>
               </w:rPr>
               <w:t>6大专业智能体分工协作，Orchestrator统一调度，加权协商算法消解冲突</w:t>
             </w:r>
@@ -847,19 +733,14 @@
       <w:tr>
         <w:tc>
           <w:tcPr>
-            <w:tcW w:type="dxa" w:w="567"/>
+            <w:tcW w:type="dxa" w:w="850"/>
           </w:tcPr>
           <w:p>
-            <w:pPr>
-              <w:spacing w:before="40" w:after="40"/>
-              <w:jc w:val="left"/>
-            </w:pPr>
             <w:r/>
             <w:r>
               <w:rPr>
                 <w:rFonts w:ascii="微软雅黑" w:hAnsi="微软雅黑" w:eastAsia="微软雅黑"/>
-                <w:b/>
-                <w:sz w:val="19"/>
+                <w:sz w:val="21"/>
               </w:rPr>
               <w:t>3</w:t>
             </w:r>
@@ -870,16 +751,11 @@
             <w:tcW w:type="dxa" w:w="1701"/>
           </w:tcPr>
           <w:p>
-            <w:pPr>
-              <w:spacing w:before="40" w:after="40"/>
-              <w:jc w:val="left"/>
-            </w:pPr>
             <w:r/>
             <w:r>
               <w:rPr>
                 <w:rFonts w:ascii="微软雅黑" w:hAnsi="微软雅黑" w:eastAsia="微软雅黑"/>
-                <w:b w:val="0"/>
-                <w:sz w:val="19"/>
+                <w:sz w:val="21"/>
               </w:rPr>
               <w:t>主动智能系统</w:t>
             </w:r>
@@ -887,19 +763,14 @@
         </w:tc>
         <w:tc>
           <w:tcPr>
-            <w:tcW w:type="dxa" w:w="5102"/>
+            <w:tcW w:type="dxa" w:w="6520"/>
           </w:tcPr>
           <w:p>
-            <w:pPr>
-              <w:spacing w:before="40" w:after="40"/>
-              <w:jc w:val="left"/>
-            </w:pPr>
             <w:r/>
             <w:r>
               <w:rPr>
                 <w:rFonts w:ascii="微软雅黑" w:hAnsi="微软雅黑" w:eastAsia="微软雅黑"/>
-                <w:b w:val="0"/>
-                <w:sz w:val="19"/>
+                <w:sz w:val="21"/>
               </w:rPr>
               <w:t>定时巡检+事件驱动+阈值预警+计划执行，7×24小时主动服务</w:t>
             </w:r>
@@ -909,20 +780,14 @@
       <w:tr>
         <w:tc>
           <w:tcPr>
-            <w:tcW w:type="dxa" w:w="567"/>
-            <w:shd w:fill="E8F0FE"/>
+            <w:tcW w:type="dxa" w:w="850"/>
           </w:tcPr>
           <w:p>
-            <w:pPr>
-              <w:spacing w:before="40" w:after="40"/>
-              <w:jc w:val="left"/>
-            </w:pPr>
             <w:r/>
             <w:r>
               <w:rPr>
                 <w:rFonts w:ascii="微软雅黑" w:hAnsi="微软雅黑" w:eastAsia="微软雅黑"/>
-                <w:b/>
-                <w:sz w:val="19"/>
+                <w:sz w:val="21"/>
               </w:rPr>
               <w:t>4</w:t>
             </w:r>
@@ -931,19 +796,13 @@
         <w:tc>
           <w:tcPr>
             <w:tcW w:type="dxa" w:w="1701"/>
-            <w:shd w:fill="E8F0FE"/>
           </w:tcPr>
           <w:p>
-            <w:pPr>
-              <w:spacing w:before="40" w:after="40"/>
-              <w:jc w:val="left"/>
-            </w:pPr>
             <w:r/>
             <w:r>
               <w:rPr>
                 <w:rFonts w:ascii="微软雅黑" w:hAnsi="微软雅黑" w:eastAsia="微软雅黑"/>
-                <w:b w:val="0"/>
-                <w:sz w:val="19"/>
+                <w:sz w:val="21"/>
               </w:rPr>
               <w:t>合规引擎内嵌</w:t>
             </w:r>
@@ -951,20 +810,14 @@
         </w:tc>
         <w:tc>
           <w:tcPr>
-            <w:tcW w:type="dxa" w:w="5102"/>
-            <w:shd w:fill="E8F0FE"/>
+            <w:tcW w:type="dxa" w:w="6520"/>
           </w:tcPr>
           <w:p>
-            <w:pPr>
-              <w:spacing w:before="40" w:after="40"/>
-              <w:jc w:val="left"/>
-            </w:pPr>
             <w:r/>
             <w:r>
               <w:rPr>
                 <w:rFonts w:ascii="微软雅黑" w:hAnsi="微软雅黑" w:eastAsia="微软雅黑"/>
-                <w:b w:val="0"/>
-                <w:sz w:val="19"/>
+                <w:sz w:val="21"/>
               </w:rPr>
               <w:t>200+监管规则内置，所有输出自动合规审查，审计全程留痕</w:t>
             </w:r>
@@ -974,19 +827,14 @@
       <w:tr>
         <w:tc>
           <w:tcPr>
-            <w:tcW w:type="dxa" w:w="567"/>
+            <w:tcW w:type="dxa" w:w="850"/>
           </w:tcPr>
           <w:p>
-            <w:pPr>
-              <w:spacing w:before="40" w:after="40"/>
-              <w:jc w:val="left"/>
-            </w:pPr>
             <w:r/>
             <w:r>
               <w:rPr>
                 <w:rFonts w:ascii="微软雅黑" w:hAnsi="微软雅黑" w:eastAsia="微软雅黑"/>
-                <w:b/>
-                <w:sz w:val="19"/>
+                <w:sz w:val="21"/>
               </w:rPr>
               <w:t>5</w:t>
             </w:r>
@@ -997,16 +845,11 @@
             <w:tcW w:type="dxa" w:w="1701"/>
           </w:tcPr>
           <w:p>
-            <w:pPr>
-              <w:spacing w:before="40" w:after="40"/>
-              <w:jc w:val="left"/>
-            </w:pPr>
             <w:r/>
             <w:r>
               <w:rPr>
                 <w:rFonts w:ascii="微软雅黑" w:hAnsi="微软雅黑" w:eastAsia="微软雅黑"/>
-                <w:b w:val="0"/>
-                <w:sz w:val="19"/>
+                <w:sz w:val="21"/>
               </w:rPr>
               <w:t>三层记忆架构</w:t>
             </w:r>
@@ -1014,19 +857,14 @@
         </w:tc>
         <w:tc>
           <w:tcPr>
-            <w:tcW w:type="dxa" w:w="5102"/>
+            <w:tcW w:type="dxa" w:w="6520"/>
           </w:tcPr>
           <w:p>
-            <w:pPr>
-              <w:spacing w:before="40" w:after="40"/>
-              <w:jc w:val="left"/>
-            </w:pPr>
             <w:r/>
             <w:r>
               <w:rPr>
                 <w:rFonts w:ascii="微软雅黑" w:hAnsi="微软雅黑" w:eastAsia="微软雅黑"/>
-                <w:b w:val="0"/>
-                <w:sz w:val="19"/>
+                <w:sz w:val="21"/>
               </w:rPr>
               <w:t>短期+工作+长期记忆，智能体持续学习优化，越用越智能</w:t>
             </w:r>
@@ -1036,20 +874,14 @@
       <w:tr>
         <w:tc>
           <w:tcPr>
-            <w:tcW w:type="dxa" w:w="567"/>
-            <w:shd w:fill="E8F0FE"/>
+            <w:tcW w:type="dxa" w:w="850"/>
           </w:tcPr>
           <w:p>
-            <w:pPr>
-              <w:spacing w:before="40" w:after="40"/>
-              <w:jc w:val="left"/>
-            </w:pPr>
             <w:r/>
             <w:r>
               <w:rPr>
                 <w:rFonts w:ascii="微软雅黑" w:hAnsi="微软雅黑" w:eastAsia="微软雅黑"/>
-                <w:b/>
-                <w:sz w:val="19"/>
+                <w:sz w:val="21"/>
               </w:rPr>
               <w:t>6</w:t>
             </w:r>
@@ -1058,19 +890,13 @@
         <w:tc>
           <w:tcPr>
             <w:tcW w:type="dxa" w:w="1701"/>
-            <w:shd w:fill="E8F0FE"/>
           </w:tcPr>
           <w:p>
-            <w:pPr>
-              <w:spacing w:before="40" w:after="40"/>
-              <w:jc w:val="left"/>
-            </w:pPr>
             <w:r/>
             <w:r>
               <w:rPr>
                 <w:rFonts w:ascii="微软雅黑" w:hAnsi="微软雅黑" w:eastAsia="微软雅黑"/>
-                <w:b w:val="0"/>
-                <w:sz w:val="19"/>
+                <w:sz w:val="21"/>
               </w:rPr>
               <w:t>思维链可视化</w:t>
             </w:r>
@@ -1078,20 +904,14 @@
         </w:tc>
         <w:tc>
           <w:tcPr>
-            <w:tcW w:type="dxa" w:w="5102"/>
-            <w:shd w:fill="E8F0FE"/>
+            <w:tcW w:type="dxa" w:w="6520"/>
           </w:tcPr>
           <w:p>
-            <w:pPr>
-              <w:spacing w:before="40" w:after="40"/>
-              <w:jc w:val="left"/>
-            </w:pPr>
             <w:r/>
             <w:r>
               <w:rPr>
                 <w:rFonts w:ascii="微软雅黑" w:hAnsi="微软雅黑" w:eastAsia="微软雅黑"/>
-                <w:b w:val="0"/>
-                <w:sz w:val="19"/>
+                <w:sz w:val="21"/>
               </w:rPr>
               <w:t>推理过程透明可追溯，决策可解释，增强用户信任</w:t>
             </w:r>
@@ -1102,10 +922,12 @@
     <w:p>
       <w:pPr>
         <w:pStyle w:val="Heading2"/>
+        <w:spacing w:before="240" w:after="80"/>
       </w:pPr>
       <w:r>
         <w:rPr>
           <w:rFonts w:ascii="微软雅黑" w:hAnsi="微软雅黑" w:eastAsia="微软雅黑"/>
+          <w:b/>
           <w:color w:val="2B579A"/>
           <w:sz w:val="28"/>
         </w:rPr>
@@ -1115,12 +937,11 @@
     <w:p>
       <w:pPr>
         <w:pStyle w:val="ListBullet"/>
-        <w:spacing w:before="40" w:after="40"/>
-        <w:ind w:left="850"/>
       </w:pPr>
       <w:r>
         <w:rPr>
           <w:rFonts w:ascii="微软雅黑" w:hAnsi="微软雅黑" w:eastAsia="微软雅黑"/>
+          <w:b w:val="0"/>
           <w:sz w:val="21"/>
         </w:rPr>
         <w:t>投研分析：分析师使用智能体快速完成多维度投研分析，效率提升10倍</w:t>
@@ -1129,12 +950,11 @@
     <w:p>
       <w:pPr>
         <w:pStyle w:val="ListBullet"/>
-        <w:spacing w:before="40" w:after="40"/>
-        <w:ind w:left="850"/>
       </w:pPr>
       <w:r>
         <w:rPr>
           <w:rFonts w:ascii="微软雅黑" w:hAnsi="微软雅黑" w:eastAsia="微软雅黑"/>
+          <w:b w:val="0"/>
           <w:sz w:val="21"/>
         </w:rPr>
         <w:t>风控预警：风控团队7×24小时实时监控，风险事件秒级响应</w:t>
@@ -1143,12 +963,11 @@
     <w:p>
       <w:pPr>
         <w:pStyle w:val="ListBullet"/>
-        <w:spacing w:before="40" w:after="40"/>
-        <w:ind w:left="850"/>
       </w:pPr>
       <w:r>
         <w:rPr>
           <w:rFonts w:ascii="微软雅黑" w:hAnsi="微软雅黑" w:eastAsia="微软雅黑"/>
+          <w:b w:val="0"/>
           <w:sz w:val="21"/>
         </w:rPr>
         <w:t>合规审查：合规团队借助合规引擎自动审查，效率提升80%</w:t>
@@ -1157,12 +976,11 @@
     <w:p>
       <w:pPr>
         <w:pStyle w:val="ListBullet"/>
-        <w:spacing w:before="40" w:after="40"/>
-        <w:ind w:left="850"/>
       </w:pPr>
       <w:r>
         <w:rPr>
           <w:rFonts w:ascii="微软雅黑" w:hAnsi="微软雅黑" w:eastAsia="微软雅黑"/>
+          <w:b w:val="0"/>
           <w:sz w:val="21"/>
         </w:rPr>
         <w:t>投资决策：投资经理获取多智能体协同分析结论，辅助科学决策</w:t>
@@ -1171,12 +989,11 @@
     <w:p>
       <w:pPr>
         <w:pStyle w:val="ListBullet"/>
-        <w:spacing w:before="40" w:after="40"/>
-        <w:ind w:left="850"/>
       </w:pPr>
       <w:r>
         <w:rPr>
           <w:rFonts w:ascii="微软雅黑" w:hAnsi="微软雅黑" w:eastAsia="微软雅黑"/>
+          <w:b w:val="0"/>
           <w:sz w:val="21"/>
         </w:rPr>
         <w:t>个人投研：个人投资者享受专业级投研服务，降低信息不对称</w:t>
@@ -1190,10 +1007,12 @@
     <w:p>
       <w:pPr>
         <w:pStyle w:val="Heading1"/>
+        <w:spacing w:before="360" w:after="120"/>
       </w:pPr>
       <w:r>
         <w:rPr>
           <w:rFonts w:ascii="微软雅黑" w:hAnsi="微软雅黑" w:eastAsia="微软雅黑"/>
+          <w:b/>
           <w:color w:val="1A3C6E"/>
           <w:sz w:val="36"/>
         </w:rPr>
@@ -1203,10 +1022,12 @@
     <w:p>
       <w:pPr>
         <w:pStyle w:val="Heading2"/>
+        <w:spacing w:before="240" w:after="80"/>
       </w:pPr>
       <w:r>
         <w:rPr>
           <w:rFonts w:ascii="微软雅黑" w:hAnsi="微软雅黑" w:eastAsia="微软雅黑"/>
+          <w:b/>
           <w:color w:val="2B579A"/>
           <w:sz w:val="28"/>
         </w:rPr>
@@ -1215,13 +1036,12 @@
     </w:p>
     <w:p>
       <w:pPr>
-        <w:spacing w:line="400" w:lineRule="exact" w:before="60" w:after="60"/>
-        <w:ind w:firstLine="420"/>
+        <w:spacing w:line="400" w:lineRule="exact" w:after="80"/>
       </w:pPr>
       <w:r>
         <w:rPr>
           <w:rFonts w:ascii="微软雅黑" w:hAnsi="微软雅黑" w:eastAsia="微软雅黑"/>
-          <w:b w:val="0"/>
+          <w:color w:val="000000"/>
           <w:sz w:val="21"/>
         </w:rPr>
         <w:t>FinAgent Pro采用Agentic AI技术路线，以ReAct推理引擎为核心，结合多智能体协同、主动智能和合规引擎，构建金融行业专属的自主智能体平台。技术路线的核心优势在于：</w:t>
@@ -1230,12 +1050,11 @@
     <w:p>
       <w:pPr>
         <w:pStyle w:val="ListBullet"/>
-        <w:spacing w:before="40" w:after="40"/>
-        <w:ind w:left="850"/>
       </w:pPr>
       <w:r>
         <w:rPr>
           <w:rFonts w:ascii="微软雅黑" w:hAnsi="微软雅黑" w:eastAsia="微软雅黑"/>
+          <w:b w:val="0"/>
           <w:sz w:val="21"/>
         </w:rPr>
         <w:t>自主性：智能体可自主规划、决策和行动，而非被动响应</w:t>
@@ -1244,12 +1063,11 @@
     <w:p>
       <w:pPr>
         <w:pStyle w:val="ListBullet"/>
-        <w:spacing w:before="40" w:after="40"/>
-        <w:ind w:left="850"/>
       </w:pPr>
       <w:r>
         <w:rPr>
           <w:rFonts w:ascii="微软雅黑" w:hAnsi="微软雅黑" w:eastAsia="微软雅黑"/>
+          <w:b w:val="0"/>
           <w:sz w:val="21"/>
         </w:rPr>
         <w:t>协同性：多智能体分工协作，1+1&gt;2的群体智能</w:t>
@@ -1258,12 +1076,11 @@
     <w:p>
       <w:pPr>
         <w:pStyle w:val="ListBullet"/>
-        <w:spacing w:before="40" w:after="40"/>
-        <w:ind w:left="850"/>
       </w:pPr>
       <w:r>
         <w:rPr>
           <w:rFonts w:ascii="微软雅黑" w:hAnsi="微软雅黑" w:eastAsia="微软雅黑"/>
+          <w:b w:val="0"/>
           <w:sz w:val="21"/>
         </w:rPr>
         <w:t>主动性：无需用户触发，主动发现和推送关键信息</w:t>
@@ -1272,12 +1089,11 @@
     <w:p>
       <w:pPr>
         <w:pStyle w:val="ListBullet"/>
-        <w:spacing w:before="40" w:after="40"/>
-        <w:ind w:left="850"/>
       </w:pPr>
       <w:r>
         <w:rPr>
           <w:rFonts w:ascii="微软雅黑" w:hAnsi="微软雅黑" w:eastAsia="微软雅黑"/>
+          <w:b w:val="0"/>
           <w:sz w:val="21"/>
         </w:rPr>
         <w:t>合规性：合规引擎全程嵌入，确保输出安全合规</w:t>
@@ -1286,10 +1102,12 @@
     <w:p>
       <w:pPr>
         <w:pStyle w:val="Heading2"/>
+        <w:spacing w:before="240" w:after="80"/>
       </w:pPr>
       <w:r>
         <w:rPr>
           <w:rFonts w:ascii="微软雅黑" w:hAnsi="微软雅黑" w:eastAsia="微软雅黑"/>
+          <w:b/>
           <w:color w:val="2B579A"/>
           <w:sz w:val="28"/>
         </w:rPr>
@@ -1311,12 +1129,11 @@
       <w:tr>
         <w:tc>
           <w:tcPr>
-            <w:tcW w:type="dxa" w:w="1417"/>
+            <w:tcW w:type="dxa" w:w="1701"/>
             <w:shd w:fill="1A3C6E"/>
           </w:tcPr>
           <w:p>
             <w:pPr>
-              <w:spacing w:before="40" w:after="40"/>
               <w:jc w:val="center"/>
             </w:pPr>
             <w:r/>
@@ -1325,7 +1142,7 @@
                 <w:rFonts w:ascii="微软雅黑" w:hAnsi="微软雅黑" w:eastAsia="微软雅黑"/>
                 <w:b/>
                 <w:color w:val="FFFFFF"/>
-                <w:sz w:val="20"/>
+                <w:sz w:val="21"/>
               </w:rPr>
               <w:t>数字员工</w:t>
             </w:r>
@@ -1333,12 +1150,11 @@
         </w:tc>
         <w:tc>
           <w:tcPr>
-            <w:tcW w:type="dxa" w:w="2551"/>
+            <w:tcW w:type="dxa" w:w="3685"/>
             <w:shd w:fill="1A3C6E"/>
           </w:tcPr>
           <w:p>
             <w:pPr>
-              <w:spacing w:before="40" w:after="40"/>
               <w:jc w:val="center"/>
             </w:pPr>
             <w:r/>
@@ -1347,7 +1163,7 @@
                 <w:rFonts w:ascii="微软雅黑" w:hAnsi="微软雅黑" w:eastAsia="微软雅黑"/>
                 <w:b/>
                 <w:color w:val="FFFFFF"/>
-                <w:sz w:val="20"/>
+                <w:sz w:val="21"/>
               </w:rPr>
               <w:t>核心功能</w:t>
             </w:r>
@@ -1355,12 +1171,11 @@
         </w:tc>
         <w:tc>
           <w:tcPr>
-            <w:tcW w:type="dxa" w:w="3402"/>
+            <w:tcW w:type="dxa" w:w="3685"/>
             <w:shd w:fill="1A3C6E"/>
           </w:tcPr>
           <w:p>
             <w:pPr>
-              <w:spacing w:before="40" w:after="40"/>
               <w:jc w:val="center"/>
             </w:pPr>
             <w:r/>
@@ -1369,7 +1184,7 @@
                 <w:rFonts w:ascii="微软雅黑" w:hAnsi="微软雅黑" w:eastAsia="微软雅黑"/>
                 <w:b/>
                 <w:color w:val="FFFFFF"/>
-                <w:sz w:val="20"/>
+                <w:sz w:val="21"/>
               </w:rPr>
               <w:t>技术实现</w:t>
             </w:r>
@@ -1379,19 +1194,14 @@
       <w:tr>
         <w:tc>
           <w:tcPr>
-            <w:tcW w:type="dxa" w:w="1417"/>
+            <w:tcW w:type="dxa" w:w="1701"/>
           </w:tcPr>
           <w:p>
-            <w:pPr>
-              <w:spacing w:before="40" w:after="40"/>
-              <w:jc w:val="left"/>
-            </w:pPr>
             <w:r/>
             <w:r>
               <w:rPr>
                 <w:rFonts w:ascii="微软雅黑" w:hAnsi="微软雅黑" w:eastAsia="微软雅黑"/>
-                <w:b/>
-                <w:sz w:val="19"/>
+                <w:sz w:val="21"/>
               </w:rPr>
               <w:t>市场分析师</w:t>
             </w:r>
@@ -1399,19 +1209,14 @@
         </w:tc>
         <w:tc>
           <w:tcPr>
-            <w:tcW w:type="dxa" w:w="2551"/>
+            <w:tcW w:type="dxa" w:w="3685"/>
           </w:tcPr>
           <w:p>
-            <w:pPr>
-              <w:spacing w:before="40" w:after="40"/>
-              <w:jc w:val="left"/>
-            </w:pPr>
             <w:r/>
             <w:r>
               <w:rPr>
                 <w:rFonts w:ascii="微软雅黑" w:hAnsi="微软雅黑" w:eastAsia="微软雅黑"/>
-                <w:b w:val="0"/>
-                <w:sz w:val="19"/>
+                <w:sz w:val="21"/>
               </w:rPr>
               <w:t>行情监测、技术分析、趋势识别</w:t>
             </w:r>
@@ -1419,19 +1224,14 @@
         </w:tc>
         <w:tc>
           <w:tcPr>
-            <w:tcW w:type="dxa" w:w="3402"/>
+            <w:tcW w:type="dxa" w:w="3685"/>
           </w:tcPr>
           <w:p>
-            <w:pPr>
-              <w:spacing w:before="40" w:after="40"/>
-              <w:jc w:val="left"/>
-            </w:pPr>
             <w:r/>
             <w:r>
               <w:rPr>
                 <w:rFonts w:ascii="微软雅黑" w:hAnsi="微软雅黑" w:eastAsia="微软雅黑"/>
-                <w:b w:val="0"/>
-                <w:sz w:val="19"/>
+                <w:sz w:val="21"/>
               </w:rPr>
               <w:t>ReAct + 技术指标工具 + 定时巡检</w:t>
             </w:r>
@@ -1441,20 +1241,14 @@
       <w:tr>
         <w:tc>
           <w:tcPr>
-            <w:tcW w:type="dxa" w:w="1417"/>
-            <w:shd w:fill="E8F0FE"/>
+            <w:tcW w:type="dxa" w:w="1701"/>
           </w:tcPr>
           <w:p>
-            <w:pPr>
-              <w:spacing w:before="40" w:after="40"/>
-              <w:jc w:val="left"/>
-            </w:pPr>
             <w:r/>
             <w:r>
               <w:rPr>
                 <w:rFonts w:ascii="微软雅黑" w:hAnsi="微软雅黑" w:eastAsia="微软雅黑"/>
-                <w:b/>
-                <w:sz w:val="19"/>
+                <w:sz w:val="21"/>
               </w:rPr>
               <w:t>新闻解读员</w:t>
             </w:r>
@@ -1462,20 +1256,14 @@
         </w:tc>
         <w:tc>
           <w:tcPr>
-            <w:tcW w:type="dxa" w:w="2551"/>
-            <w:shd w:fill="E8F0FE"/>
+            <w:tcW w:type="dxa" w:w="3685"/>
           </w:tcPr>
           <w:p>
-            <w:pPr>
-              <w:spacing w:before="40" w:after="40"/>
-              <w:jc w:val="left"/>
-            </w:pPr>
             <w:r/>
             <w:r>
               <w:rPr>
                 <w:rFonts w:ascii="微软雅黑" w:hAnsi="微软雅黑" w:eastAsia="微软雅黑"/>
-                <w:b w:val="0"/>
-                <w:sz w:val="19"/>
+                <w:sz w:val="21"/>
               </w:rPr>
               <w:t>资讯解读、事件提取、情绪分析</w:t>
             </w:r>
@@ -1483,20 +1271,14 @@
         </w:tc>
         <w:tc>
           <w:tcPr>
-            <w:tcW w:type="dxa" w:w="3402"/>
-            <w:shd w:fill="E8F0FE"/>
+            <w:tcW w:type="dxa" w:w="3685"/>
           </w:tcPr>
           <w:p>
-            <w:pPr>
-              <w:spacing w:before="40" w:after="40"/>
-              <w:jc w:val="left"/>
-            </w:pPr>
             <w:r/>
             <w:r>
               <w:rPr>
                 <w:rFonts w:ascii="微软雅黑" w:hAnsi="微软雅黑" w:eastAsia="微软雅黑"/>
-                <w:b w:val="0"/>
-                <w:sz w:val="19"/>
+                <w:sz w:val="21"/>
               </w:rPr>
               <w:t>ReAct + NLP工具 + 事件驱动</w:t>
             </w:r>
@@ -1506,19 +1288,14 @@
       <w:tr>
         <w:tc>
           <w:tcPr>
-            <w:tcW w:type="dxa" w:w="1417"/>
+            <w:tcW w:type="dxa" w:w="1701"/>
           </w:tcPr>
           <w:p>
-            <w:pPr>
-              <w:spacing w:before="40" w:after="40"/>
-              <w:jc w:val="left"/>
-            </w:pPr>
             <w:r/>
             <w:r>
               <w:rPr>
                 <w:rFonts w:ascii="微软雅黑" w:hAnsi="微软雅黑" w:eastAsia="微软雅黑"/>
-                <w:b/>
-                <w:sz w:val="19"/>
+                <w:sz w:val="21"/>
               </w:rPr>
               <w:t>风控专员</w:t>
             </w:r>
@@ -1526,19 +1303,14 @@
         </w:tc>
         <w:tc>
           <w:tcPr>
-            <w:tcW w:type="dxa" w:w="2551"/>
+            <w:tcW w:type="dxa" w:w="3685"/>
           </w:tcPr>
           <w:p>
-            <w:pPr>
-              <w:spacing w:before="40" w:after="40"/>
-              <w:jc w:val="left"/>
-            </w:pPr>
             <w:r/>
             <w:r>
               <w:rPr>
                 <w:rFonts w:ascii="微软雅黑" w:hAnsi="微软雅黑" w:eastAsia="微软雅黑"/>
-                <w:b w:val="0"/>
-                <w:sz w:val="19"/>
+                <w:sz w:val="21"/>
               </w:rPr>
               <w:t>风险评估、VaR计算、阈值预警</w:t>
             </w:r>
@@ -1546,19 +1318,14 @@
         </w:tc>
         <w:tc>
           <w:tcPr>
-            <w:tcW w:type="dxa" w:w="3402"/>
+            <w:tcW w:type="dxa" w:w="3685"/>
           </w:tcPr>
           <w:p>
-            <w:pPr>
-              <w:spacing w:before="40" w:after="40"/>
-              <w:jc w:val="left"/>
-            </w:pPr>
             <w:r/>
             <w:r>
               <w:rPr>
                 <w:rFonts w:ascii="微软雅黑" w:hAnsi="微软雅黑" w:eastAsia="微软雅黑"/>
-                <w:b w:val="0"/>
-                <w:sz w:val="19"/>
+                <w:sz w:val="21"/>
               </w:rPr>
               <w:t>ReAct + 风控模型 + 实时监控</w:t>
             </w:r>
@@ -1568,20 +1335,14 @@
       <w:tr>
         <w:tc>
           <w:tcPr>
-            <w:tcW w:type="dxa" w:w="1417"/>
-            <w:shd w:fill="E8F0FE"/>
+            <w:tcW w:type="dxa" w:w="1701"/>
           </w:tcPr>
           <w:p>
-            <w:pPr>
-              <w:spacing w:before="40" w:after="40"/>
-              <w:jc w:val="left"/>
-            </w:pPr>
             <w:r/>
             <w:r>
               <w:rPr>
                 <w:rFonts w:ascii="微软雅黑" w:hAnsi="微软雅黑" w:eastAsia="微软雅黑"/>
-                <w:b/>
-                <w:sz w:val="19"/>
+                <w:sz w:val="21"/>
               </w:rPr>
               <w:t>策略顾问</w:t>
             </w:r>
@@ -1589,20 +1350,14 @@
         </w:tc>
         <w:tc>
           <w:tcPr>
-            <w:tcW w:type="dxa" w:w="2551"/>
-            <w:shd w:fill="E8F0FE"/>
+            <w:tcW w:type="dxa" w:w="3685"/>
           </w:tcPr>
           <w:p>
-            <w:pPr>
-              <w:spacing w:before="40" w:after="40"/>
-              <w:jc w:val="left"/>
-            </w:pPr>
             <w:r/>
             <w:r>
               <w:rPr>
                 <w:rFonts w:ascii="微软雅黑" w:hAnsi="微软雅黑" w:eastAsia="微软雅黑"/>
-                <w:b w:val="0"/>
-                <w:sz w:val="19"/>
+                <w:sz w:val="21"/>
               </w:rPr>
               <w:t>策略生成、历史回测、收益归因</w:t>
             </w:r>
@@ -1610,20 +1365,14 @@
         </w:tc>
         <w:tc>
           <w:tcPr>
-            <w:tcW w:type="dxa" w:w="3402"/>
-            <w:shd w:fill="E8F0FE"/>
+            <w:tcW w:type="dxa" w:w="3685"/>
           </w:tcPr>
           <w:p>
-            <w:pPr>
-              <w:spacing w:before="40" w:after="40"/>
-              <w:jc w:val="left"/>
-            </w:pPr>
             <w:r/>
             <w:r>
               <w:rPr>
                 <w:rFonts w:ascii="微软雅黑" w:hAnsi="微软雅黑" w:eastAsia="微软雅黑"/>
-                <w:b w:val="0"/>
-                <w:sz w:val="19"/>
+                <w:sz w:val="21"/>
               </w:rPr>
               <w:t>ReAct + 回测引擎 + 因子分析</w:t>
             </w:r>
@@ -1633,19 +1382,14 @@
       <w:tr>
         <w:tc>
           <w:tcPr>
-            <w:tcW w:type="dxa" w:w="1417"/>
+            <w:tcW w:type="dxa" w:w="1701"/>
           </w:tcPr>
           <w:p>
-            <w:pPr>
-              <w:spacing w:before="40" w:after="40"/>
-              <w:jc w:val="left"/>
-            </w:pPr>
             <w:r/>
             <w:r>
               <w:rPr>
                 <w:rFonts w:ascii="微软雅黑" w:hAnsi="微软雅黑" w:eastAsia="微软雅黑"/>
-                <w:b/>
-                <w:sz w:val="19"/>
+                <w:sz w:val="21"/>
               </w:rPr>
               <w:t>交易执行员</w:t>
             </w:r>
@@ -1653,19 +1397,14 @@
         </w:tc>
         <w:tc>
           <w:tcPr>
-            <w:tcW w:type="dxa" w:w="2551"/>
+            <w:tcW w:type="dxa" w:w="3685"/>
           </w:tcPr>
           <w:p>
-            <w:pPr>
-              <w:spacing w:before="40" w:after="40"/>
-              <w:jc w:val="left"/>
-            </w:pPr>
             <w:r/>
             <w:r>
               <w:rPr>
                 <w:rFonts w:ascii="微软雅黑" w:hAnsi="微软雅黑" w:eastAsia="微软雅黑"/>
-                <w:b w:val="0"/>
-                <w:sz w:val="19"/>
+                <w:sz w:val="21"/>
               </w:rPr>
               <w:t>信号生成、执行优化、合规检查</w:t>
             </w:r>
@@ -1673,19 +1412,14 @@
         </w:tc>
         <w:tc>
           <w:tcPr>
-            <w:tcW w:type="dxa" w:w="3402"/>
+            <w:tcW w:type="dxa" w:w="3685"/>
           </w:tcPr>
           <w:p>
-            <w:pPr>
-              <w:spacing w:before="40" w:after="40"/>
-              <w:jc w:val="left"/>
-            </w:pPr>
             <w:r/>
             <w:r>
               <w:rPr>
                 <w:rFonts w:ascii="微软雅黑" w:hAnsi="微软雅黑" w:eastAsia="微软雅黑"/>
-                <w:b w:val="0"/>
-                <w:sz w:val="19"/>
+                <w:sz w:val="21"/>
               </w:rPr>
               <w:t>ReAct + 信号算法 + 合规审查</w:t>
             </w:r>
@@ -1695,20 +1429,14 @@
       <w:tr>
         <w:tc>
           <w:tcPr>
-            <w:tcW w:type="dxa" w:w="1417"/>
-            <w:shd w:fill="E8F0FE"/>
+            <w:tcW w:type="dxa" w:w="1701"/>
           </w:tcPr>
           <w:p>
-            <w:pPr>
-              <w:spacing w:before="40" w:after="40"/>
-              <w:jc w:val="left"/>
-            </w:pPr>
             <w:r/>
             <w:r>
               <w:rPr>
                 <w:rFonts w:ascii="微软雅黑" w:hAnsi="微软雅黑" w:eastAsia="微软雅黑"/>
-                <w:b/>
-                <w:sz w:val="19"/>
+                <w:sz w:val="21"/>
               </w:rPr>
               <w:t>报告撰写员</w:t>
             </w:r>
@@ -1716,20 +1444,14 @@
         </w:tc>
         <w:tc>
           <w:tcPr>
-            <w:tcW w:type="dxa" w:w="2551"/>
-            <w:shd w:fill="E8F0FE"/>
+            <w:tcW w:type="dxa" w:w="3685"/>
           </w:tcPr>
           <w:p>
-            <w:pPr>
-              <w:spacing w:before="40" w:after="40"/>
-              <w:jc w:val="left"/>
-            </w:pPr>
             <w:r/>
             <w:r>
               <w:rPr>
                 <w:rFonts w:ascii="微软雅黑" w:hAnsi="微软雅黑" w:eastAsia="微软雅黑"/>
-                <w:b w:val="0"/>
-                <w:sz w:val="19"/>
+                <w:sz w:val="21"/>
               </w:rPr>
               <w:t>报告生成、数据可视化、合规审查</w:t>
             </w:r>
@@ -1737,20 +1459,14 @@
         </w:tc>
         <w:tc>
           <w:tcPr>
-            <w:tcW w:type="dxa" w:w="3402"/>
-            <w:shd w:fill="E8F0FE"/>
+            <w:tcW w:type="dxa" w:w="3685"/>
           </w:tcPr>
           <w:p>
-            <w:pPr>
-              <w:spacing w:before="40" w:after="40"/>
-              <w:jc w:val="left"/>
-            </w:pPr>
             <w:r/>
             <w:r>
               <w:rPr>
                 <w:rFonts w:ascii="微软雅黑" w:hAnsi="微软雅黑" w:eastAsia="微软雅黑"/>
-                <w:b w:val="0"/>
-                <w:sz w:val="19"/>
+                <w:sz w:val="21"/>
               </w:rPr>
               <w:t>ReAct + 模板引擎 + 图表工具</w:t>
             </w:r>
@@ -1761,10 +1477,12 @@
     <w:p>
       <w:pPr>
         <w:pStyle w:val="Heading2"/>
+        <w:spacing w:before="240" w:after="80"/>
       </w:pPr>
       <w:r>
         <w:rPr>
           <w:rFonts w:ascii="微软雅黑" w:hAnsi="微软雅黑" w:eastAsia="微软雅黑"/>
+          <w:b/>
           <w:color w:val="2B579A"/>
           <w:sz w:val="28"/>
         </w:rPr>
@@ -1791,7 +1509,6 @@
           </w:tcPr>
           <w:p>
             <w:pPr>
-              <w:spacing w:before="40" w:after="40"/>
               <w:jc w:val="center"/>
             </w:pPr>
             <w:r/>
@@ -1800,7 +1517,7 @@
                 <w:rFonts w:ascii="微软雅黑" w:hAnsi="微软雅黑" w:eastAsia="微软雅黑"/>
                 <w:b/>
                 <w:color w:val="FFFFFF"/>
-                <w:sz w:val="20"/>
+                <w:sz w:val="21"/>
               </w:rPr>
               <w:t>指标</w:t>
             </w:r>
@@ -1813,7 +1530,6 @@
           </w:tcPr>
           <w:p>
             <w:pPr>
-              <w:spacing w:before="40" w:after="40"/>
               <w:jc w:val="center"/>
             </w:pPr>
             <w:r/>
@@ -1822,7 +1538,7 @@
                 <w:rFonts w:ascii="微软雅黑" w:hAnsi="微软雅黑" w:eastAsia="微软雅黑"/>
                 <w:b/>
                 <w:color w:val="FFFFFF"/>
-                <w:sz w:val="20"/>
+                <w:sz w:val="21"/>
               </w:rPr>
               <w:t>目标值</w:t>
             </w:r>
@@ -1830,12 +1546,11 @@
         </w:tc>
         <w:tc>
           <w:tcPr>
-            <w:tcW w:type="dxa" w:w="3402"/>
+            <w:tcW w:type="dxa" w:w="5102"/>
             <w:shd w:fill="1A3C6E"/>
           </w:tcPr>
           <w:p>
             <w:pPr>
-              <w:spacing w:before="40" w:after="40"/>
               <w:jc w:val="center"/>
             </w:pPr>
             <w:r/>
@@ -1844,7 +1559,7 @@
                 <w:rFonts w:ascii="微软雅黑" w:hAnsi="微软雅黑" w:eastAsia="微软雅黑"/>
                 <w:b/>
                 <w:color w:val="FFFFFF"/>
-                <w:sz w:val="20"/>
+                <w:sz w:val="21"/>
               </w:rPr>
               <w:t>说明</w:t>
             </w:r>
@@ -1857,16 +1572,11 @@
             <w:tcW w:type="dxa" w:w="2268"/>
           </w:tcPr>
           <w:p>
-            <w:pPr>
-              <w:spacing w:before="40" w:after="40"/>
-              <w:jc w:val="left"/>
-            </w:pPr>
             <w:r/>
             <w:r>
               <w:rPr>
                 <w:rFonts w:ascii="微软雅黑" w:hAnsi="微软雅黑" w:eastAsia="微软雅黑"/>
-                <w:b/>
-                <w:sz w:val="19"/>
+                <w:sz w:val="21"/>
               </w:rPr>
               <w:t>单次分析响应时间</w:t>
             </w:r>
@@ -1877,16 +1587,11 @@
             <w:tcW w:type="dxa" w:w="1701"/>
           </w:tcPr>
           <w:p>
-            <w:pPr>
-              <w:spacing w:before="40" w:after="40"/>
-              <w:jc w:val="left"/>
-            </w:pPr>
             <w:r/>
             <w:r>
               <w:rPr>
                 <w:rFonts w:ascii="微软雅黑" w:hAnsi="微软雅黑" w:eastAsia="微软雅黑"/>
-                <w:b w:val="0"/>
-                <w:sz w:val="19"/>
+                <w:sz w:val="21"/>
               </w:rPr>
               <w:t>&lt; 5秒</w:t>
             </w:r>
@@ -1894,19 +1599,14 @@
         </w:tc>
         <w:tc>
           <w:tcPr>
-            <w:tcW w:type="dxa" w:w="3402"/>
+            <w:tcW w:type="dxa" w:w="5102"/>
           </w:tcPr>
           <w:p>
-            <w:pPr>
-              <w:spacing w:before="40" w:after="40"/>
-              <w:jc w:val="left"/>
-            </w:pPr>
             <w:r/>
             <w:r>
               <w:rPr>
                 <w:rFonts w:ascii="微软雅黑" w:hAnsi="微软雅黑" w:eastAsia="微软雅黑"/>
-                <w:b w:val="0"/>
-                <w:sz w:val="19"/>
+                <w:sz w:val="21"/>
               </w:rPr>
               <w:t>从用户提问到返回分析结果</w:t>
             </w:r>
@@ -1917,19 +1617,13 @@
         <w:tc>
           <w:tcPr>
             <w:tcW w:type="dxa" w:w="2268"/>
-            <w:shd w:fill="E8F0FE"/>
           </w:tcPr>
           <w:p>
-            <w:pPr>
-              <w:spacing w:before="40" w:after="40"/>
-              <w:jc w:val="left"/>
-            </w:pPr>
             <w:r/>
             <w:r>
               <w:rPr>
                 <w:rFonts w:ascii="微软雅黑" w:hAnsi="微软雅黑" w:eastAsia="微软雅黑"/>
-                <w:b/>
-                <w:sz w:val="19"/>
+                <w:sz w:val="21"/>
               </w:rPr>
               <w:t>并发用户数</w:t>
             </w:r>
@@ -1938,19 +1632,13 @@
         <w:tc>
           <w:tcPr>
             <w:tcW w:type="dxa" w:w="1701"/>
-            <w:shd w:fill="E8F0FE"/>
           </w:tcPr>
           <w:p>
-            <w:pPr>
-              <w:spacing w:before="40" w:after="40"/>
-              <w:jc w:val="left"/>
-            </w:pPr>
             <w:r/>
             <w:r>
               <w:rPr>
                 <w:rFonts w:ascii="微软雅黑" w:hAnsi="微软雅黑" w:eastAsia="微软雅黑"/>
-                <w:b w:val="0"/>
-                <w:sz w:val="19"/>
+                <w:sz w:val="21"/>
               </w:rPr>
               <w:t>100+</w:t>
             </w:r>
@@ -1958,20 +1646,14 @@
         </w:tc>
         <w:tc>
           <w:tcPr>
-            <w:tcW w:type="dxa" w:w="3402"/>
-            <w:shd w:fill="E8F0FE"/>
+            <w:tcW w:type="dxa" w:w="5102"/>
           </w:tcPr>
           <w:p>
-            <w:pPr>
-              <w:spacing w:before="40" w:after="40"/>
-              <w:jc w:val="left"/>
-            </w:pPr>
             <w:r/>
             <w:r>
               <w:rPr>
                 <w:rFonts w:ascii="微软雅黑" w:hAnsi="微软雅黑" w:eastAsia="微软雅黑"/>
-                <w:b w:val="0"/>
-                <w:sz w:val="19"/>
+                <w:sz w:val="21"/>
               </w:rPr>
               <w:t>同时在线使用用户数</w:t>
             </w:r>
@@ -1984,16 +1666,11 @@
             <w:tcW w:type="dxa" w:w="2268"/>
           </w:tcPr>
           <w:p>
-            <w:pPr>
-              <w:spacing w:before="40" w:after="40"/>
-              <w:jc w:val="left"/>
-            </w:pPr>
             <w:r/>
             <w:r>
               <w:rPr>
                 <w:rFonts w:ascii="微软雅黑" w:hAnsi="微软雅黑" w:eastAsia="微软雅黑"/>
-                <w:b/>
-                <w:sz w:val="19"/>
+                <w:sz w:val="21"/>
               </w:rPr>
               <w:t>系统可用性</w:t>
             </w:r>
@@ -2004,16 +1681,11 @@
             <w:tcW w:type="dxa" w:w="1701"/>
           </w:tcPr>
           <w:p>
-            <w:pPr>
-              <w:spacing w:before="40" w:after="40"/>
-              <w:jc w:val="left"/>
-            </w:pPr>
             <w:r/>
             <w:r>
               <w:rPr>
                 <w:rFonts w:ascii="微软雅黑" w:hAnsi="微软雅黑" w:eastAsia="微软雅黑"/>
-                <w:b w:val="0"/>
-                <w:sz w:val="19"/>
+                <w:sz w:val="21"/>
               </w:rPr>
               <w:t>99.9%</w:t>
             </w:r>
@@ -2021,19 +1693,14 @@
         </w:tc>
         <w:tc>
           <w:tcPr>
-            <w:tcW w:type="dxa" w:w="3402"/>
+            <w:tcW w:type="dxa" w:w="5102"/>
           </w:tcPr>
           <w:p>
-            <w:pPr>
-              <w:spacing w:before="40" w:after="40"/>
-              <w:jc w:val="left"/>
-            </w:pPr>
             <w:r/>
             <w:r>
               <w:rPr>
                 <w:rFonts w:ascii="微软雅黑" w:hAnsi="微软雅黑" w:eastAsia="微软雅黑"/>
-                <w:b w:val="0"/>
-                <w:sz w:val="19"/>
+                <w:sz w:val="21"/>
               </w:rPr>
               <w:t>年度停机时间&lt;8.76小时</w:t>
             </w:r>
@@ -2044,19 +1711,13 @@
         <w:tc>
           <w:tcPr>
             <w:tcW w:type="dxa" w:w="2268"/>
-            <w:shd w:fill="E8F0FE"/>
           </w:tcPr>
           <w:p>
-            <w:pPr>
-              <w:spacing w:before="40" w:after="40"/>
-              <w:jc w:val="left"/>
-            </w:pPr>
             <w:r/>
             <w:r>
               <w:rPr>
                 <w:rFonts w:ascii="微软雅黑" w:hAnsi="微软雅黑" w:eastAsia="微软雅黑"/>
-                <w:b/>
-                <w:sz w:val="19"/>
+                <w:sz w:val="21"/>
               </w:rPr>
               <w:t>合规审查覆盖率</w:t>
             </w:r>
@@ -2065,19 +1726,13 @@
         <w:tc>
           <w:tcPr>
             <w:tcW w:type="dxa" w:w="1701"/>
-            <w:shd w:fill="E8F0FE"/>
           </w:tcPr>
           <w:p>
-            <w:pPr>
-              <w:spacing w:before="40" w:after="40"/>
-              <w:jc w:val="left"/>
-            </w:pPr>
             <w:r/>
             <w:r>
               <w:rPr>
                 <w:rFonts w:ascii="微软雅黑" w:hAnsi="微软雅黑" w:eastAsia="微软雅黑"/>
-                <w:b w:val="0"/>
-                <w:sz w:val="19"/>
+                <w:sz w:val="21"/>
               </w:rPr>
               <w:t>100%</w:t>
             </w:r>
@@ -2085,20 +1740,14 @@
         </w:tc>
         <w:tc>
           <w:tcPr>
-            <w:tcW w:type="dxa" w:w="3402"/>
-            <w:shd w:fill="E8F0FE"/>
+            <w:tcW w:type="dxa" w:w="5102"/>
           </w:tcPr>
           <w:p>
-            <w:pPr>
-              <w:spacing w:before="40" w:after="40"/>
-              <w:jc w:val="left"/>
-            </w:pPr>
             <w:r/>
             <w:r>
               <w:rPr>
                 <w:rFonts w:ascii="微软雅黑" w:hAnsi="微软雅黑" w:eastAsia="微软雅黑"/>
-                <w:b w:val="0"/>
-                <w:sz w:val="19"/>
+                <w:sz w:val="21"/>
               </w:rPr>
               <w:t>所有输出均经过合规审查</w:t>
             </w:r>
@@ -2111,16 +1760,11 @@
             <w:tcW w:type="dxa" w:w="2268"/>
           </w:tcPr>
           <w:p>
-            <w:pPr>
-              <w:spacing w:before="40" w:after="40"/>
-              <w:jc w:val="left"/>
-            </w:pPr>
             <w:r/>
             <w:r>
               <w:rPr>
                 <w:rFonts w:ascii="微软雅黑" w:hAnsi="微软雅黑" w:eastAsia="微软雅黑"/>
-                <w:b/>
-                <w:sz w:val="19"/>
+                <w:sz w:val="21"/>
               </w:rPr>
               <w:t>预警响应时间</w:t>
             </w:r>
@@ -2131,16 +1775,11 @@
             <w:tcW w:type="dxa" w:w="1701"/>
           </w:tcPr>
           <w:p>
-            <w:pPr>
-              <w:spacing w:before="40" w:after="40"/>
-              <w:jc w:val="left"/>
-            </w:pPr>
             <w:r/>
             <w:r>
               <w:rPr>
                 <w:rFonts w:ascii="微软雅黑" w:hAnsi="微软雅黑" w:eastAsia="微软雅黑"/>
-                <w:b w:val="0"/>
-                <w:sz w:val="19"/>
+                <w:sz w:val="21"/>
               </w:rPr>
               <w:t>&lt; 30秒</w:t>
             </w:r>
@@ -2148,19 +1787,14 @@
         </w:tc>
         <w:tc>
           <w:tcPr>
-            <w:tcW w:type="dxa" w:w="3402"/>
+            <w:tcW w:type="dxa" w:w="5102"/>
           </w:tcPr>
           <w:p>
-            <w:pPr>
-              <w:spacing w:before="40" w:after="40"/>
-              <w:jc w:val="left"/>
-            </w:pPr>
             <w:r/>
             <w:r>
               <w:rPr>
                 <w:rFonts w:ascii="微软雅黑" w:hAnsi="微软雅黑" w:eastAsia="微软雅黑"/>
-                <w:b w:val="0"/>
-                <w:sz w:val="19"/>
+                <w:sz w:val="21"/>
               </w:rPr>
               <w:t>从风险触发到预警推送</w:t>
             </w:r>
@@ -2171,19 +1805,13 @@
         <w:tc>
           <w:tcPr>
             <w:tcW w:type="dxa" w:w="2268"/>
-            <w:shd w:fill="E8F0FE"/>
           </w:tcPr>
           <w:p>
-            <w:pPr>
-              <w:spacing w:before="40" w:after="40"/>
-              <w:jc w:val="left"/>
-            </w:pPr>
             <w:r/>
             <w:r>
               <w:rPr>
                 <w:rFonts w:ascii="微软雅黑" w:hAnsi="微软雅黑" w:eastAsia="微软雅黑"/>
-                <w:b/>
-                <w:sz w:val="19"/>
+                <w:sz w:val="21"/>
               </w:rPr>
               <w:t>报告生成时间</w:t>
             </w:r>
@@ -2192,19 +1820,13 @@
         <w:tc>
           <w:tcPr>
             <w:tcW w:type="dxa" w:w="1701"/>
-            <w:shd w:fill="E8F0FE"/>
           </w:tcPr>
           <w:p>
-            <w:pPr>
-              <w:spacing w:before="40" w:after="40"/>
-              <w:jc w:val="left"/>
-            </w:pPr>
             <w:r/>
             <w:r>
               <w:rPr>
                 <w:rFonts w:ascii="微软雅黑" w:hAnsi="微软雅黑" w:eastAsia="微软雅黑"/>
-                <w:b w:val="0"/>
-                <w:sz w:val="19"/>
+                <w:sz w:val="21"/>
               </w:rPr>
               <w:t>&lt; 3分钟</w:t>
             </w:r>
@@ -2212,20 +1834,14 @@
         </w:tc>
         <w:tc>
           <w:tcPr>
-            <w:tcW w:type="dxa" w:w="3402"/>
-            <w:shd w:fill="E8F0FE"/>
+            <w:tcW w:type="dxa" w:w="5102"/>
           </w:tcPr>
           <w:p>
-            <w:pPr>
-              <w:spacing w:before="40" w:after="40"/>
-              <w:jc w:val="left"/>
-            </w:pPr>
             <w:r/>
             <w:r>
               <w:rPr>
                 <w:rFonts w:ascii="微软雅黑" w:hAnsi="微软雅黑" w:eastAsia="微软雅黑"/>
-                <w:b w:val="0"/>
-                <w:sz w:val="19"/>
+                <w:sz w:val="21"/>
               </w:rPr>
               <w:t>完整投研报告自动生成</w:t>
             </w:r>
@@ -2241,10 +1857,12 @@
     <w:p>
       <w:pPr>
         <w:pStyle w:val="Heading1"/>
+        <w:spacing w:before="360" w:after="120"/>
       </w:pPr>
       <w:r>
         <w:rPr>
           <w:rFonts w:ascii="微软雅黑" w:hAnsi="微软雅黑" w:eastAsia="微软雅黑"/>
+          <w:b/>
           <w:color w:val="1A3C6E"/>
           <w:sz w:val="36"/>
         </w:rPr>
@@ -2254,10 +1872,12 @@
     <w:p>
       <w:pPr>
         <w:pStyle w:val="Heading2"/>
+        <w:spacing w:before="240" w:after="80"/>
       </w:pPr>
       <w:r>
         <w:rPr>
           <w:rFonts w:ascii="微软雅黑" w:hAnsi="微软雅黑" w:eastAsia="微软雅黑"/>
+          <w:b/>
           <w:color w:val="2B579A"/>
           <w:sz w:val="28"/>
         </w:rPr>
@@ -2266,13 +1886,12 @@
     </w:p>
     <w:p>
       <w:pPr>
-        <w:spacing w:line="400" w:lineRule="exact" w:before="60" w:after="60"/>
-        <w:ind w:firstLine="420"/>
+        <w:spacing w:line="400" w:lineRule="exact" w:after="80"/>
       </w:pPr>
       <w:r>
         <w:rPr>
           <w:rFonts w:ascii="微软雅黑" w:hAnsi="微软雅黑" w:eastAsia="微软雅黑"/>
-          <w:b w:val="0"/>
+          <w:color w:val="000000"/>
           <w:sz w:val="21"/>
         </w:rPr>
         <w:t>中国金融科技AI应用市场规模达500亿元（TAM），其中AI+投研/风控/合规细分市场50亿元（SAM），Agentic AI金融平台市场5亿元（SOM）。市场年复合增长率超过35%，先发优势明显。</w:t>
@@ -2281,10 +1900,12 @@
     <w:p>
       <w:pPr>
         <w:pStyle w:val="Heading2"/>
+        <w:spacing w:before="240" w:after="80"/>
       </w:pPr>
       <w:r>
         <w:rPr>
           <w:rFonts w:ascii="微软雅黑" w:hAnsi="微软雅黑" w:eastAsia="微软雅黑"/>
+          <w:b/>
           <w:color w:val="2B579A"/>
           <w:sz w:val="28"/>
         </w:rPr>
@@ -2293,13 +1914,12 @@
     </w:p>
     <w:p>
       <w:pPr>
-        <w:spacing w:line="400" w:lineRule="exact" w:before="60" w:after="60"/>
-        <w:ind w:firstLine="420"/>
+        <w:spacing w:line="400" w:lineRule="exact" w:after="80"/>
       </w:pPr>
       <w:r>
         <w:rPr>
           <w:rFonts w:ascii="微软雅黑" w:hAnsi="微软雅黑" w:eastAsia="微软雅黑"/>
-          <w:b w:val="0"/>
+          <w:color w:val="000000"/>
           <w:sz w:val="21"/>
         </w:rPr>
         <w:t>采用SaaS三层定价模式：基础版（299元/月，个人投资者）、专业版（999元/月，小型工作室）、企业版（5万起/年，金融机构）。预计第三年ARR达1.2亿元，毛利率82%。</w:t>
@@ -2308,10 +1928,12 @@
     <w:p>
       <w:pPr>
         <w:pStyle w:val="Heading2"/>
+        <w:spacing w:before="240" w:after="80"/>
       </w:pPr>
       <w:r>
         <w:rPr>
           <w:rFonts w:ascii="微软雅黑" w:hAnsi="微软雅黑" w:eastAsia="微软雅黑"/>
+          <w:b/>
           <w:color w:val="2B579A"/>
           <w:sz w:val="28"/>
         </w:rPr>
@@ -2334,12 +1956,11 @@
       <w:tr>
         <w:tc>
           <w:tcPr>
-            <w:tcW w:type="dxa" w:w="1417"/>
+            <w:tcW w:type="dxa" w:w="1984"/>
             <w:shd w:fill="1A3C6E"/>
           </w:tcPr>
           <w:p>
             <w:pPr>
-              <w:spacing w:before="40" w:after="40"/>
               <w:jc w:val="center"/>
             </w:pPr>
             <w:r/>
@@ -2348,7 +1969,7 @@
                 <w:rFonts w:ascii="微软雅黑" w:hAnsi="微软雅黑" w:eastAsia="微软雅黑"/>
                 <w:b/>
                 <w:color w:val="FFFFFF"/>
-                <w:sz w:val="20"/>
+                <w:sz w:val="21"/>
               </w:rPr>
               <w:t>维度</w:t>
             </w:r>
@@ -2356,12 +1977,11 @@
         </w:tc>
         <w:tc>
           <w:tcPr>
-            <w:tcW w:type="dxa" w:w="1984"/>
+            <w:tcW w:type="dxa" w:w="2268"/>
             <w:shd w:fill="1A3C6E"/>
           </w:tcPr>
           <w:p>
             <w:pPr>
-              <w:spacing w:before="40" w:after="40"/>
               <w:jc w:val="center"/>
             </w:pPr>
             <w:r/>
@@ -2370,7 +1990,7 @@
                 <w:rFonts w:ascii="微软雅黑" w:hAnsi="微软雅黑" w:eastAsia="微软雅黑"/>
                 <w:b/>
                 <w:color w:val="FFFFFF"/>
-                <w:sz w:val="20"/>
+                <w:sz w:val="21"/>
               </w:rPr>
               <w:t>传统金融终端</w:t>
             </w:r>
@@ -2378,12 +1998,11 @@
         </w:tc>
         <w:tc>
           <w:tcPr>
-            <w:tcW w:type="dxa" w:w="1984"/>
+            <w:tcW w:type="dxa" w:w="2268"/>
             <w:shd w:fill="1A3C6E"/>
           </w:tcPr>
           <w:p>
             <w:pPr>
-              <w:spacing w:before="40" w:after="40"/>
               <w:jc w:val="center"/>
             </w:pPr>
             <w:r/>
@@ -2392,7 +2011,7 @@
                 <w:rFonts w:ascii="微软雅黑" w:hAnsi="微软雅黑" w:eastAsia="微软雅黑"/>
                 <w:b/>
                 <w:color w:val="FFFFFF"/>
-                <w:sz w:val="20"/>
+                <w:sz w:val="21"/>
               </w:rPr>
               <w:t>通用AI工具</w:t>
             </w:r>
@@ -2400,12 +2019,11 @@
         </w:tc>
         <w:tc>
           <w:tcPr>
-            <w:tcW w:type="dxa" w:w="1984"/>
+            <w:tcW w:type="dxa" w:w="2551"/>
             <w:shd w:fill="1A3C6E"/>
           </w:tcPr>
           <w:p>
             <w:pPr>
-              <w:spacing w:before="40" w:after="40"/>
               <w:jc w:val="center"/>
             </w:pPr>
             <w:r/>
@@ -2414,7 +2032,7 @@
                 <w:rFonts w:ascii="微软雅黑" w:hAnsi="微软雅黑" w:eastAsia="微软雅黑"/>
                 <w:b/>
                 <w:color w:val="FFFFFF"/>
-                <w:sz w:val="20"/>
+                <w:sz w:val="21"/>
               </w:rPr>
               <w:t>FinAgent Pro</w:t>
             </w:r>
@@ -2424,19 +2042,14 @@
       <w:tr>
         <w:tc>
           <w:tcPr>
-            <w:tcW w:type="dxa" w:w="1417"/>
+            <w:tcW w:type="dxa" w:w="1984"/>
           </w:tcPr>
           <w:p>
-            <w:pPr>
-              <w:spacing w:before="40" w:after="40"/>
-              <w:jc w:val="left"/>
-            </w:pPr>
             <w:r/>
             <w:r>
               <w:rPr>
                 <w:rFonts w:ascii="微软雅黑" w:hAnsi="微软雅黑" w:eastAsia="微软雅黑"/>
-                <w:b/>
-                <w:sz w:val="19"/>
+                <w:sz w:val="21"/>
               </w:rPr>
               <w:t>专业深度</w:t>
             </w:r>
@@ -2444,19 +2057,14 @@
         </w:tc>
         <w:tc>
           <w:tcPr>
-            <w:tcW w:type="dxa" w:w="1984"/>
+            <w:tcW w:type="dxa" w:w="2268"/>
           </w:tcPr>
           <w:p>
-            <w:pPr>
-              <w:spacing w:before="40" w:after="40"/>
-              <w:jc w:val="left"/>
-            </w:pPr>
             <w:r/>
             <w:r>
               <w:rPr>
                 <w:rFonts w:ascii="微软雅黑" w:hAnsi="微软雅黑" w:eastAsia="微软雅黑"/>
-                <w:b w:val="0"/>
-                <w:sz w:val="19"/>
+                <w:sz w:val="21"/>
               </w:rPr>
               <w:t>高</w:t>
             </w:r>
@@ -2464,19 +2072,14 @@
         </w:tc>
         <w:tc>
           <w:tcPr>
-            <w:tcW w:type="dxa" w:w="1984"/>
+            <w:tcW w:type="dxa" w:w="2268"/>
           </w:tcPr>
           <w:p>
-            <w:pPr>
-              <w:spacing w:before="40" w:after="40"/>
-              <w:jc w:val="left"/>
-            </w:pPr>
             <w:r/>
             <w:r>
               <w:rPr>
                 <w:rFonts w:ascii="微软雅黑" w:hAnsi="微软雅黑" w:eastAsia="微软雅黑"/>
-                <w:b w:val="0"/>
-                <w:sz w:val="19"/>
+                <w:sz w:val="21"/>
               </w:rPr>
               <w:t>低</w:t>
             </w:r>
@@ -2484,19 +2087,14 @@
         </w:tc>
         <w:tc>
           <w:tcPr>
-            <w:tcW w:type="dxa" w:w="1984"/>
+            <w:tcW w:type="dxa" w:w="2551"/>
           </w:tcPr>
           <w:p>
-            <w:pPr>
-              <w:spacing w:before="40" w:after="40"/>
-              <w:jc w:val="left"/>
-            </w:pPr>
             <w:r/>
             <w:r>
               <w:rPr>
                 <w:rFonts w:ascii="微软雅黑" w:hAnsi="微软雅黑" w:eastAsia="微软雅黑"/>
-                <w:b w:val="0"/>
-                <w:sz w:val="19"/>
+                <w:sz w:val="21"/>
               </w:rPr>
               <w:t>高</w:t>
             </w:r>
@@ -2506,20 +2104,14 @@
       <w:tr>
         <w:tc>
           <w:tcPr>
-            <w:tcW w:type="dxa" w:w="1417"/>
-            <w:shd w:fill="E8F0FE"/>
+            <w:tcW w:type="dxa" w:w="1984"/>
           </w:tcPr>
           <w:p>
-            <w:pPr>
-              <w:spacing w:before="40" w:after="40"/>
-              <w:jc w:val="left"/>
-            </w:pPr>
             <w:r/>
             <w:r>
               <w:rPr>
                 <w:rFonts w:ascii="微软雅黑" w:hAnsi="微软雅黑" w:eastAsia="微软雅黑"/>
-                <w:b/>
-                <w:sz w:val="19"/>
+                <w:sz w:val="21"/>
               </w:rPr>
               <w:t>智能程度</w:t>
             </w:r>
@@ -2527,20 +2119,14 @@
         </w:tc>
         <w:tc>
           <w:tcPr>
-            <w:tcW w:type="dxa" w:w="1984"/>
-            <w:shd w:fill="E8F0FE"/>
+            <w:tcW w:type="dxa" w:w="2268"/>
           </w:tcPr>
           <w:p>
-            <w:pPr>
-              <w:spacing w:before="40" w:after="40"/>
-              <w:jc w:val="left"/>
-            </w:pPr>
             <w:r/>
             <w:r>
               <w:rPr>
                 <w:rFonts w:ascii="微软雅黑" w:hAnsi="微软雅黑" w:eastAsia="微软雅黑"/>
-                <w:b w:val="0"/>
-                <w:sz w:val="19"/>
+                <w:sz w:val="21"/>
               </w:rPr>
               <w:t>低</w:t>
             </w:r>
@@ -2548,20 +2134,14 @@
         </w:tc>
         <w:tc>
           <w:tcPr>
-            <w:tcW w:type="dxa" w:w="1984"/>
-            <w:shd w:fill="E8F0FE"/>
+            <w:tcW w:type="dxa" w:w="2268"/>
           </w:tcPr>
           <w:p>
-            <w:pPr>
-              <w:spacing w:before="40" w:after="40"/>
-              <w:jc w:val="left"/>
-            </w:pPr>
             <w:r/>
             <w:r>
               <w:rPr>
                 <w:rFonts w:ascii="微软雅黑" w:hAnsi="微软雅黑" w:eastAsia="微软雅黑"/>
-                <w:b w:val="0"/>
-                <w:sz w:val="19"/>
+                <w:sz w:val="21"/>
               </w:rPr>
               <w:t>中</w:t>
             </w:r>
@@ -2569,20 +2149,14 @@
         </w:tc>
         <w:tc>
           <w:tcPr>
-            <w:tcW w:type="dxa" w:w="1984"/>
-            <w:shd w:fill="E8F0FE"/>
+            <w:tcW w:type="dxa" w:w="2551"/>
           </w:tcPr>
           <w:p>
-            <w:pPr>
-              <w:spacing w:before="40" w:after="40"/>
-              <w:jc w:val="left"/>
-            </w:pPr>
             <w:r/>
             <w:r>
               <w:rPr>
                 <w:rFonts w:ascii="微软雅黑" w:hAnsi="微软雅黑" w:eastAsia="微软雅黑"/>
-                <w:b w:val="0"/>
-                <w:sz w:val="19"/>
+                <w:sz w:val="21"/>
               </w:rPr>
               <w:t>高</w:t>
             </w:r>
@@ -2592,19 +2166,14 @@
       <w:tr>
         <w:tc>
           <w:tcPr>
-            <w:tcW w:type="dxa" w:w="1417"/>
+            <w:tcW w:type="dxa" w:w="1984"/>
           </w:tcPr>
           <w:p>
-            <w:pPr>
-              <w:spacing w:before="40" w:after="40"/>
-              <w:jc w:val="left"/>
-            </w:pPr>
             <w:r/>
             <w:r>
               <w:rPr>
                 <w:rFonts w:ascii="微软雅黑" w:hAnsi="微软雅黑" w:eastAsia="微软雅黑"/>
-                <w:b/>
-                <w:sz w:val="19"/>
+                <w:sz w:val="21"/>
               </w:rPr>
               <w:t>自主性</w:t>
             </w:r>
@@ -2612,19 +2181,14 @@
         </w:tc>
         <w:tc>
           <w:tcPr>
-            <w:tcW w:type="dxa" w:w="1984"/>
+            <w:tcW w:type="dxa" w:w="2268"/>
           </w:tcPr>
           <w:p>
-            <w:pPr>
-              <w:spacing w:before="40" w:after="40"/>
-              <w:jc w:val="left"/>
-            </w:pPr>
             <w:r/>
             <w:r>
               <w:rPr>
                 <w:rFonts w:ascii="微软雅黑" w:hAnsi="微软雅黑" w:eastAsia="微软雅黑"/>
-                <w:b w:val="0"/>
-                <w:sz w:val="19"/>
+                <w:sz w:val="21"/>
               </w:rPr>
               <w:t>无</w:t>
             </w:r>
@@ -2632,19 +2196,14 @@
         </w:tc>
         <w:tc>
           <w:tcPr>
-            <w:tcW w:type="dxa" w:w="1984"/>
+            <w:tcW w:type="dxa" w:w="2268"/>
           </w:tcPr>
           <w:p>
-            <w:pPr>
-              <w:spacing w:before="40" w:after="40"/>
-              <w:jc w:val="left"/>
-            </w:pPr>
             <w:r/>
             <w:r>
               <w:rPr>
                 <w:rFonts w:ascii="微软雅黑" w:hAnsi="微软雅黑" w:eastAsia="微软雅黑"/>
-                <w:b w:val="0"/>
-                <w:sz w:val="19"/>
+                <w:sz w:val="21"/>
               </w:rPr>
               <w:t>低</w:t>
             </w:r>
@@ -2652,19 +2211,14 @@
         </w:tc>
         <w:tc>
           <w:tcPr>
-            <w:tcW w:type="dxa" w:w="1984"/>
+            <w:tcW w:type="dxa" w:w="2551"/>
           </w:tcPr>
           <w:p>
-            <w:pPr>
-              <w:spacing w:before="40" w:after="40"/>
-              <w:jc w:val="left"/>
-            </w:pPr>
             <w:r/>
             <w:r>
               <w:rPr>
                 <w:rFonts w:ascii="微软雅黑" w:hAnsi="微软雅黑" w:eastAsia="微软雅黑"/>
-                <w:b w:val="0"/>
-                <w:sz w:val="19"/>
+                <w:sz w:val="21"/>
               </w:rPr>
               <w:t>高</w:t>
             </w:r>
@@ -2674,20 +2228,14 @@
       <w:tr>
         <w:tc>
           <w:tcPr>
-            <w:tcW w:type="dxa" w:w="1417"/>
-            <w:shd w:fill="E8F0FE"/>
+            <w:tcW w:type="dxa" w:w="1984"/>
           </w:tcPr>
           <w:p>
-            <w:pPr>
-              <w:spacing w:before="40" w:after="40"/>
-              <w:jc w:val="left"/>
-            </w:pPr>
             <w:r/>
             <w:r>
               <w:rPr>
                 <w:rFonts w:ascii="微软雅黑" w:hAnsi="微软雅黑" w:eastAsia="微软雅黑"/>
-                <w:b/>
-                <w:sz w:val="19"/>
+                <w:sz w:val="21"/>
               </w:rPr>
               <w:t>合规能力</w:t>
             </w:r>
@@ -2695,20 +2243,14 @@
         </w:tc>
         <w:tc>
           <w:tcPr>
-            <w:tcW w:type="dxa" w:w="1984"/>
-            <w:shd w:fill="E8F0FE"/>
+            <w:tcW w:type="dxa" w:w="2268"/>
           </w:tcPr>
           <w:p>
-            <w:pPr>
-              <w:spacing w:before="40" w:after="40"/>
-              <w:jc w:val="left"/>
-            </w:pPr>
             <w:r/>
             <w:r>
               <w:rPr>
                 <w:rFonts w:ascii="微软雅黑" w:hAnsi="微软雅黑" w:eastAsia="微软雅黑"/>
-                <w:b w:val="0"/>
-                <w:sz w:val="19"/>
+                <w:sz w:val="21"/>
               </w:rPr>
               <w:t>中</w:t>
             </w:r>
@@ -2716,20 +2258,14 @@
         </w:tc>
         <w:tc>
           <w:tcPr>
-            <w:tcW w:type="dxa" w:w="1984"/>
-            <w:shd w:fill="E8F0FE"/>
+            <w:tcW w:type="dxa" w:w="2268"/>
           </w:tcPr>
           <w:p>
-            <w:pPr>
-              <w:spacing w:before="40" w:after="40"/>
-              <w:jc w:val="left"/>
-            </w:pPr>
             <w:r/>
             <w:r>
               <w:rPr>
                 <w:rFonts w:ascii="微软雅黑" w:hAnsi="微软雅黑" w:eastAsia="微软雅黑"/>
-                <w:b w:val="0"/>
-                <w:sz w:val="19"/>
+                <w:sz w:val="21"/>
               </w:rPr>
               <w:t>无</w:t>
             </w:r>
@@ -2737,20 +2273,14 @@
         </w:tc>
         <w:tc>
           <w:tcPr>
-            <w:tcW w:type="dxa" w:w="1984"/>
-            <w:shd w:fill="E8F0FE"/>
+            <w:tcW w:type="dxa" w:w="2551"/>
           </w:tcPr>
           <w:p>
-            <w:pPr>
-              <w:spacing w:before="40" w:after="40"/>
-              <w:jc w:val="left"/>
-            </w:pPr>
             <w:r/>
             <w:r>
               <w:rPr>
                 <w:rFonts w:ascii="微软雅黑" w:hAnsi="微软雅黑" w:eastAsia="微软雅黑"/>
-                <w:b w:val="0"/>
-                <w:sz w:val="19"/>
+                <w:sz w:val="21"/>
               </w:rPr>
               <w:t>高</w:t>
             </w:r>
@@ -2760,19 +2290,14 @@
       <w:tr>
         <w:tc>
           <w:tcPr>
-            <w:tcW w:type="dxa" w:w="1417"/>
+            <w:tcW w:type="dxa" w:w="1984"/>
           </w:tcPr>
           <w:p>
-            <w:pPr>
-              <w:spacing w:before="40" w:after="40"/>
-              <w:jc w:val="left"/>
-            </w:pPr>
             <w:r/>
             <w:r>
               <w:rPr>
                 <w:rFonts w:ascii="微软雅黑" w:hAnsi="微软雅黑" w:eastAsia="微软雅黑"/>
-                <w:b/>
-                <w:sz w:val="19"/>
+                <w:sz w:val="21"/>
               </w:rPr>
               <w:t>价格</w:t>
             </w:r>
@@ -2780,19 +2305,14 @@
         </w:tc>
         <w:tc>
           <w:tcPr>
-            <w:tcW w:type="dxa" w:w="1984"/>
+            <w:tcW w:type="dxa" w:w="2268"/>
           </w:tcPr>
           <w:p>
-            <w:pPr>
-              <w:spacing w:before="40" w:after="40"/>
-              <w:jc w:val="left"/>
-            </w:pPr>
             <w:r/>
             <w:r>
               <w:rPr>
                 <w:rFonts w:ascii="微软雅黑" w:hAnsi="微软雅黑" w:eastAsia="微软雅黑"/>
-                <w:b w:val="0"/>
-                <w:sz w:val="19"/>
+                <w:sz w:val="21"/>
               </w:rPr>
               <w:t>高</w:t>
             </w:r>
@@ -2800,19 +2320,14 @@
         </w:tc>
         <w:tc>
           <w:tcPr>
-            <w:tcW w:type="dxa" w:w="1984"/>
+            <w:tcW w:type="dxa" w:w="2268"/>
           </w:tcPr>
           <w:p>
-            <w:pPr>
-              <w:spacing w:before="40" w:after="40"/>
-              <w:jc w:val="left"/>
-            </w:pPr>
             <w:r/>
             <w:r>
               <w:rPr>
                 <w:rFonts w:ascii="微软雅黑" w:hAnsi="微软雅黑" w:eastAsia="微软雅黑"/>
-                <w:b w:val="0"/>
-                <w:sz w:val="19"/>
+                <w:sz w:val="21"/>
               </w:rPr>
               <w:t>低</w:t>
             </w:r>
@@ -2820,19 +2335,14 @@
         </w:tc>
         <w:tc>
           <w:tcPr>
-            <w:tcW w:type="dxa" w:w="1984"/>
+            <w:tcW w:type="dxa" w:w="2551"/>
           </w:tcPr>
           <w:p>
-            <w:pPr>
-              <w:spacing w:before="40" w:after="40"/>
-              <w:jc w:val="left"/>
-            </w:pPr>
             <w:r/>
             <w:r>
               <w:rPr>
                 <w:rFonts w:ascii="微软雅黑" w:hAnsi="微软雅黑" w:eastAsia="微软雅黑"/>
-                <w:b w:val="0"/>
-                <w:sz w:val="19"/>
+                <w:sz w:val="21"/>
               </w:rPr>
               <w:t>中</w:t>
             </w:r>
@@ -2842,26 +2352,12 @@
     </w:tbl>
     <w:p>
       <w:pPr>
-        <w:spacing w:line="400" w:lineRule="exact" w:before="60" w:after="60"/>
-        <w:ind w:firstLine="420"/>
+        <w:spacing w:line="400" w:lineRule="exact" w:after="80"/>
       </w:pPr>
       <w:r>
         <w:rPr>
           <w:rFonts w:ascii="微软雅黑" w:hAnsi="微软雅黑" w:eastAsia="微软雅黑"/>
-          <w:b w:val="0"/>
-          <w:sz w:val="21"/>
-        </w:rPr>
-      </w:r>
-    </w:p>
-    <w:p>
-      <w:pPr>
-        <w:spacing w:line="400" w:lineRule="exact" w:before="60" w:after="60"/>
-        <w:ind w:firstLine="420"/>
-      </w:pPr>
-      <w:r>
-        <w:rPr>
-          <w:rFonts w:ascii="微软雅黑" w:hAnsi="微软雅黑" w:eastAsia="微软雅黑"/>
-          <w:b w:val="0"/>
+          <w:color w:val="000000"/>
           <w:sz w:val="21"/>
         </w:rPr>
         <w:t>FinAgent Pro填补了传统金融终端与通用AI工具之间的市场空白，具备差异化竞争优势。</w:t>
@@ -2875,10 +2371,12 @@
     <w:p>
       <w:pPr>
         <w:pStyle w:val="Heading1"/>
+        <w:spacing w:before="360" w:after="120"/>
       </w:pPr>
       <w:r>
         <w:rPr>
           <w:rFonts w:ascii="微软雅黑" w:hAnsi="微软雅黑" w:eastAsia="微软雅黑"/>
+          <w:b/>
           <w:color w:val="1A3C6E"/>
           <w:sz w:val="36"/>
         </w:rPr>
@@ -2888,14 +2386,16 @@
     <w:p>
       <w:pPr>
         <w:pStyle w:val="Heading2"/>
+        <w:spacing w:before="240" w:after="80"/>
       </w:pPr>
       <w:r>
         <w:rPr>
           <w:rFonts w:ascii="微软雅黑" w:hAnsi="微软雅黑" w:eastAsia="微软雅黑"/>
+          <w:b/>
           <w:color w:val="2B579A"/>
           <w:sz w:val="28"/>
         </w:rPr>
-        <w:t>5.1 核心成员</w:t>
+        <w:t>5.1 创始人介绍</w:t>
       </w:r>
     </w:p>
     <w:tbl>
@@ -2906,20 +2406,17 @@
         <w:tblLook w:firstColumn="1" w:firstRow="1" w:lastColumn="0" w:lastRow="0" w:noHBand="0" w:noVBand="1" w:val="04A0"/>
       </w:tblPr>
       <w:tblGrid>
-        <w:gridCol w:w="2078"/>
-        <w:gridCol w:w="2078"/>
-        <w:gridCol w:w="2078"/>
-        <w:gridCol w:w="2078"/>
+        <w:gridCol w:w="4156"/>
+        <w:gridCol w:w="4156"/>
       </w:tblGrid>
       <w:tr>
         <w:tc>
           <w:tcPr>
-            <w:tcW w:type="dxa" w:w="1134"/>
+            <w:tcW w:type="dxa" w:w="2268"/>
             <w:shd w:fill="1A3C6E"/>
           </w:tcPr>
           <w:p>
             <w:pPr>
-              <w:spacing w:before="40" w:after="40"/>
               <w:jc w:val="center"/>
             </w:pPr>
             <w:r/>
@@ -2928,20 +2425,19 @@
                 <w:rFonts w:ascii="微软雅黑" w:hAnsi="微软雅黑" w:eastAsia="微软雅黑"/>
                 <w:b/>
                 <w:color w:val="FFFFFF"/>
-                <w:sz w:val="20"/>
+                <w:sz w:val="21"/>
               </w:rPr>
-              <w:t>姓名</w:t>
+              <w:t>项目</w:t>
             </w:r>
           </w:p>
         </w:tc>
         <w:tc>
           <w:tcPr>
-            <w:tcW w:type="dxa" w:w="1701"/>
+            <w:tcW w:type="dxa" w:w="6803"/>
             <w:shd w:fill="1A3C6E"/>
           </w:tcPr>
           <w:p>
             <w:pPr>
-              <w:spacing w:before="40" w:after="40"/>
               <w:jc w:val="center"/>
             </w:pPr>
             <w:r/>
@@ -2950,53 +2446,9 @@
                 <w:rFonts w:ascii="微软雅黑" w:hAnsi="微软雅黑" w:eastAsia="微软雅黑"/>
                 <w:b/>
                 <w:color w:val="FFFFFF"/>
-                <w:sz w:val="20"/>
+                <w:sz w:val="21"/>
               </w:rPr>
-              <w:t>职位</w:t>
-            </w:r>
-          </w:p>
-        </w:tc>
-        <w:tc>
-          <w:tcPr>
-            <w:tcW w:type="dxa" w:w="2551"/>
-            <w:shd w:fill="1A3C6E"/>
-          </w:tcPr>
-          <w:p>
-            <w:pPr>
-              <w:spacing w:before="40" w:after="40"/>
-              <w:jc w:val="center"/>
-            </w:pPr>
-            <w:r/>
-            <w:r>
-              <w:rPr>
-                <w:rFonts w:ascii="微软雅黑" w:hAnsi="微软雅黑" w:eastAsia="微软雅黑"/>
-                <w:b/>
-                <w:color w:val="FFFFFF"/>
-                <w:sz w:val="20"/>
-              </w:rPr>
-              <w:t>背景</w:t>
-            </w:r>
-          </w:p>
-        </w:tc>
-        <w:tc>
-          <w:tcPr>
-            <w:tcW w:type="dxa" w:w="1984"/>
-            <w:shd w:fill="1A3C6E"/>
-          </w:tcPr>
-          <w:p>
-            <w:pPr>
-              <w:spacing w:before="40" w:after="40"/>
-              <w:jc w:val="center"/>
-            </w:pPr>
-            <w:r/>
-            <w:r>
-              <w:rPr>
-                <w:rFonts w:ascii="微软雅黑" w:hAnsi="微软雅黑" w:eastAsia="微软雅黑"/>
-                <w:b/>
-                <w:color w:val="FFFFFF"/>
-                <w:sz w:val="20"/>
-              </w:rPr>
-              <w:t>核心贡献</w:t>
+              <w:t>内容</w:t>
             </w:r>
           </w:p>
         </w:tc>
@@ -3004,81 +2456,31 @@
       <w:tr>
         <w:tc>
           <w:tcPr>
-            <w:tcW w:type="dxa" w:w="1134"/>
+            <w:tcW w:type="dxa" w:w="2268"/>
           </w:tcPr>
           <w:p>
-            <w:pPr>
-              <w:spacing w:before="40" w:after="40"/>
-              <w:jc w:val="left"/>
-            </w:pPr>
             <w:r/>
             <w:r>
               <w:rPr>
                 <w:rFonts w:ascii="微软雅黑" w:hAnsi="微软雅黑" w:eastAsia="微软雅黑"/>
-                <w:b/>
-                <w:sz w:val="19"/>
+                <w:sz w:val="21"/>
               </w:rPr>
-              <w:t>张明</w:t>
+              <w:t>姓名</w:t>
             </w:r>
           </w:p>
         </w:tc>
         <w:tc>
           <w:tcPr>
-            <w:tcW w:type="dxa" w:w="1701"/>
+            <w:tcW w:type="dxa" w:w="6803"/>
           </w:tcPr>
           <w:p>
-            <w:pPr>
-              <w:spacing w:before="40" w:after="40"/>
-              <w:jc w:val="left"/>
-            </w:pPr>
             <w:r/>
             <w:r>
               <w:rPr>
                 <w:rFonts w:ascii="微软雅黑" w:hAnsi="微软雅黑" w:eastAsia="微软雅黑"/>
-                <w:b w:val="0"/>
-                <w:sz w:val="19"/>
+                <w:sz w:val="21"/>
               </w:rPr>
-              <w:t>CEO/创始人</w:t>
-            </w:r>
-          </w:p>
-        </w:tc>
-        <w:tc>
-          <w:tcPr>
-            <w:tcW w:type="dxa" w:w="2551"/>
-          </w:tcPr>
-          <w:p>
-            <w:pPr>
-              <w:spacing w:before="40" w:after="40"/>
-              <w:jc w:val="left"/>
-            </w:pPr>
-            <w:r/>
-            <w:r>
-              <w:rPr>
-                <w:rFonts w:ascii="微软雅黑" w:hAnsi="微软雅黑" w:eastAsia="微软雅黑"/>
-                <w:b w:val="0"/>
-                <w:sz w:val="19"/>
-              </w:rPr>
-              <w:t>10年金融科技经验，前头部券商技术负责人</w:t>
-            </w:r>
-          </w:p>
-        </w:tc>
-        <w:tc>
-          <w:tcPr>
-            <w:tcW w:type="dxa" w:w="1984"/>
-          </w:tcPr>
-          <w:p>
-            <w:pPr>
-              <w:spacing w:before="40" w:after="40"/>
-              <w:jc w:val="left"/>
-            </w:pPr>
-            <w:r/>
-            <w:r>
-              <w:rPr>
-                <w:rFonts w:ascii="微软雅黑" w:hAnsi="微软雅黑" w:eastAsia="微软雅黑"/>
-                <w:b w:val="0"/>
-                <w:sz w:val="19"/>
-              </w:rPr>
-              <w:t>产品战略、商业模式、行业资源</w:t>
+              <w:t>冯亦根</w:t>
             </w:r>
           </w:p>
         </w:tc>
@@ -3086,85 +2488,31 @@
       <w:tr>
         <w:tc>
           <w:tcPr>
-            <w:tcW w:type="dxa" w:w="1134"/>
-            <w:shd w:fill="E8F0FE"/>
+            <w:tcW w:type="dxa" w:w="2268"/>
           </w:tcPr>
           <w:p>
-            <w:pPr>
-              <w:spacing w:before="40" w:after="40"/>
-              <w:jc w:val="left"/>
-            </w:pPr>
             <w:r/>
             <w:r>
               <w:rPr>
                 <w:rFonts w:ascii="微软雅黑" w:hAnsi="微软雅黑" w:eastAsia="微软雅黑"/>
-                <w:b/>
-                <w:sz w:val="19"/>
+                <w:sz w:val="21"/>
               </w:rPr>
-              <w:t>李华</w:t>
+              <w:t>角色</w:t>
             </w:r>
           </w:p>
         </w:tc>
         <w:tc>
           <w:tcPr>
-            <w:tcW w:type="dxa" w:w="1701"/>
-            <w:shd w:fill="E8F0FE"/>
+            <w:tcW w:type="dxa" w:w="6803"/>
           </w:tcPr>
           <w:p>
-            <w:pPr>
-              <w:spacing w:before="40" w:after="40"/>
-              <w:jc w:val="left"/>
-            </w:pPr>
             <w:r/>
             <w:r>
               <w:rPr>
                 <w:rFonts w:ascii="微软雅黑" w:hAnsi="微软雅黑" w:eastAsia="微软雅黑"/>
-                <w:b w:val="0"/>
-                <w:sz w:val="19"/>
+                <w:sz w:val="21"/>
               </w:rPr>
-              <w:t>CTO/联合创始人</w:t>
-            </w:r>
-          </w:p>
-        </w:tc>
-        <w:tc>
-          <w:tcPr>
-            <w:tcW w:type="dxa" w:w="2551"/>
-            <w:shd w:fill="E8F0FE"/>
-          </w:tcPr>
-          <w:p>
-            <w:pPr>
-              <w:spacing w:before="40" w:after="40"/>
-              <w:jc w:val="left"/>
-            </w:pPr>
-            <w:r/>
-            <w:r>
-              <w:rPr>
-                <w:rFonts w:ascii="微软雅黑" w:hAnsi="微软雅黑" w:eastAsia="微软雅黑"/>
-                <w:b w:val="0"/>
-                <w:sz w:val="19"/>
-              </w:rPr>
-              <w:t>8年AI研发经验，前大厂AI Lab高级工程师</w:t>
-            </w:r>
-          </w:p>
-        </w:tc>
-        <w:tc>
-          <w:tcPr>
-            <w:tcW w:type="dxa" w:w="1984"/>
-            <w:shd w:fill="E8F0FE"/>
-          </w:tcPr>
-          <w:p>
-            <w:pPr>
-              <w:spacing w:before="40" w:after="40"/>
-              <w:jc w:val="left"/>
-            </w:pPr>
-            <w:r/>
-            <w:r>
-              <w:rPr>
-                <w:rFonts w:ascii="微软雅黑" w:hAnsi="微软雅黑" w:eastAsia="微软雅黑"/>
-                <w:b w:val="0"/>
-                <w:sz w:val="19"/>
-              </w:rPr>
-              <w:t>技术架构、ReAct引擎、多智能体系统</w:t>
+              <w:t>创始人 / 全栈开发 / 架构设计</w:t>
             </w:r>
           </w:p>
         </w:tc>
@@ -3172,81 +2520,31 @@
       <w:tr>
         <w:tc>
           <w:tcPr>
-            <w:tcW w:type="dxa" w:w="1134"/>
+            <w:tcW w:type="dxa" w:w="2268"/>
           </w:tcPr>
           <w:p>
-            <w:pPr>
-              <w:spacing w:before="40" w:after="40"/>
-              <w:jc w:val="left"/>
-            </w:pPr>
             <w:r/>
             <w:r>
               <w:rPr>
                 <w:rFonts w:ascii="微软雅黑" w:hAnsi="微软雅黑" w:eastAsia="微软雅黑"/>
-                <w:b/>
-                <w:sz w:val="19"/>
+                <w:sz w:val="21"/>
               </w:rPr>
-              <w:t>王芳</w:t>
+              <w:t>学校</w:t>
             </w:r>
           </w:p>
         </w:tc>
         <w:tc>
           <w:tcPr>
-            <w:tcW w:type="dxa" w:w="1701"/>
+            <w:tcW w:type="dxa" w:w="6803"/>
           </w:tcPr>
           <w:p>
-            <w:pPr>
-              <w:spacing w:before="40" w:after="40"/>
-              <w:jc w:val="left"/>
-            </w:pPr>
             <w:r/>
             <w:r>
               <w:rPr>
                 <w:rFonts w:ascii="微软雅黑" w:hAnsi="微软雅黑" w:eastAsia="微软雅黑"/>
-                <w:b w:val="0"/>
-                <w:sz w:val="19"/>
+                <w:sz w:val="21"/>
               </w:rPr>
-              <w:t>首席风控官</w:t>
-            </w:r>
-          </w:p>
-        </w:tc>
-        <w:tc>
-          <w:tcPr>
-            <w:tcW w:type="dxa" w:w="2551"/>
-          </w:tcPr>
-          <w:p>
-            <w:pPr>
-              <w:spacing w:before="40" w:after="40"/>
-              <w:jc w:val="left"/>
-            </w:pPr>
-            <w:r/>
-            <w:r>
-              <w:rPr>
-                <w:rFonts w:ascii="微软雅黑" w:hAnsi="微软雅黑" w:eastAsia="微软雅黑"/>
-                <w:b w:val="0"/>
-                <w:sz w:val="19"/>
-              </w:rPr>
-              <w:t>12年风控经验，CFA/FRM持证</w:t>
-            </w:r>
-          </w:p>
-        </w:tc>
-        <w:tc>
-          <w:tcPr>
-            <w:tcW w:type="dxa" w:w="1984"/>
-          </w:tcPr>
-          <w:p>
-            <w:pPr>
-              <w:spacing w:before="40" w:after="40"/>
-              <w:jc w:val="left"/>
-            </w:pPr>
-            <w:r/>
-            <w:r>
-              <w:rPr>
-                <w:rFonts w:ascii="微软雅黑" w:hAnsi="微软雅黑" w:eastAsia="微软雅黑"/>
-                <w:b w:val="0"/>
-                <w:sz w:val="19"/>
-              </w:rPr>
-              <w:t>风控模型、合规引擎、监管对接</w:t>
+              <w:t>浙江大学</w:t>
             </w:r>
           </w:p>
         </w:tc>
@@ -3254,85 +2552,31 @@
       <w:tr>
         <w:tc>
           <w:tcPr>
-            <w:tcW w:type="dxa" w:w="1134"/>
-            <w:shd w:fill="E8F0FE"/>
+            <w:tcW w:type="dxa" w:w="2268"/>
           </w:tcPr>
           <w:p>
-            <w:pPr>
-              <w:spacing w:before="40" w:after="40"/>
-              <w:jc w:val="left"/>
-            </w:pPr>
             <w:r/>
             <w:r>
               <w:rPr>
                 <w:rFonts w:ascii="微软雅黑" w:hAnsi="微软雅黑" w:eastAsia="微软雅黑"/>
-                <w:b/>
-                <w:sz w:val="19"/>
+                <w:sz w:val="21"/>
               </w:rPr>
-              <w:t>赵强</w:t>
+              <w:t>专业</w:t>
             </w:r>
           </w:p>
         </w:tc>
         <w:tc>
           <w:tcPr>
-            <w:tcW w:type="dxa" w:w="1701"/>
-            <w:shd w:fill="E8F0FE"/>
+            <w:tcW w:type="dxa" w:w="6803"/>
           </w:tcPr>
           <w:p>
-            <w:pPr>
-              <w:spacing w:before="40" w:after="40"/>
-              <w:jc w:val="left"/>
-            </w:pPr>
             <w:r/>
             <w:r>
               <w:rPr>
                 <w:rFonts w:ascii="微软雅黑" w:hAnsi="微软雅黑" w:eastAsia="微软雅黑"/>
-                <w:b w:val="0"/>
-                <w:sz w:val="19"/>
+                <w:sz w:val="21"/>
               </w:rPr>
-              <w:t>产品总监</w:t>
-            </w:r>
-          </w:p>
-        </w:tc>
-        <w:tc>
-          <w:tcPr>
-            <w:tcW w:type="dxa" w:w="2551"/>
-            <w:shd w:fill="E8F0FE"/>
-          </w:tcPr>
-          <w:p>
-            <w:pPr>
-              <w:spacing w:before="40" w:after="40"/>
-              <w:jc w:val="left"/>
-            </w:pPr>
-            <w:r/>
-            <w:r>
-              <w:rPr>
-                <w:rFonts w:ascii="微软雅黑" w:hAnsi="微软雅黑" w:eastAsia="微软雅黑"/>
-                <w:b w:val="0"/>
-                <w:sz w:val="19"/>
-              </w:rPr>
-              <w:t>6年金融产品经验，前知名Fintech产品经理</w:t>
-            </w:r>
-          </w:p>
-        </w:tc>
-        <w:tc>
-          <w:tcPr>
-            <w:tcW w:type="dxa" w:w="1984"/>
-            <w:shd w:fill="E8F0FE"/>
-          </w:tcPr>
-          <w:p>
-            <w:pPr>
-              <w:spacing w:before="40" w:after="40"/>
-              <w:jc w:val="left"/>
-            </w:pPr>
-            <w:r/>
-            <w:r>
-              <w:rPr>
-                <w:rFonts w:ascii="微软雅黑" w:hAnsi="微软雅黑" w:eastAsia="微软雅黑"/>
-                <w:b w:val="0"/>
-                <w:sz w:val="19"/>
-              </w:rPr>
-              <w:t>产品规划、用户体验、需求分析</w:t>
+              <w:t>计算机通信工程（本科）</w:t>
             </w:r>
           </w:p>
         </w:tc>
@@ -3340,153 +2584,314 @@
       <w:tr>
         <w:tc>
           <w:tcPr>
-            <w:tcW w:type="dxa" w:w="1134"/>
+            <w:tcW w:type="dxa" w:w="2268"/>
           </w:tcPr>
           <w:p>
-            <w:pPr>
-              <w:spacing w:before="40" w:after="40"/>
-              <w:jc w:val="left"/>
-            </w:pPr>
             <w:r/>
             <w:r>
               <w:rPr>
                 <w:rFonts w:ascii="微软雅黑" w:hAnsi="微软雅黑" w:eastAsia="微软雅黑"/>
-                <w:b/>
-                <w:sz w:val="19"/>
+                <w:sz w:val="21"/>
               </w:rPr>
-              <w:t>陈静</w:t>
+              <w:t>团队模式</w:t>
             </w:r>
           </w:p>
         </w:tc>
         <w:tc>
           <w:tcPr>
-            <w:tcW w:type="dxa" w:w="1701"/>
+            <w:tcW w:type="dxa" w:w="6803"/>
           </w:tcPr>
           <w:p>
-            <w:pPr>
-              <w:spacing w:before="40" w:after="40"/>
-              <w:jc w:val="left"/>
-            </w:pPr>
             <w:r/>
             <w:r>
               <w:rPr>
                 <w:rFonts w:ascii="微软雅黑" w:hAnsi="微软雅黑" w:eastAsia="微软雅黑"/>
-                <w:b w:val="0"/>
-                <w:sz w:val="19"/>
+                <w:sz w:val="21"/>
               </w:rPr>
-              <w:t>算法负责人</w:t>
-            </w:r>
-          </w:p>
-        </w:tc>
-        <w:tc>
-          <w:tcPr>
-            <w:tcW w:type="dxa" w:w="2551"/>
-          </w:tcPr>
-          <w:p>
-            <w:pPr>
-              <w:spacing w:before="40" w:after="40"/>
-              <w:jc w:val="left"/>
-            </w:pPr>
-            <w:r/>
-            <w:r>
-              <w:rPr>
-                <w:rFonts w:ascii="微软雅黑" w:hAnsi="微软雅黑" w:eastAsia="微软雅黑"/>
-                <w:b w:val="0"/>
-                <w:sz w:val="19"/>
-              </w:rPr>
-              <w:t>5年NLP经验，博士毕业于清华大学</w:t>
-            </w:r>
-          </w:p>
-        </w:tc>
-        <w:tc>
-          <w:tcPr>
-            <w:tcW w:type="dxa" w:w="1984"/>
-          </w:tcPr>
-          <w:p>
-            <w:pPr>
-              <w:spacing w:before="40" w:after="40"/>
-              <w:jc w:val="left"/>
-            </w:pPr>
-            <w:r/>
-            <w:r>
-              <w:rPr>
-                <w:rFonts w:ascii="微软雅黑" w:hAnsi="微软雅黑" w:eastAsia="微软雅黑"/>
-                <w:b w:val="0"/>
-                <w:sz w:val="19"/>
-              </w:rPr>
-              <w:t>NLP算法、情绪分析、知识图谱</w:t>
+              <w:t>OPC一人团队（AFAC大赛支持）</w:t>
             </w:r>
           </w:p>
         </w:tc>
       </w:tr>
     </w:tbl>
+    <w:p/>
     <w:p>
       <w:pPr>
-        <w:pStyle w:val="Heading2"/>
+        <w:spacing w:line="400" w:lineRule="exact" w:after="80"/>
       </w:pPr>
       <w:r>
         <w:rPr>
           <w:rFonts w:ascii="微软雅黑" w:hAnsi="微软雅黑" w:eastAsia="微软雅黑"/>
+          <w:color w:val="000000"/>
+          <w:sz w:val="21"/>
+        </w:rPr>
+        <w:t>冯亦根，浙江大学计算机通信工程专业本科生，兼具AI与通信工程复合背景，独立完成FinAgent Pro从架构设计到代码实现的全流程开发。作为OPC（One Person Company）一人团队模式的践行者，他以一己之力构建了包含6大专业智能体、ReAct推理引擎、三层记忆系统和完整前端界面的金融自主智能体平台，充分展现了AI时代个人创造力的无限可能。</w:t>
+      </w:r>
+    </w:p>
+    <w:p>
+      <w:pPr>
+        <w:pStyle w:val="Heading2"/>
+        <w:spacing w:before="240" w:after="80"/>
+      </w:pPr>
+      <w:r>
+        <w:rPr>
+          <w:rFonts w:ascii="微软雅黑" w:hAnsi="微软雅黑" w:eastAsia="微软雅黑"/>
+          <w:b/>
           <w:color w:val="2B579A"/>
           <w:sz w:val="28"/>
         </w:rPr>
-        <w:t>5.2 团队优势</w:t>
+        <w:t>5.2 一人团队的力量——OPC模式</w:t>
+      </w:r>
+    </w:p>
+    <w:p>
+      <w:pPr>
+        <w:spacing w:line="400" w:lineRule="exact" w:after="80"/>
+      </w:pPr>
+      <w:r>
+        <w:rPr>
+          <w:rFonts w:ascii="微软雅黑" w:hAnsi="微软雅黑" w:eastAsia="微软雅黑"/>
+          <w:color w:val="000000"/>
+          <w:sz w:val="21"/>
+        </w:rPr>
+        <w:t>AFAC2026金融智能创新大赛支持OPC（One Person Company）一人团队参赛模式，冯亦根正是这一模式的杰出代表。在AI工具的赋能下，一个人可以完成过去需要一个团队才能完成的工作——这就是AI时代的新生产力范式。</w:t>
+      </w:r>
+    </w:p>
+    <w:p>
+      <w:pPr>
+        <w:spacing w:line="400" w:lineRule="exact" w:after="80"/>
+      </w:pPr>
+      <w:r>
+        <w:rPr>
+          <w:rFonts w:ascii="微软雅黑" w:hAnsi="微软雅黑" w:eastAsia="微软雅黑"/>
+          <w:color w:val="000000"/>
+          <w:sz w:val="21"/>
+        </w:rPr>
+        <w:t>「一个人，一支队，以一当十」——这不是口号，而是冯亦根用代码和实践证明的现实：</w:t>
       </w:r>
     </w:p>
     <w:p>
       <w:pPr>
         <w:pStyle w:val="ListBullet"/>
-        <w:spacing w:before="40" w:after="40"/>
-        <w:ind w:left="850"/>
       </w:pPr>
       <w:r>
         <w:rPr>
           <w:rFonts w:ascii="微软雅黑" w:hAnsi="微软雅黑" w:eastAsia="微软雅黑"/>
+          <w:b w:val="0"/>
           <w:sz w:val="21"/>
         </w:rPr>
-        <w:t>金融+AI跨界组合：核心成员兼具金融行业深度和AI技术能力</w:t>
+        <w:t>架构设计：独立完成六层技术架构设计，从基础设施层到交互层，每一层的选型和接口定义均由一人把控，确保架构一致性和系统完整性</w:t>
       </w:r>
     </w:p>
     <w:p>
       <w:pPr>
         <w:pStyle w:val="ListBullet"/>
-        <w:spacing w:before="40" w:after="40"/>
-        <w:ind w:left="850"/>
       </w:pPr>
       <w:r>
         <w:rPr>
           <w:rFonts w:ascii="微软雅黑" w:hAnsi="微软雅黑" w:eastAsia="微软雅黑"/>
+          <w:b w:val="0"/>
           <w:sz w:val="21"/>
         </w:rPr>
-        <w:t>完整能力闭环：产品、技术、风控、算法全覆盖</w:t>
+        <w:t>ReAct推理引擎：从零实现「思考-行动-观察」推理闭环，包括工具调用、多步推理、错误恢复等核心机制，代码量超过5,000行</w:t>
       </w:r>
     </w:p>
     <w:p>
       <w:pPr>
         <w:pStyle w:val="ListBullet"/>
-        <w:spacing w:before="40" w:after="40"/>
-        <w:ind w:left="850"/>
       </w:pPr>
       <w:r>
         <w:rPr>
           <w:rFonts w:ascii="微软雅黑" w:hAnsi="微软雅黑" w:eastAsia="微软雅黑"/>
+          <w:b w:val="0"/>
           <w:sz w:val="21"/>
         </w:rPr>
-        <w:t>行业资源丰富：团队成员在金融行业拥有广泛人脉和客户资源</w:t>
+        <w:t>六大智能体：市场分析师、新闻解读员、风控专员、策略顾问、交易执行员、报告撰写员——每一个智能体的Prompt工程、工具配置、协同逻辑均由一人设计实现</w:t>
       </w:r>
     </w:p>
     <w:p>
       <w:pPr>
         <w:pStyle w:val="ListBullet"/>
-        <w:spacing w:before="40" w:after="40"/>
-        <w:ind w:left="850"/>
       </w:pPr>
       <w:r>
         <w:rPr>
           <w:rFonts w:ascii="微软雅黑" w:hAnsi="微软雅黑" w:eastAsia="微软雅黑"/>
+          <w:b w:val="0"/>
           <w:sz w:val="21"/>
         </w:rPr>
-        <w:t>执行力强：团队已有MVP原型，具备快速迭代能力</w:t>
+        <w:t>Orchestrator调度系统：实现三阶段流水线（规划→执行→整合）和加权协商算法，解决多智能体冲突消解问题</w:t>
+      </w:r>
+    </w:p>
+    <w:p>
+      <w:pPr>
+        <w:pStyle w:val="ListBullet"/>
+      </w:pPr>
+      <w:r>
+        <w:rPr>
+          <w:rFonts w:ascii="微软雅黑" w:hAnsi="微软雅黑" w:eastAsia="微软雅黑"/>
+          <w:b w:val="0"/>
+          <w:sz w:val="21"/>
+        </w:rPr>
+        <w:t>三层记忆架构：短期记忆、工作记忆、长期记忆的完整实现，支持智能体上下文感知和持续学习</w:t>
+      </w:r>
+    </w:p>
+    <w:p>
+      <w:pPr>
+        <w:pStyle w:val="ListBullet"/>
+      </w:pPr>
+      <w:r>
+        <w:rPr>
+          <w:rFonts w:ascii="微软雅黑" w:hAnsi="微软雅黑" w:eastAsia="微软雅黑"/>
+          <w:b w:val="0"/>
+          <w:sz w:val="21"/>
+        </w:rPr>
+        <w:t>前端全栈开发：基于React的Dashboard、分析页、对话页等完整用户界面，实现思维链可视化和实时交互</w:t>
+      </w:r>
+    </w:p>
+    <w:p>
+      <w:pPr>
+        <w:pStyle w:val="Heading2"/>
+        <w:spacing w:before="240" w:after="80"/>
+      </w:pPr>
+      <w:r>
+        <w:rPr>
+          <w:rFonts w:ascii="微软雅黑" w:hAnsi="微软雅黑" w:eastAsia="微软雅黑"/>
+          <w:b/>
+          <w:color w:val="2B579A"/>
+          <w:sz w:val="28"/>
+        </w:rPr>
+        <w:t>5.3 复合背景的优势</w:t>
+      </w:r>
+    </w:p>
+    <w:p>
+      <w:pPr>
+        <w:spacing w:line="400" w:lineRule="exact" w:after="80"/>
+      </w:pPr>
+      <w:r>
+        <w:rPr>
+          <w:rFonts w:ascii="微软雅黑" w:hAnsi="微软雅黑" w:eastAsia="微软雅黑"/>
+          <w:color w:val="000000"/>
+          <w:sz w:val="21"/>
+        </w:rPr>
+        <w:t>浙江大学计算机通信工程专业为冯亦根提供了独特的复合能力：</w:t>
+      </w:r>
+    </w:p>
+    <w:p>
+      <w:pPr>
+        <w:pStyle w:val="ListBullet"/>
+      </w:pPr>
+      <w:r>
+        <w:rPr>
+          <w:rFonts w:ascii="微软雅黑" w:hAnsi="微软雅黑" w:eastAsia="微软雅黑"/>
+          <w:b w:val="0"/>
+          <w:sz w:val="21"/>
+        </w:rPr>
+        <w:t>计算机科学：扎实的算法、数据结构、系统设计基础，支撑复杂系统架构能力</w:t>
+      </w:r>
+    </w:p>
+    <w:p>
+      <w:pPr>
+        <w:pStyle w:val="ListBullet"/>
+      </w:pPr>
+      <w:r>
+        <w:rPr>
+          <w:rFonts w:ascii="微软雅黑" w:hAnsi="微软雅黑" w:eastAsia="微软雅黑"/>
+          <w:b w:val="0"/>
+          <w:sz w:val="21"/>
+        </w:rPr>
+        <w:t>通信工程：信号处理、信息论、网络协议等知识，为金融时序数据分析和实时系统设计提供方法论支撑</w:t>
+      </w:r>
+    </w:p>
+    <w:p>
+      <w:pPr>
+        <w:pStyle w:val="ListBullet"/>
+      </w:pPr>
+      <w:r>
+        <w:rPr>
+          <w:rFonts w:ascii="微软雅黑" w:hAnsi="微软雅黑" w:eastAsia="微软雅黑"/>
+          <w:b w:val="0"/>
+          <w:sz w:val="21"/>
+        </w:rPr>
+        <w:t>AI工程化：将前沿AI研究（ReAct、Multi-Agent、Chain-of-Thought）转化为可落地的工程系统，实现从论文到产品的跨越</w:t>
+      </w:r>
+    </w:p>
+    <w:p>
+      <w:pPr>
+        <w:pStyle w:val="Heading2"/>
+        <w:spacing w:before="240" w:after="80"/>
+      </w:pPr>
+      <w:r>
+        <w:rPr>
+          <w:rFonts w:ascii="微软雅黑" w:hAnsi="微软雅黑" w:eastAsia="微软雅黑"/>
+          <w:b/>
+          <w:color w:val="2B579A"/>
+          <w:sz w:val="28"/>
+        </w:rPr>
+        <w:t>5.4 团队优势</w:t>
+      </w:r>
+    </w:p>
+    <w:p>
+      <w:pPr>
+        <w:pStyle w:val="ListBullet"/>
+      </w:pPr>
+      <w:r>
+        <w:rPr>
+          <w:rFonts w:ascii="微软雅黑" w:hAnsi="微软雅黑" w:eastAsia="微软雅黑"/>
+          <w:b w:val="0"/>
+          <w:sz w:val="21"/>
+        </w:rPr>
+        <w:t>极致执行力：一人决策、一人实现，零沟通成本，从想法到代码的转化效率极高</w:t>
+      </w:r>
+    </w:p>
+    <w:p>
+      <w:pPr>
+        <w:pStyle w:val="ListBullet"/>
+      </w:pPr>
+      <w:r>
+        <w:rPr>
+          <w:rFonts w:ascii="微软雅黑" w:hAnsi="微软雅黑" w:eastAsia="微软雅黑"/>
+          <w:b w:val="0"/>
+          <w:sz w:val="21"/>
+        </w:rPr>
+        <w:t>架构一致性：全栈一人把控，不存在多人协作的接口对齐问题，系统设计高度一致</w:t>
+      </w:r>
+    </w:p>
+    <w:p>
+      <w:pPr>
+        <w:pStyle w:val="ListBullet"/>
+      </w:pPr>
+      <w:r>
+        <w:rPr>
+          <w:rFonts w:ascii="微软雅黑" w:hAnsi="微软雅黑" w:eastAsia="微软雅黑"/>
+          <w:b w:val="0"/>
+          <w:sz w:val="21"/>
+        </w:rPr>
+        <w:t>AI赋能倍增：借助AI辅助编程工具，个人开发效率实现10倍提升，一人团队产出媲美传统5-10人团队</w:t>
+      </w:r>
+    </w:p>
+    <w:p>
+      <w:pPr>
+        <w:pStyle w:val="ListBullet"/>
+      </w:pPr>
+      <w:r>
+        <w:rPr>
+          <w:rFonts w:ascii="微软雅黑" w:hAnsi="微软雅黑" w:eastAsia="微软雅黑"/>
+          <w:b w:val="0"/>
+          <w:sz w:val="21"/>
+        </w:rPr>
+        <w:t>快速迭代：无需团队协调，可7×24小时持续迭代，MVP开发速度远超传统团队</w:t>
+      </w:r>
+    </w:p>
+    <w:p>
+      <w:pPr>
+        <w:pStyle w:val="ListBullet"/>
+      </w:pPr>
+      <w:r>
+        <w:rPr>
+          <w:rFonts w:ascii="微软雅黑" w:hAnsi="微软雅黑" w:eastAsia="微软雅黑"/>
+          <w:b w:val="0"/>
+          <w:sz w:val="21"/>
+        </w:rPr>
+        <w:t>成本优势：一人团队的运营成本极低，使产品可以更快的速度和更低的价格触达用户</w:t>
       </w:r>
     </w:p>
     <w:p>
@@ -3497,10 +2902,12 @@
     <w:p>
       <w:pPr>
         <w:pStyle w:val="Heading1"/>
+        <w:spacing w:before="360" w:after="120"/>
       </w:pPr>
       <w:r>
         <w:rPr>
           <w:rFonts w:ascii="微软雅黑" w:hAnsi="微软雅黑" w:eastAsia="微软雅黑"/>
+          <w:b/>
           <w:color w:val="1A3C6E"/>
           <w:sz w:val="36"/>
         </w:rPr>
@@ -3510,10 +2917,12 @@
     <w:p>
       <w:pPr>
         <w:pStyle w:val="Heading2"/>
+        <w:spacing w:before="240" w:after="80"/>
       </w:pPr>
       <w:r>
         <w:rPr>
           <w:rFonts w:ascii="微软雅黑" w:hAnsi="微软雅黑" w:eastAsia="微软雅黑"/>
+          <w:b/>
           <w:color w:val="2B579A"/>
           <w:sz w:val="28"/>
         </w:rPr>
@@ -3536,12 +2945,11 @@
       <w:tr>
         <w:tc>
           <w:tcPr>
-            <w:tcW w:type="dxa" w:w="567"/>
+            <w:tcW w:type="dxa" w:w="850"/>
             <w:shd w:fill="1A3C6E"/>
           </w:tcPr>
           <w:p>
             <w:pPr>
-              <w:spacing w:before="40" w:after="40"/>
               <w:jc w:val="center"/>
             </w:pPr>
             <w:r/>
@@ -3550,7 +2958,7 @@
                 <w:rFonts w:ascii="微软雅黑" w:hAnsi="微软雅黑" w:eastAsia="微软雅黑"/>
                 <w:b/>
                 <w:color w:val="FFFFFF"/>
-                <w:sz w:val="20"/>
+                <w:sz w:val="21"/>
               </w:rPr>
               <w:t>序号</w:t>
             </w:r>
@@ -3558,12 +2966,11 @@
         </w:tc>
         <w:tc>
           <w:tcPr>
-            <w:tcW w:type="dxa" w:w="1984"/>
+            <w:tcW w:type="dxa" w:w="2268"/>
             <w:shd w:fill="1A3C6E"/>
           </w:tcPr>
           <w:p>
             <w:pPr>
-              <w:spacing w:before="40" w:after="40"/>
               <w:jc w:val="center"/>
             </w:pPr>
             <w:r/>
@@ -3572,7 +2979,7 @@
                 <w:rFonts w:ascii="微软雅黑" w:hAnsi="微软雅黑" w:eastAsia="微软雅黑"/>
                 <w:b/>
                 <w:color w:val="FFFFFF"/>
-                <w:sz w:val="20"/>
+                <w:sz w:val="21"/>
               </w:rPr>
               <w:t>工作内容</w:t>
             </w:r>
@@ -3580,12 +2987,11 @@
         </w:tc>
         <w:tc>
           <w:tcPr>
-            <w:tcW w:type="dxa" w:w="1417"/>
+            <w:tcW w:type="dxa" w:w="1701"/>
             <w:shd w:fill="1A3C6E"/>
           </w:tcPr>
           <w:p>
             <w:pPr>
-              <w:spacing w:before="40" w:after="40"/>
               <w:jc w:val="center"/>
             </w:pPr>
             <w:r/>
@@ -3594,7 +3000,7 @@
                 <w:rFonts w:ascii="微软雅黑" w:hAnsi="微软雅黑" w:eastAsia="微软雅黑"/>
                 <w:b/>
                 <w:color w:val="FFFFFF"/>
-                <w:sz w:val="20"/>
+                <w:sz w:val="21"/>
               </w:rPr>
               <w:t>完成状态</w:t>
             </w:r>
@@ -3602,12 +3008,11 @@
         </w:tc>
         <w:tc>
           <w:tcPr>
-            <w:tcW w:type="dxa" w:w="3402"/>
+            <w:tcW w:type="dxa" w:w="4252"/>
             <w:shd w:fill="1A3C6E"/>
           </w:tcPr>
           <w:p>
             <w:pPr>
-              <w:spacing w:before="40" w:after="40"/>
               <w:jc w:val="center"/>
             </w:pPr>
             <w:r/>
@@ -3616,7 +3021,7 @@
                 <w:rFonts w:ascii="微软雅黑" w:hAnsi="微软雅黑" w:eastAsia="微软雅黑"/>
                 <w:b/>
                 <w:color w:val="FFFFFF"/>
-                <w:sz w:val="20"/>
+                <w:sz w:val="21"/>
               </w:rPr>
               <w:t>说明</w:t>
             </w:r>
@@ -3626,19 +3031,14 @@
       <w:tr>
         <w:tc>
           <w:tcPr>
-            <w:tcW w:type="dxa" w:w="567"/>
+            <w:tcW w:type="dxa" w:w="850"/>
           </w:tcPr>
           <w:p>
-            <w:pPr>
-              <w:spacing w:before="40" w:after="40"/>
-              <w:jc w:val="left"/>
-            </w:pPr>
             <w:r/>
             <w:r>
               <w:rPr>
                 <w:rFonts w:ascii="微软雅黑" w:hAnsi="微软雅黑" w:eastAsia="微软雅黑"/>
-                <w:b/>
-                <w:sz w:val="19"/>
+                <w:sz w:val="21"/>
               </w:rPr>
               <w:t>1</w:t>
             </w:r>
@@ -3646,19 +3046,14 @@
         </w:tc>
         <w:tc>
           <w:tcPr>
-            <w:tcW w:type="dxa" w:w="1984"/>
+            <w:tcW w:type="dxa" w:w="2268"/>
           </w:tcPr>
           <w:p>
-            <w:pPr>
-              <w:spacing w:before="40" w:after="40"/>
-              <w:jc w:val="left"/>
-            </w:pPr>
             <w:r/>
             <w:r>
               <w:rPr>
                 <w:rFonts w:ascii="微软雅黑" w:hAnsi="微软雅黑" w:eastAsia="微软雅黑"/>
-                <w:b w:val="0"/>
-                <w:sz w:val="19"/>
+                <w:sz w:val="21"/>
               </w:rPr>
               <w:t>技术架构设计</w:t>
             </w:r>
@@ -3666,19 +3061,14 @@
         </w:tc>
         <w:tc>
           <w:tcPr>
-            <w:tcW w:type="dxa" w:w="1417"/>
+            <w:tcW w:type="dxa" w:w="1701"/>
           </w:tcPr>
           <w:p>
-            <w:pPr>
-              <w:spacing w:before="40" w:after="40"/>
-              <w:jc w:val="left"/>
-            </w:pPr>
             <w:r/>
             <w:r>
               <w:rPr>
                 <w:rFonts w:ascii="微软雅黑" w:hAnsi="微软雅黑" w:eastAsia="微软雅黑"/>
-                <w:b w:val="0"/>
-                <w:sz w:val="19"/>
+                <w:sz w:val="21"/>
               </w:rPr>
               <w:t>✅ 已完成</w:t>
             </w:r>
@@ -3686,19 +3076,14 @@
         </w:tc>
         <w:tc>
           <w:tcPr>
-            <w:tcW w:type="dxa" w:w="3402"/>
+            <w:tcW w:type="dxa" w:w="4252"/>
           </w:tcPr>
           <w:p>
-            <w:pPr>
-              <w:spacing w:before="40" w:after="40"/>
-              <w:jc w:val="left"/>
-            </w:pPr>
             <w:r/>
             <w:r>
               <w:rPr>
                 <w:rFonts w:ascii="微软雅黑" w:hAnsi="微软雅黑" w:eastAsia="微软雅黑"/>
-                <w:b w:val="0"/>
-                <w:sz w:val="19"/>
+                <w:sz w:val="21"/>
               </w:rPr>
               <w:t>六层架构设计，技术选型确定</w:t>
             </w:r>
@@ -3708,20 +3093,14 @@
       <w:tr>
         <w:tc>
           <w:tcPr>
-            <w:tcW w:type="dxa" w:w="567"/>
-            <w:shd w:fill="E8F0FE"/>
+            <w:tcW w:type="dxa" w:w="850"/>
           </w:tcPr>
           <w:p>
-            <w:pPr>
-              <w:spacing w:before="40" w:after="40"/>
-              <w:jc w:val="left"/>
-            </w:pPr>
             <w:r/>
             <w:r>
               <w:rPr>
                 <w:rFonts w:ascii="微软雅黑" w:hAnsi="微软雅黑" w:eastAsia="微软雅黑"/>
-                <w:b/>
-                <w:sz w:val="19"/>
+                <w:sz w:val="21"/>
               </w:rPr>
               <w:t>2</w:t>
             </w:r>
@@ -3729,20 +3108,14 @@
         </w:tc>
         <w:tc>
           <w:tcPr>
-            <w:tcW w:type="dxa" w:w="1984"/>
-            <w:shd w:fill="E8F0FE"/>
+            <w:tcW w:type="dxa" w:w="2268"/>
           </w:tcPr>
           <w:p>
-            <w:pPr>
-              <w:spacing w:before="40" w:after="40"/>
-              <w:jc w:val="left"/>
-            </w:pPr>
             <w:r/>
             <w:r>
               <w:rPr>
                 <w:rFonts w:ascii="微软雅黑" w:hAnsi="微软雅黑" w:eastAsia="微软雅黑"/>
-                <w:b w:val="0"/>
-                <w:sz w:val="19"/>
+                <w:sz w:val="21"/>
               </w:rPr>
               <w:t>ReAct推理引擎</w:t>
             </w:r>
@@ -3750,20 +3123,14 @@
         </w:tc>
         <w:tc>
           <w:tcPr>
-            <w:tcW w:type="dxa" w:w="1417"/>
-            <w:shd w:fill="E8F0FE"/>
+            <w:tcW w:type="dxa" w:w="1701"/>
           </w:tcPr>
           <w:p>
-            <w:pPr>
-              <w:spacing w:before="40" w:after="40"/>
-              <w:jc w:val="left"/>
-            </w:pPr>
             <w:r/>
             <w:r>
               <w:rPr>
                 <w:rFonts w:ascii="微软雅黑" w:hAnsi="微软雅黑" w:eastAsia="微软雅黑"/>
-                <w:b w:val="0"/>
-                <w:sz w:val="19"/>
+                <w:sz w:val="21"/>
               </w:rPr>
               <w:t>✅ 已完成</w:t>
             </w:r>
@@ -3771,20 +3138,14 @@
         </w:tc>
         <w:tc>
           <w:tcPr>
-            <w:tcW w:type="dxa" w:w="3402"/>
-            <w:shd w:fill="E8F0FE"/>
+            <w:tcW w:type="dxa" w:w="4252"/>
           </w:tcPr>
           <w:p>
-            <w:pPr>
-              <w:spacing w:before="40" w:after="40"/>
-              <w:jc w:val="left"/>
-            </w:pPr>
             <w:r/>
             <w:r>
               <w:rPr>
                 <w:rFonts w:ascii="微软雅黑" w:hAnsi="微软雅黑" w:eastAsia="微软雅黑"/>
-                <w:b w:val="0"/>
-                <w:sz w:val="19"/>
+                <w:sz w:val="21"/>
               </w:rPr>
               <w:t>核心推理循环实现，支持多步推理</w:t>
             </w:r>
@@ -3794,19 +3155,14 @@
       <w:tr>
         <w:tc>
           <w:tcPr>
-            <w:tcW w:type="dxa" w:w="567"/>
+            <w:tcW w:type="dxa" w:w="850"/>
           </w:tcPr>
           <w:p>
-            <w:pPr>
-              <w:spacing w:before="40" w:after="40"/>
-              <w:jc w:val="left"/>
-            </w:pPr>
             <w:r/>
             <w:r>
               <w:rPr>
                 <w:rFonts w:ascii="微软雅黑" w:hAnsi="微软雅黑" w:eastAsia="微软雅黑"/>
-                <w:b/>
-                <w:sz w:val="19"/>
+                <w:sz w:val="21"/>
               </w:rPr>
               <w:t>3</w:t>
             </w:r>
@@ -3814,19 +3170,14 @@
         </w:tc>
         <w:tc>
           <w:tcPr>
-            <w:tcW w:type="dxa" w:w="1984"/>
+            <w:tcW w:type="dxa" w:w="2268"/>
           </w:tcPr>
           <w:p>
-            <w:pPr>
-              <w:spacing w:before="40" w:after="40"/>
-              <w:jc w:val="left"/>
-            </w:pPr>
             <w:r/>
             <w:r>
               <w:rPr>
                 <w:rFonts w:ascii="微软雅黑" w:hAnsi="微软雅黑" w:eastAsia="微软雅黑"/>
-                <w:b w:val="0"/>
-                <w:sz w:val="19"/>
+                <w:sz w:val="21"/>
               </w:rPr>
               <w:t>六大智能体原型</w:t>
             </w:r>
@@ -3834,19 +3185,14 @@
         </w:tc>
         <w:tc>
           <w:tcPr>
-            <w:tcW w:type="dxa" w:w="1417"/>
+            <w:tcW w:type="dxa" w:w="1701"/>
           </w:tcPr>
           <w:p>
-            <w:pPr>
-              <w:spacing w:before="40" w:after="40"/>
-              <w:jc w:val="left"/>
-            </w:pPr>
             <w:r/>
             <w:r>
               <w:rPr>
                 <w:rFonts w:ascii="微软雅黑" w:hAnsi="微软雅黑" w:eastAsia="微软雅黑"/>
-                <w:b w:val="0"/>
-                <w:sz w:val="19"/>
+                <w:sz w:val="21"/>
               </w:rPr>
               <w:t>✅ 已完成</w:t>
             </w:r>
@@ -3854,19 +3200,14 @@
         </w:tc>
         <w:tc>
           <w:tcPr>
-            <w:tcW w:type="dxa" w:w="3402"/>
+            <w:tcW w:type="dxa" w:w="4252"/>
           </w:tcPr>
           <w:p>
-            <w:pPr>
-              <w:spacing w:before="40" w:after="40"/>
-              <w:jc w:val="left"/>
-            </w:pPr>
             <w:r/>
             <w:r>
               <w:rPr>
                 <w:rFonts w:ascii="微软雅黑" w:hAnsi="微软雅黑" w:eastAsia="微软雅黑"/>
-                <w:b w:val="0"/>
-                <w:sz w:val="19"/>
+                <w:sz w:val="21"/>
               </w:rPr>
               <w:t>基础功能实现，可独立运行</w:t>
             </w:r>
@@ -3876,20 +3217,14 @@
       <w:tr>
         <w:tc>
           <w:tcPr>
-            <w:tcW w:type="dxa" w:w="567"/>
-            <w:shd w:fill="E8F0FE"/>
+            <w:tcW w:type="dxa" w:w="850"/>
           </w:tcPr>
           <w:p>
-            <w:pPr>
-              <w:spacing w:before="40" w:after="40"/>
-              <w:jc w:val="left"/>
-            </w:pPr>
             <w:r/>
             <w:r>
               <w:rPr>
                 <w:rFonts w:ascii="微软雅黑" w:hAnsi="微软雅黑" w:eastAsia="微软雅黑"/>
-                <w:b/>
-                <w:sz w:val="19"/>
+                <w:sz w:val="21"/>
               </w:rPr>
               <w:t>4</w:t>
             </w:r>
@@ -3897,20 +3232,14 @@
         </w:tc>
         <w:tc>
           <w:tcPr>
-            <w:tcW w:type="dxa" w:w="1984"/>
-            <w:shd w:fill="E8F0FE"/>
+            <w:tcW w:type="dxa" w:w="2268"/>
           </w:tcPr>
           <w:p>
-            <w:pPr>
-              <w:spacing w:before="40" w:after="40"/>
-              <w:jc w:val="left"/>
-            </w:pPr>
             <w:r/>
             <w:r>
               <w:rPr>
                 <w:rFonts w:ascii="微软雅黑" w:hAnsi="微软雅黑" w:eastAsia="微软雅黑"/>
-                <w:b w:val="0"/>
-                <w:sz w:val="19"/>
+                <w:sz w:val="21"/>
               </w:rPr>
               <w:t>Orchestrator调度</w:t>
             </w:r>
@@ -3918,20 +3247,14 @@
         </w:tc>
         <w:tc>
           <w:tcPr>
-            <w:tcW w:type="dxa" w:w="1417"/>
-            <w:shd w:fill="E8F0FE"/>
+            <w:tcW w:type="dxa" w:w="1701"/>
           </w:tcPr>
           <w:p>
-            <w:pPr>
-              <w:spacing w:before="40" w:after="40"/>
-              <w:jc w:val="left"/>
-            </w:pPr>
             <w:r/>
             <w:r>
               <w:rPr>
                 <w:rFonts w:ascii="微软雅黑" w:hAnsi="微软雅黑" w:eastAsia="微软雅黑"/>
-                <w:b w:val="0"/>
-                <w:sz w:val="19"/>
+                <w:sz w:val="21"/>
               </w:rPr>
               <w:t>✅ 已完成</w:t>
             </w:r>
@@ -3939,20 +3262,14 @@
         </w:tc>
         <w:tc>
           <w:tcPr>
-            <w:tcW w:type="dxa" w:w="3402"/>
-            <w:shd w:fill="E8F0FE"/>
+            <w:tcW w:type="dxa" w:w="4252"/>
           </w:tcPr>
           <w:p>
-            <w:pPr>
-              <w:spacing w:before="40" w:after="40"/>
-              <w:jc w:val="left"/>
-            </w:pPr>
             <w:r/>
             <w:r>
               <w:rPr>
                 <w:rFonts w:ascii="微软雅黑" w:hAnsi="微软雅黑" w:eastAsia="微软雅黑"/>
-                <w:b w:val="0"/>
-                <w:sz w:val="19"/>
+                <w:sz w:val="21"/>
               </w:rPr>
               <w:t>三阶段流水线，加权协商算法</w:t>
             </w:r>
@@ -3962,19 +3279,14 @@
       <w:tr>
         <w:tc>
           <w:tcPr>
-            <w:tcW w:type="dxa" w:w="567"/>
+            <w:tcW w:type="dxa" w:w="850"/>
           </w:tcPr>
           <w:p>
-            <w:pPr>
-              <w:spacing w:before="40" w:after="40"/>
-              <w:jc w:val="left"/>
-            </w:pPr>
             <w:r/>
             <w:r>
               <w:rPr>
                 <w:rFonts w:ascii="微软雅黑" w:hAnsi="微软雅黑" w:eastAsia="微软雅黑"/>
-                <w:b/>
-                <w:sz w:val="19"/>
+                <w:sz w:val="21"/>
               </w:rPr>
               <w:t>5</w:t>
             </w:r>
@@ -3982,19 +3294,14 @@
         </w:tc>
         <w:tc>
           <w:tcPr>
-            <w:tcW w:type="dxa" w:w="1984"/>
+            <w:tcW w:type="dxa" w:w="2268"/>
           </w:tcPr>
           <w:p>
-            <w:pPr>
-              <w:spacing w:before="40" w:after="40"/>
-              <w:jc w:val="left"/>
-            </w:pPr>
             <w:r/>
             <w:r>
               <w:rPr>
                 <w:rFonts w:ascii="微软雅黑" w:hAnsi="微软雅黑" w:eastAsia="微软雅黑"/>
-                <w:b w:val="0"/>
-                <w:sz w:val="19"/>
+                <w:sz w:val="21"/>
               </w:rPr>
               <w:t>前端界面</w:t>
             </w:r>
@@ -4002,19 +3309,14 @@
         </w:tc>
         <w:tc>
           <w:tcPr>
-            <w:tcW w:type="dxa" w:w="1417"/>
+            <w:tcW w:type="dxa" w:w="1701"/>
           </w:tcPr>
           <w:p>
-            <w:pPr>
-              <w:spacing w:before="40" w:after="40"/>
-              <w:jc w:val="left"/>
-            </w:pPr>
             <w:r/>
             <w:r>
               <w:rPr>
                 <w:rFonts w:ascii="微软雅黑" w:hAnsi="微软雅黑" w:eastAsia="微软雅黑"/>
-                <w:b w:val="0"/>
-                <w:sz w:val="19"/>
+                <w:sz w:val="21"/>
               </w:rPr>
               <w:t>🔄 进行中</w:t>
             </w:r>
@@ -4022,19 +3324,14 @@
         </w:tc>
         <w:tc>
           <w:tcPr>
-            <w:tcW w:type="dxa" w:w="3402"/>
+            <w:tcW w:type="dxa" w:w="4252"/>
           </w:tcPr>
           <w:p>
-            <w:pPr>
-              <w:spacing w:before="40" w:after="40"/>
-              <w:jc w:val="left"/>
-            </w:pPr>
             <w:r/>
             <w:r>
               <w:rPr>
                 <w:rFonts w:ascii="微软雅黑" w:hAnsi="微软雅黑" w:eastAsia="微软雅黑"/>
-                <w:b w:val="0"/>
-                <w:sz w:val="19"/>
+                <w:sz w:val="21"/>
               </w:rPr>
               <w:t>Dashboard、分析页、对话页已完成</w:t>
             </w:r>
@@ -4044,20 +3341,14 @@
       <w:tr>
         <w:tc>
           <w:tcPr>
-            <w:tcW w:type="dxa" w:w="567"/>
-            <w:shd w:fill="E8F0FE"/>
+            <w:tcW w:type="dxa" w:w="850"/>
           </w:tcPr>
           <w:p>
-            <w:pPr>
-              <w:spacing w:before="40" w:after="40"/>
-              <w:jc w:val="left"/>
-            </w:pPr>
             <w:r/>
             <w:r>
               <w:rPr>
                 <w:rFonts w:ascii="微软雅黑" w:hAnsi="微软雅黑" w:eastAsia="微软雅黑"/>
-                <w:b/>
-                <w:sz w:val="19"/>
+                <w:sz w:val="21"/>
               </w:rPr>
               <w:t>6</w:t>
             </w:r>
@@ -4065,20 +3356,14 @@
         </w:tc>
         <w:tc>
           <w:tcPr>
-            <w:tcW w:type="dxa" w:w="1984"/>
-            <w:shd w:fill="E8F0FE"/>
+            <w:tcW w:type="dxa" w:w="2268"/>
           </w:tcPr>
           <w:p>
-            <w:pPr>
-              <w:spacing w:before="40" w:after="40"/>
-              <w:jc w:val="left"/>
-            </w:pPr>
             <w:r/>
             <w:r>
               <w:rPr>
                 <w:rFonts w:ascii="微软雅黑" w:hAnsi="微软雅黑" w:eastAsia="微软雅黑"/>
-                <w:b w:val="0"/>
-                <w:sz w:val="19"/>
+                <w:sz w:val="21"/>
               </w:rPr>
               <w:t>合规引擎</w:t>
             </w:r>
@@ -4086,20 +3371,14 @@
         </w:tc>
         <w:tc>
           <w:tcPr>
-            <w:tcW w:type="dxa" w:w="1417"/>
-            <w:shd w:fill="E8F0FE"/>
+            <w:tcW w:type="dxa" w:w="1701"/>
           </w:tcPr>
           <w:p>
-            <w:pPr>
-              <w:spacing w:before="40" w:after="40"/>
-              <w:jc w:val="left"/>
-            </w:pPr>
             <w:r/>
             <w:r>
               <w:rPr>
                 <w:rFonts w:ascii="微软雅黑" w:hAnsi="微软雅黑" w:eastAsia="微软雅黑"/>
-                <w:b w:val="0"/>
-                <w:sz w:val="19"/>
+                <w:sz w:val="21"/>
               </w:rPr>
               <w:t>🔄 进行中</w:t>
             </w:r>
@@ -4107,20 +3386,14 @@
         </w:tc>
         <w:tc>
           <w:tcPr>
-            <w:tcW w:type="dxa" w:w="3402"/>
-            <w:shd w:fill="E8F0FE"/>
+            <w:tcW w:type="dxa" w:w="4252"/>
           </w:tcPr>
           <w:p>
-            <w:pPr>
-              <w:spacing w:before="40" w:after="40"/>
-              <w:jc w:val="left"/>
-            </w:pPr>
             <w:r/>
             <w:r>
               <w:rPr>
                 <w:rFonts w:ascii="微软雅黑" w:hAnsi="微软雅黑" w:eastAsia="微软雅黑"/>
-                <w:b w:val="0"/>
-                <w:sz w:val="19"/>
+                <w:sz w:val="21"/>
               </w:rPr>
               <w:t>核心规则已实现，持续扩充中</w:t>
             </w:r>
@@ -4131,10 +3404,12 @@
     <w:p>
       <w:pPr>
         <w:pStyle w:val="Heading2"/>
+        <w:spacing w:before="240" w:after="80"/>
       </w:pPr>
       <w:r>
         <w:rPr>
           <w:rFonts w:ascii="微软雅黑" w:hAnsi="微软雅黑" w:eastAsia="微软雅黑"/>
+          <w:b/>
           <w:color w:val="2B579A"/>
           <w:sz w:val="28"/>
         </w:rPr>
@@ -4156,12 +3431,11 @@
       <w:tr>
         <w:tc>
           <w:tcPr>
-            <w:tcW w:type="dxa" w:w="1417"/>
+            <w:tcW w:type="dxa" w:w="1701"/>
             <w:shd w:fill="1A3C6E"/>
           </w:tcPr>
           <w:p>
             <w:pPr>
-              <w:spacing w:before="40" w:after="40"/>
               <w:jc w:val="center"/>
             </w:pPr>
             <w:r/>
@@ -4170,7 +3444,7 @@
                 <w:rFonts w:ascii="微软雅黑" w:hAnsi="微软雅黑" w:eastAsia="微软雅黑"/>
                 <w:b/>
                 <w:color w:val="FFFFFF"/>
-                <w:sz w:val="20"/>
+                <w:sz w:val="21"/>
               </w:rPr>
               <w:t>阶段</w:t>
             </w:r>
@@ -4178,12 +3452,11 @@
         </w:tc>
         <w:tc>
           <w:tcPr>
-            <w:tcW w:type="dxa" w:w="1701"/>
+            <w:tcW w:type="dxa" w:w="1984"/>
             <w:shd w:fill="1A3C6E"/>
           </w:tcPr>
           <w:p>
             <w:pPr>
-              <w:spacing w:before="40" w:after="40"/>
               <w:jc w:val="center"/>
             </w:pPr>
             <w:r/>
@@ -4192,7 +3465,7 @@
                 <w:rFonts w:ascii="微软雅黑" w:hAnsi="微软雅黑" w:eastAsia="微软雅黑"/>
                 <w:b/>
                 <w:color w:val="FFFFFF"/>
-                <w:sz w:val="20"/>
+                <w:sz w:val="21"/>
               </w:rPr>
               <w:t>时间</w:t>
             </w:r>
@@ -4200,12 +3473,11 @@
         </w:tc>
         <w:tc>
           <w:tcPr>
-            <w:tcW w:type="dxa" w:w="4252"/>
+            <w:tcW w:type="dxa" w:w="5386"/>
             <w:shd w:fill="1A3C6E"/>
           </w:tcPr>
           <w:p>
             <w:pPr>
-              <w:spacing w:before="40" w:after="40"/>
               <w:jc w:val="center"/>
             </w:pPr>
             <w:r/>
@@ -4214,7 +3486,7 @@
                 <w:rFonts w:ascii="微软雅黑" w:hAnsi="微软雅黑" w:eastAsia="微软雅黑"/>
                 <w:b/>
                 <w:color w:val="FFFFFF"/>
-                <w:sz w:val="20"/>
+                <w:sz w:val="21"/>
               </w:rPr>
               <w:t>计划内容</w:t>
             </w:r>
@@ -4224,19 +3496,14 @@
       <w:tr>
         <w:tc>
           <w:tcPr>
-            <w:tcW w:type="dxa" w:w="1417"/>
+            <w:tcW w:type="dxa" w:w="1701"/>
           </w:tcPr>
           <w:p>
-            <w:pPr>
-              <w:spacing w:before="40" w:after="40"/>
-              <w:jc w:val="left"/>
-            </w:pPr>
             <w:r/>
             <w:r>
               <w:rPr>
                 <w:rFonts w:ascii="微软雅黑" w:hAnsi="微软雅黑" w:eastAsia="微软雅黑"/>
-                <w:b/>
-                <w:sz w:val="19"/>
+                <w:sz w:val="21"/>
               </w:rPr>
               <w:t>MVP完善</w:t>
             </w:r>
@@ -4244,19 +3511,14 @@
         </w:tc>
         <w:tc>
           <w:tcPr>
-            <w:tcW w:type="dxa" w:w="1701"/>
+            <w:tcW w:type="dxa" w:w="1984"/>
           </w:tcPr>
           <w:p>
-            <w:pPr>
-              <w:spacing w:before="40" w:after="40"/>
-              <w:jc w:val="left"/>
-            </w:pPr>
             <w:r/>
             <w:r>
               <w:rPr>
                 <w:rFonts w:ascii="微软雅黑" w:hAnsi="微软雅黑" w:eastAsia="微软雅黑"/>
-                <w:b w:val="0"/>
-                <w:sz w:val="19"/>
+                <w:sz w:val="21"/>
               </w:rPr>
               <w:t>2026年7-8月</w:t>
             </w:r>
@@ -4264,19 +3526,14 @@
         </w:tc>
         <w:tc>
           <w:tcPr>
-            <w:tcW w:type="dxa" w:w="4252"/>
+            <w:tcW w:type="dxa" w:w="5386"/>
           </w:tcPr>
           <w:p>
-            <w:pPr>
-              <w:spacing w:before="40" w:after="40"/>
-              <w:jc w:val="left"/>
-            </w:pPr>
             <w:r/>
             <w:r>
               <w:rPr>
                 <w:rFonts w:ascii="微软雅黑" w:hAnsi="微软雅黑" w:eastAsia="微软雅黑"/>
-                <w:b w:val="0"/>
-                <w:sz w:val="19"/>
+                <w:sz w:val="21"/>
               </w:rPr>
               <w:t>功能完善、性能优化、内测准备</w:t>
             </w:r>
@@ -4286,20 +3543,14 @@
       <w:tr>
         <w:tc>
           <w:tcPr>
-            <w:tcW w:type="dxa" w:w="1417"/>
-            <w:shd w:fill="E8F0FE"/>
+            <w:tcW w:type="dxa" w:w="1701"/>
           </w:tcPr>
           <w:p>
-            <w:pPr>
-              <w:spacing w:before="40" w:after="40"/>
-              <w:jc w:val="left"/>
-            </w:pPr>
             <w:r/>
             <w:r>
               <w:rPr>
                 <w:rFonts w:ascii="微软雅黑" w:hAnsi="微软雅黑" w:eastAsia="微软雅黑"/>
-                <w:b/>
-                <w:sz w:val="19"/>
+                <w:sz w:val="21"/>
               </w:rPr>
               <w:t>内测上线</w:t>
             </w:r>
@@ -4307,20 +3558,14 @@
         </w:tc>
         <w:tc>
           <w:tcPr>
-            <w:tcW w:type="dxa" w:w="1701"/>
-            <w:shd w:fill="E8F0FE"/>
+            <w:tcW w:type="dxa" w:w="1984"/>
           </w:tcPr>
           <w:p>
-            <w:pPr>
-              <w:spacing w:before="40" w:after="40"/>
-              <w:jc w:val="left"/>
-            </w:pPr>
             <w:r/>
             <w:r>
               <w:rPr>
                 <w:rFonts w:ascii="微软雅黑" w:hAnsi="微软雅黑" w:eastAsia="微软雅黑"/>
-                <w:b w:val="0"/>
-                <w:sz w:val="19"/>
+                <w:sz w:val="21"/>
               </w:rPr>
               <w:t>2026年9月</w:t>
             </w:r>
@@ -4328,20 +3573,14 @@
         </w:tc>
         <w:tc>
           <w:tcPr>
-            <w:tcW w:type="dxa" w:w="4252"/>
-            <w:shd w:fill="E8F0FE"/>
+            <w:tcW w:type="dxa" w:w="5386"/>
           </w:tcPr>
           <w:p>
-            <w:pPr>
-              <w:spacing w:before="40" w:after="40"/>
-              <w:jc w:val="left"/>
-            </w:pPr>
             <w:r/>
             <w:r>
               <w:rPr>
                 <w:rFonts w:ascii="微软雅黑" w:hAnsi="微软雅黑" w:eastAsia="微软雅黑"/>
-                <w:b w:val="0"/>
-                <w:sz w:val="19"/>
+                <w:sz w:val="21"/>
               </w:rPr>
               <w:t>邀请50名种子用户内测，收集反馈</w:t>
             </w:r>
@@ -4351,19 +3590,14 @@
       <w:tr>
         <w:tc>
           <w:tcPr>
-            <w:tcW w:type="dxa" w:w="1417"/>
+            <w:tcW w:type="dxa" w:w="1701"/>
           </w:tcPr>
           <w:p>
-            <w:pPr>
-              <w:spacing w:before="40" w:after="40"/>
-              <w:jc w:val="left"/>
-            </w:pPr>
             <w:r/>
             <w:r>
               <w:rPr>
                 <w:rFonts w:ascii="微软雅黑" w:hAnsi="微软雅黑" w:eastAsia="微软雅黑"/>
-                <w:b/>
-                <w:sz w:val="19"/>
+                <w:sz w:val="21"/>
               </w:rPr>
               <w:t>公测发布</w:t>
             </w:r>
@@ -4371,19 +3605,14 @@
         </w:tc>
         <w:tc>
           <w:tcPr>
-            <w:tcW w:type="dxa" w:w="1701"/>
+            <w:tcW w:type="dxa" w:w="1984"/>
           </w:tcPr>
           <w:p>
-            <w:pPr>
-              <w:spacing w:before="40" w:after="40"/>
-              <w:jc w:val="left"/>
-            </w:pPr>
             <w:r/>
             <w:r>
               <w:rPr>
                 <w:rFonts w:ascii="微软雅黑" w:hAnsi="微软雅黑" w:eastAsia="微软雅黑"/>
-                <w:b w:val="0"/>
-                <w:sz w:val="19"/>
+                <w:sz w:val="21"/>
               </w:rPr>
               <w:t>2026年11月</w:t>
             </w:r>
@@ -4391,19 +3620,14 @@
         </w:tc>
         <w:tc>
           <w:tcPr>
-            <w:tcW w:type="dxa" w:w="4252"/>
+            <w:tcW w:type="dxa" w:w="5386"/>
           </w:tcPr>
           <w:p>
-            <w:pPr>
-              <w:spacing w:before="40" w:after="40"/>
-              <w:jc w:val="left"/>
-            </w:pPr>
             <w:r/>
             <w:r>
               <w:rPr>
                 <w:rFonts w:ascii="微软雅黑" w:hAnsi="微软雅黑" w:eastAsia="微软雅黑"/>
-                <w:b w:val="0"/>
-                <w:sz w:val="19"/>
+                <w:sz w:val="21"/>
               </w:rPr>
               <w:t>开放注册，基础版和专业版上线</w:t>
             </w:r>
@@ -4413,20 +3637,14 @@
       <w:tr>
         <w:tc>
           <w:tcPr>
-            <w:tcW w:type="dxa" w:w="1417"/>
-            <w:shd w:fill="E8F0FE"/>
+            <w:tcW w:type="dxa" w:w="1701"/>
           </w:tcPr>
           <w:p>
-            <w:pPr>
-              <w:spacing w:before="40" w:after="40"/>
-              <w:jc w:val="left"/>
-            </w:pPr>
             <w:r/>
             <w:r>
               <w:rPr>
                 <w:rFonts w:ascii="微软雅黑" w:hAnsi="微软雅黑" w:eastAsia="微软雅黑"/>
-                <w:b/>
-                <w:sz w:val="19"/>
+                <w:sz w:val="21"/>
               </w:rPr>
               <w:t>企业版发布</w:t>
             </w:r>
@@ -4434,20 +3652,14 @@
         </w:tc>
         <w:tc>
           <w:tcPr>
-            <w:tcW w:type="dxa" w:w="1701"/>
-            <w:shd w:fill="E8F0FE"/>
+            <w:tcW w:type="dxa" w:w="1984"/>
           </w:tcPr>
           <w:p>
-            <w:pPr>
-              <w:spacing w:before="40" w:after="40"/>
-              <w:jc w:val="left"/>
-            </w:pPr>
             <w:r/>
             <w:r>
               <w:rPr>
                 <w:rFonts w:ascii="微软雅黑" w:hAnsi="微软雅黑" w:eastAsia="微软雅黑"/>
-                <w:b w:val="0"/>
-                <w:sz w:val="19"/>
+                <w:sz w:val="21"/>
               </w:rPr>
               <w:t>2027年3月</w:t>
             </w:r>
@@ -4455,20 +3667,14 @@
         </w:tc>
         <w:tc>
           <w:tcPr>
-            <w:tcW w:type="dxa" w:w="4252"/>
-            <w:shd w:fill="E8F0FE"/>
+            <w:tcW w:type="dxa" w:w="5386"/>
           </w:tcPr>
           <w:p>
-            <w:pPr>
-              <w:spacing w:before="40" w:after="40"/>
-              <w:jc w:val="left"/>
-            </w:pPr>
             <w:r/>
             <w:r>
               <w:rPr>
                 <w:rFonts w:ascii="微软雅黑" w:hAnsi="微软雅黑" w:eastAsia="微软雅黑"/>
-                <w:b w:val="0"/>
-                <w:sz w:val="19"/>
+                <w:sz w:val="21"/>
               </w:rPr>
               <w:t>企业版功能开发完成，启动销售</w:t>
             </w:r>
@@ -4479,10 +3685,12 @@
     <w:p>
       <w:pPr>
         <w:pStyle w:val="Heading2"/>
+        <w:spacing w:before="240" w:after="80"/>
       </w:pPr>
       <w:r>
         <w:rPr>
           <w:rFonts w:ascii="微软雅黑" w:hAnsi="微软雅黑" w:eastAsia="微软雅黑"/>
+          <w:b/>
           <w:color w:val="2B579A"/>
           <w:sz w:val="28"/>
         </w:rPr>
@@ -4509,7 +3717,6 @@
           </w:tcPr>
           <w:p>
             <w:pPr>
-              <w:spacing w:before="40" w:after="40"/>
               <w:jc w:val="center"/>
             </w:pPr>
             <w:r/>
@@ -4518,7 +3725,7 @@
                 <w:rFonts w:ascii="微软雅黑" w:hAnsi="微软雅黑" w:eastAsia="微软雅黑"/>
                 <w:b/>
                 <w:color w:val="FFFFFF"/>
-                <w:sz w:val="20"/>
+                <w:sz w:val="21"/>
               </w:rPr>
               <w:t>里程碑</w:t>
             </w:r>
@@ -4526,12 +3733,11 @@
         </w:tc>
         <w:tc>
           <w:tcPr>
-            <w:tcW w:type="dxa" w:w="1701"/>
+            <w:tcW w:type="dxa" w:w="1984"/>
             <w:shd w:fill="1A3C6E"/>
           </w:tcPr>
           <w:p>
             <w:pPr>
-              <w:spacing w:before="40" w:after="40"/>
               <w:jc w:val="center"/>
             </w:pPr>
             <w:r/>
@@ -4540,7 +3746,7 @@
                 <w:rFonts w:ascii="微软雅黑" w:hAnsi="微软雅黑" w:eastAsia="微软雅黑"/>
                 <w:b/>
                 <w:color w:val="FFFFFF"/>
-                <w:sz w:val="20"/>
+                <w:sz w:val="21"/>
               </w:rPr>
               <w:t>预计时间</w:t>
             </w:r>
@@ -4548,12 +3754,11 @@
         </w:tc>
         <w:tc>
           <w:tcPr>
-            <w:tcW w:type="dxa" w:w="3969"/>
+            <w:tcW w:type="dxa" w:w="5386"/>
             <w:shd w:fill="1A3C6E"/>
           </w:tcPr>
           <w:p>
             <w:pPr>
-              <w:spacing w:before="40" w:after="40"/>
               <w:jc w:val="center"/>
             </w:pPr>
             <w:r/>
@@ -4562,7 +3767,7 @@
                 <w:rFonts w:ascii="微软雅黑" w:hAnsi="微软雅黑" w:eastAsia="微软雅黑"/>
                 <w:b/>
                 <w:color w:val="FFFFFF"/>
-                <w:sz w:val="20"/>
+                <w:sz w:val="21"/>
               </w:rPr>
               <w:t>关键指标</w:t>
             </w:r>
@@ -4575,16 +3780,11 @@
             <w:tcW w:type="dxa" w:w="1701"/>
           </w:tcPr>
           <w:p>
-            <w:pPr>
-              <w:spacing w:before="40" w:after="40"/>
-              <w:jc w:val="left"/>
-            </w:pPr>
             <w:r/>
             <w:r>
               <w:rPr>
                 <w:rFonts w:ascii="微软雅黑" w:hAnsi="微软雅黑" w:eastAsia="微软雅黑"/>
-                <w:b/>
-                <w:sz w:val="19"/>
+                <w:sz w:val="21"/>
               </w:rPr>
               <w:t>MVP上线</w:t>
             </w:r>
@@ -4592,19 +3792,14 @@
         </w:tc>
         <w:tc>
           <w:tcPr>
-            <w:tcW w:type="dxa" w:w="1701"/>
+            <w:tcW w:type="dxa" w:w="1984"/>
           </w:tcPr>
           <w:p>
-            <w:pPr>
-              <w:spacing w:before="40" w:after="40"/>
-              <w:jc w:val="left"/>
-            </w:pPr>
             <w:r/>
             <w:r>
               <w:rPr>
                 <w:rFonts w:ascii="微软雅黑" w:hAnsi="微软雅黑" w:eastAsia="微软雅黑"/>
-                <w:b w:val="0"/>
-                <w:sz w:val="19"/>
+                <w:sz w:val="21"/>
               </w:rPr>
               <w:t>2026年9月</w:t>
             </w:r>
@@ -4612,19 +3807,14 @@
         </w:tc>
         <w:tc>
           <w:tcPr>
-            <w:tcW w:type="dxa" w:w="3969"/>
+            <w:tcW w:type="dxa" w:w="5386"/>
           </w:tcPr>
           <w:p>
-            <w:pPr>
-              <w:spacing w:before="40" w:after="40"/>
-              <w:jc w:val="left"/>
-            </w:pPr>
             <w:r/>
             <w:r>
               <w:rPr>
                 <w:rFonts w:ascii="微软雅黑" w:hAnsi="微软雅黑" w:eastAsia="微软雅黑"/>
-                <w:b w:val="0"/>
-                <w:sz w:val="19"/>
+                <w:sz w:val="21"/>
               </w:rPr>
               <w:t>核心功能可用，100+注册用户</w:t>
             </w:r>
@@ -4635,19 +3825,13 @@
         <w:tc>
           <w:tcPr>
             <w:tcW w:type="dxa" w:w="1701"/>
-            <w:shd w:fill="E8F0FE"/>
           </w:tcPr>
           <w:p>
-            <w:pPr>
-              <w:spacing w:before="40" w:after="40"/>
-              <w:jc w:val="left"/>
-            </w:pPr>
             <w:r/>
             <w:r>
               <w:rPr>
                 <w:rFonts w:ascii="微软雅黑" w:hAnsi="微软雅黑" w:eastAsia="微软雅黑"/>
-                <w:b/>
-                <w:sz w:val="19"/>
+                <w:sz w:val="21"/>
               </w:rPr>
               <w:t>首批付费</w:t>
             </w:r>
@@ -4655,20 +3839,14 @@
         </w:tc>
         <w:tc>
           <w:tcPr>
-            <w:tcW w:type="dxa" w:w="1701"/>
-            <w:shd w:fill="E8F0FE"/>
+            <w:tcW w:type="dxa" w:w="1984"/>
           </w:tcPr>
           <w:p>
-            <w:pPr>
-              <w:spacing w:before="40" w:after="40"/>
-              <w:jc w:val="left"/>
-            </w:pPr>
             <w:r/>
             <w:r>
               <w:rPr>
                 <w:rFonts w:ascii="微软雅黑" w:hAnsi="微软雅黑" w:eastAsia="微软雅黑"/>
-                <w:b w:val="0"/>
-                <w:sz w:val="19"/>
+                <w:sz w:val="21"/>
               </w:rPr>
               <w:t>2026年11月</w:t>
             </w:r>
@@ -4676,20 +3854,14 @@
         </w:tc>
         <w:tc>
           <w:tcPr>
-            <w:tcW w:type="dxa" w:w="3969"/>
-            <w:shd w:fill="E8F0FE"/>
+            <w:tcW w:type="dxa" w:w="5386"/>
           </w:tcPr>
           <w:p>
-            <w:pPr>
-              <w:spacing w:before="40" w:after="40"/>
-              <w:jc w:val="left"/>
-            </w:pPr>
             <w:r/>
             <w:r>
               <w:rPr>
                 <w:rFonts w:ascii="微软雅黑" w:hAnsi="微软雅黑" w:eastAsia="微软雅黑"/>
-                <w:b w:val="0"/>
-                <w:sz w:val="19"/>
+                <w:sz w:val="21"/>
               </w:rPr>
               <w:t>10+付费用户，ARR突破50万</w:t>
             </w:r>
@@ -4702,16 +3874,11 @@
             <w:tcW w:type="dxa" w:w="1701"/>
           </w:tcPr>
           <w:p>
-            <w:pPr>
-              <w:spacing w:before="40" w:after="40"/>
-              <w:jc w:val="left"/>
-            </w:pPr>
             <w:r/>
             <w:r>
               <w:rPr>
                 <w:rFonts w:ascii="微软雅黑" w:hAnsi="微软雅黑" w:eastAsia="微软雅黑"/>
-                <w:b/>
-                <w:sz w:val="19"/>
+                <w:sz w:val="21"/>
               </w:rPr>
               <w:t>企业版发布</w:t>
             </w:r>
@@ -4719,19 +3886,14 @@
         </w:tc>
         <w:tc>
           <w:tcPr>
-            <w:tcW w:type="dxa" w:w="1701"/>
+            <w:tcW w:type="dxa" w:w="1984"/>
           </w:tcPr>
           <w:p>
-            <w:pPr>
-              <w:spacing w:before="40" w:after="40"/>
-              <w:jc w:val="left"/>
-            </w:pPr>
             <w:r/>
             <w:r>
               <w:rPr>
                 <w:rFonts w:ascii="微软雅黑" w:hAnsi="微软雅黑" w:eastAsia="微软雅黑"/>
-                <w:b w:val="0"/>
-                <w:sz w:val="19"/>
+                <w:sz w:val="21"/>
               </w:rPr>
               <w:t>2027年3月</w:t>
             </w:r>
@@ -4739,19 +3901,14 @@
         </w:tc>
         <w:tc>
           <w:tcPr>
-            <w:tcW w:type="dxa" w:w="3969"/>
+            <w:tcW w:type="dxa" w:w="5386"/>
           </w:tcPr>
           <w:p>
-            <w:pPr>
-              <w:spacing w:before="40" w:after="40"/>
-              <w:jc w:val="left"/>
-            </w:pPr>
             <w:r/>
             <w:r>
               <w:rPr>
                 <w:rFonts w:ascii="微软雅黑" w:hAnsi="微软雅黑" w:eastAsia="微软雅黑"/>
-                <w:b w:val="0"/>
-                <w:sz w:val="19"/>
+                <w:sz w:val="21"/>
               </w:rPr>
               <w:t>5+企业客户，ARR突破500万</w:t>
             </w:r>
@@ -4762,19 +3919,13 @@
         <w:tc>
           <w:tcPr>
             <w:tcW w:type="dxa" w:w="1701"/>
-            <w:shd w:fill="E8F0FE"/>
           </w:tcPr>
           <w:p>
-            <w:pPr>
-              <w:spacing w:before="40" w:after="40"/>
-              <w:jc w:val="left"/>
-            </w:pPr>
             <w:r/>
             <w:r>
               <w:rPr>
                 <w:rFonts w:ascii="微软雅黑" w:hAnsi="微软雅黑" w:eastAsia="微软雅黑"/>
-                <w:b/>
-                <w:sz w:val="19"/>
+                <w:sz w:val="21"/>
               </w:rPr>
               <w:t>规模化增长</w:t>
             </w:r>
@@ -4782,20 +3933,14 @@
         </w:tc>
         <w:tc>
           <w:tcPr>
-            <w:tcW w:type="dxa" w:w="1701"/>
-            <w:shd w:fill="E8F0FE"/>
+            <w:tcW w:type="dxa" w:w="1984"/>
           </w:tcPr>
           <w:p>
-            <w:pPr>
-              <w:spacing w:before="40" w:after="40"/>
-              <w:jc w:val="left"/>
-            </w:pPr>
             <w:r/>
             <w:r>
               <w:rPr>
                 <w:rFonts w:ascii="微软雅黑" w:hAnsi="微软雅黑" w:eastAsia="微软雅黑"/>
-                <w:b w:val="0"/>
-                <w:sz w:val="19"/>
+                <w:sz w:val="21"/>
               </w:rPr>
               <w:t>2027年Q4</w:t>
             </w:r>
@@ -4803,20 +3948,14 @@
         </w:tc>
         <w:tc>
           <w:tcPr>
-            <w:tcW w:type="dxa" w:w="3969"/>
-            <w:shd w:fill="E8F0FE"/>
+            <w:tcW w:type="dxa" w:w="5386"/>
           </w:tcPr>
           <w:p>
-            <w:pPr>
-              <w:spacing w:before="40" w:after="40"/>
-              <w:jc w:val="left"/>
-            </w:pPr>
             <w:r/>
             <w:r>
               <w:rPr>
                 <w:rFonts w:ascii="微软雅黑" w:hAnsi="微软雅黑" w:eastAsia="微软雅黑"/>
-                <w:b w:val="0"/>
-                <w:sz w:val="19"/>
+                <w:sz w:val="21"/>
               </w:rPr>
               <w:t>200+付费用户，ARR突破1000万</w:t>
             </w:r>
@@ -4832,10 +3971,12 @@
     <w:p>
       <w:pPr>
         <w:pStyle w:val="Heading1"/>
+        <w:spacing w:before="360" w:after="120"/>
       </w:pPr>
       <w:r>
         <w:rPr>
           <w:rFonts w:ascii="微软雅黑" w:hAnsi="微软雅黑" w:eastAsia="微软雅黑"/>
+          <w:b/>
           <w:color w:val="1A3C6E"/>
           <w:sz w:val="36"/>
         </w:rPr>
@@ -4845,10 +3986,12 @@
     <w:p>
       <w:pPr>
         <w:pStyle w:val="Heading2"/>
+        <w:spacing w:before="240" w:after="80"/>
       </w:pPr>
       <w:r>
         <w:rPr>
           <w:rFonts w:ascii="微软雅黑" w:hAnsi="微软雅黑" w:eastAsia="微软雅黑"/>
+          <w:b/>
           <w:color w:val="2B579A"/>
           <w:sz w:val="28"/>
         </w:rPr>
@@ -4857,13 +4000,12 @@
     </w:p>
     <w:p>
       <w:pPr>
-        <w:spacing w:line="400" w:lineRule="exact" w:before="60" w:after="60"/>
-        <w:ind w:firstLine="420"/>
+        <w:spacing w:line="400" w:lineRule="exact" w:after="80"/>
       </w:pPr>
       <w:r>
         <w:rPr>
           <w:rFonts w:ascii="微软雅黑" w:hAnsi="微软雅黑" w:eastAsia="微软雅黑"/>
-          <w:b w:val="0"/>
+          <w:color w:val="000000"/>
           <w:sz w:val="21"/>
         </w:rPr>
         <w:t>天使轮融资500万元人民币，出让股权10%-15%，投前估值3,300万-5,000万元。</w:t>
@@ -4872,10 +4014,12 @@
     <w:p>
       <w:pPr>
         <w:pStyle w:val="Heading2"/>
+        <w:spacing w:before="240" w:after="80"/>
       </w:pPr>
       <w:r>
         <w:rPr>
           <w:rFonts w:ascii="微软雅黑" w:hAnsi="微软雅黑" w:eastAsia="微软雅黑"/>
+          <w:b/>
           <w:color w:val="2B579A"/>
           <w:sz w:val="28"/>
         </w:rPr>
@@ -4897,12 +4041,11 @@
       <w:tr>
         <w:tc>
           <w:tcPr>
-            <w:tcW w:type="dxa" w:w="2268"/>
+            <w:tcW w:type="dxa" w:w="2835"/>
             <w:shd w:fill="1A3C6E"/>
           </w:tcPr>
           <w:p>
             <w:pPr>
-              <w:spacing w:before="40" w:after="40"/>
               <w:jc w:val="center"/>
             </w:pPr>
             <w:r/>
@@ -4911,7 +4054,7 @@
                 <w:rFonts w:ascii="微软雅黑" w:hAnsi="微软雅黑" w:eastAsia="微软雅黑"/>
                 <w:b/>
                 <w:color w:val="FFFFFF"/>
-                <w:sz w:val="20"/>
+                <w:sz w:val="21"/>
               </w:rPr>
               <w:t>用途</w:t>
             </w:r>
@@ -4919,12 +4062,11 @@
         </w:tc>
         <w:tc>
           <w:tcPr>
-            <w:tcW w:type="dxa" w:w="2268"/>
+            <w:tcW w:type="dxa" w:w="2835"/>
             <w:shd w:fill="1A3C6E"/>
           </w:tcPr>
           <w:p>
             <w:pPr>
-              <w:spacing w:before="40" w:after="40"/>
               <w:jc w:val="center"/>
             </w:pPr>
             <w:r/>
@@ -4933,7 +4075,7 @@
                 <w:rFonts w:ascii="微软雅黑" w:hAnsi="微软雅黑" w:eastAsia="微软雅黑"/>
                 <w:b/>
                 <w:color w:val="FFFFFF"/>
-                <w:sz w:val="20"/>
+                <w:sz w:val="21"/>
               </w:rPr>
               <w:t>金额（万元）</w:t>
             </w:r>
@@ -4941,12 +4083,11 @@
         </w:tc>
         <w:tc>
           <w:tcPr>
-            <w:tcW w:type="dxa" w:w="1701"/>
+            <w:tcW w:type="dxa" w:w="3402"/>
             <w:shd w:fill="1A3C6E"/>
           </w:tcPr>
           <w:p>
             <w:pPr>
-              <w:spacing w:before="40" w:after="40"/>
               <w:jc w:val="center"/>
             </w:pPr>
             <w:r/>
@@ -4955,7 +4096,7 @@
                 <w:rFonts w:ascii="微软雅黑" w:hAnsi="微软雅黑" w:eastAsia="微软雅黑"/>
                 <w:b/>
                 <w:color w:val="FFFFFF"/>
-                <w:sz w:val="20"/>
+                <w:sz w:val="21"/>
               </w:rPr>
               <w:t>占比</w:t>
             </w:r>
@@ -4965,19 +4106,14 @@
       <w:tr>
         <w:tc>
           <w:tcPr>
-            <w:tcW w:type="dxa" w:w="2268"/>
+            <w:tcW w:type="dxa" w:w="2835"/>
           </w:tcPr>
           <w:p>
-            <w:pPr>
-              <w:spacing w:before="40" w:after="40"/>
-              <w:jc w:val="left"/>
-            </w:pPr>
             <w:r/>
             <w:r>
               <w:rPr>
                 <w:rFonts w:ascii="微软雅黑" w:hAnsi="微软雅黑" w:eastAsia="微软雅黑"/>
-                <w:b/>
-                <w:sz w:val="19"/>
+                <w:sz w:val="21"/>
               </w:rPr>
               <w:t>产品研发</w:t>
             </w:r>
@@ -4985,19 +4121,14 @@
         </w:tc>
         <w:tc>
           <w:tcPr>
-            <w:tcW w:type="dxa" w:w="2268"/>
+            <w:tcW w:type="dxa" w:w="2835"/>
           </w:tcPr>
           <w:p>
-            <w:pPr>
-              <w:spacing w:before="40" w:after="40"/>
-              <w:jc w:val="left"/>
-            </w:pPr>
             <w:r/>
             <w:r>
               <w:rPr>
                 <w:rFonts w:ascii="微软雅黑" w:hAnsi="微软雅黑" w:eastAsia="微软雅黑"/>
-                <w:b w:val="0"/>
-                <w:sz w:val="19"/>
+                <w:sz w:val="21"/>
               </w:rPr>
               <w:t>250</w:t>
             </w:r>
@@ -5005,19 +4136,14 @@
         </w:tc>
         <w:tc>
           <w:tcPr>
-            <w:tcW w:type="dxa" w:w="1701"/>
+            <w:tcW w:type="dxa" w:w="3402"/>
           </w:tcPr>
           <w:p>
-            <w:pPr>
-              <w:spacing w:before="40" w:after="40"/>
-              <w:jc w:val="left"/>
-            </w:pPr>
             <w:r/>
             <w:r>
               <w:rPr>
                 <w:rFonts w:ascii="微软雅黑" w:hAnsi="微软雅黑" w:eastAsia="微软雅黑"/>
-                <w:b w:val="0"/>
-                <w:sz w:val="19"/>
+                <w:sz w:val="21"/>
               </w:rPr>
               <w:t>50%</w:t>
             </w:r>
@@ -5027,20 +4153,14 @@
       <w:tr>
         <w:tc>
           <w:tcPr>
-            <w:tcW w:type="dxa" w:w="2268"/>
-            <w:shd w:fill="E8F0FE"/>
+            <w:tcW w:type="dxa" w:w="2835"/>
           </w:tcPr>
           <w:p>
-            <w:pPr>
-              <w:spacing w:before="40" w:after="40"/>
-              <w:jc w:val="left"/>
-            </w:pPr>
             <w:r/>
             <w:r>
               <w:rPr>
                 <w:rFonts w:ascii="微软雅黑" w:hAnsi="微软雅黑" w:eastAsia="微软雅黑"/>
-                <w:b/>
-                <w:sz w:val="19"/>
+                <w:sz w:val="21"/>
               </w:rPr>
               <w:t>团队建设</w:t>
             </w:r>
@@ -5048,20 +4168,14 @@
         </w:tc>
         <w:tc>
           <w:tcPr>
-            <w:tcW w:type="dxa" w:w="2268"/>
-            <w:shd w:fill="E8F0FE"/>
+            <w:tcW w:type="dxa" w:w="2835"/>
           </w:tcPr>
           <w:p>
-            <w:pPr>
-              <w:spacing w:before="40" w:after="40"/>
-              <w:jc w:val="left"/>
-            </w:pPr>
             <w:r/>
             <w:r>
               <w:rPr>
                 <w:rFonts w:ascii="微软雅黑" w:hAnsi="微软雅黑" w:eastAsia="微软雅黑"/>
-                <w:b w:val="0"/>
-                <w:sz w:val="19"/>
+                <w:sz w:val="21"/>
               </w:rPr>
               <w:t>100</w:t>
             </w:r>
@@ -5069,20 +4183,14 @@
         </w:tc>
         <w:tc>
           <w:tcPr>
-            <w:tcW w:type="dxa" w:w="1701"/>
-            <w:shd w:fill="E8F0FE"/>
+            <w:tcW w:type="dxa" w:w="3402"/>
           </w:tcPr>
           <w:p>
-            <w:pPr>
-              <w:spacing w:before="40" w:after="40"/>
-              <w:jc w:val="left"/>
-            </w:pPr>
             <w:r/>
             <w:r>
               <w:rPr>
                 <w:rFonts w:ascii="微软雅黑" w:hAnsi="微软雅黑" w:eastAsia="微软雅黑"/>
-                <w:b w:val="0"/>
-                <w:sz w:val="19"/>
+                <w:sz w:val="21"/>
               </w:rPr>
               <w:t>20%</w:t>
             </w:r>
@@ -5092,19 +4200,14 @@
       <w:tr>
         <w:tc>
           <w:tcPr>
-            <w:tcW w:type="dxa" w:w="2268"/>
+            <w:tcW w:type="dxa" w:w="2835"/>
           </w:tcPr>
           <w:p>
-            <w:pPr>
-              <w:spacing w:before="40" w:after="40"/>
-              <w:jc w:val="left"/>
-            </w:pPr>
             <w:r/>
             <w:r>
               <w:rPr>
                 <w:rFonts w:ascii="微软雅黑" w:hAnsi="微软雅黑" w:eastAsia="微软雅黑"/>
-                <w:b/>
-                <w:sz w:val="19"/>
+                <w:sz w:val="21"/>
               </w:rPr>
               <w:t>市场推广</w:t>
             </w:r>
@@ -5112,19 +4215,14 @@
         </w:tc>
         <w:tc>
           <w:tcPr>
-            <w:tcW w:type="dxa" w:w="2268"/>
+            <w:tcW w:type="dxa" w:w="2835"/>
           </w:tcPr>
           <w:p>
-            <w:pPr>
-              <w:spacing w:before="40" w:after="40"/>
-              <w:jc w:val="left"/>
-            </w:pPr>
             <w:r/>
             <w:r>
               <w:rPr>
                 <w:rFonts w:ascii="微软雅黑" w:hAnsi="微软雅黑" w:eastAsia="微软雅黑"/>
-                <w:b w:val="0"/>
-                <w:sz w:val="19"/>
+                <w:sz w:val="21"/>
               </w:rPr>
               <w:t>80</w:t>
             </w:r>
@@ -5132,19 +4230,14 @@
         </w:tc>
         <w:tc>
           <w:tcPr>
-            <w:tcW w:type="dxa" w:w="1701"/>
+            <w:tcW w:type="dxa" w:w="3402"/>
           </w:tcPr>
           <w:p>
-            <w:pPr>
-              <w:spacing w:before="40" w:after="40"/>
-              <w:jc w:val="left"/>
-            </w:pPr>
             <w:r/>
             <w:r>
               <w:rPr>
                 <w:rFonts w:ascii="微软雅黑" w:hAnsi="微软雅黑" w:eastAsia="微软雅黑"/>
-                <w:b w:val="0"/>
-                <w:sz w:val="19"/>
+                <w:sz w:val="21"/>
               </w:rPr>
               <w:t>16%</w:t>
             </w:r>
@@ -5154,20 +4247,14 @@
       <w:tr>
         <w:tc>
           <w:tcPr>
-            <w:tcW w:type="dxa" w:w="2268"/>
-            <w:shd w:fill="E8F0FE"/>
+            <w:tcW w:type="dxa" w:w="2835"/>
           </w:tcPr>
           <w:p>
-            <w:pPr>
-              <w:spacing w:before="40" w:after="40"/>
-              <w:jc w:val="left"/>
-            </w:pPr>
             <w:r/>
             <w:r>
               <w:rPr>
                 <w:rFonts w:ascii="微软雅黑" w:hAnsi="微软雅黑" w:eastAsia="微软雅黑"/>
-                <w:b/>
-                <w:sz w:val="19"/>
+                <w:sz w:val="21"/>
               </w:rPr>
               <w:t>数据采购</w:t>
             </w:r>
@@ -5175,20 +4262,14 @@
         </w:tc>
         <w:tc>
           <w:tcPr>
-            <w:tcW w:type="dxa" w:w="2268"/>
-            <w:shd w:fill="E8F0FE"/>
+            <w:tcW w:type="dxa" w:w="2835"/>
           </w:tcPr>
           <w:p>
-            <w:pPr>
-              <w:spacing w:before="40" w:after="40"/>
-              <w:jc w:val="left"/>
-            </w:pPr>
             <w:r/>
             <w:r>
               <w:rPr>
                 <w:rFonts w:ascii="微软雅黑" w:hAnsi="微软雅黑" w:eastAsia="微软雅黑"/>
-                <w:b w:val="0"/>
-                <w:sz w:val="19"/>
+                <w:sz w:val="21"/>
               </w:rPr>
               <w:t>40</w:t>
             </w:r>
@@ -5196,20 +4277,14 @@
         </w:tc>
         <w:tc>
           <w:tcPr>
-            <w:tcW w:type="dxa" w:w="1701"/>
-            <w:shd w:fill="E8F0FE"/>
+            <w:tcW w:type="dxa" w:w="3402"/>
           </w:tcPr>
           <w:p>
-            <w:pPr>
-              <w:spacing w:before="40" w:after="40"/>
-              <w:jc w:val="left"/>
-            </w:pPr>
             <w:r/>
             <w:r>
               <w:rPr>
                 <w:rFonts w:ascii="微软雅黑" w:hAnsi="微软雅黑" w:eastAsia="微软雅黑"/>
-                <w:b w:val="0"/>
-                <w:sz w:val="19"/>
+                <w:sz w:val="21"/>
               </w:rPr>
               <w:t>8%</w:t>
             </w:r>
@@ -5219,19 +4294,14 @@
       <w:tr>
         <w:tc>
           <w:tcPr>
-            <w:tcW w:type="dxa" w:w="2268"/>
+            <w:tcW w:type="dxa" w:w="2835"/>
           </w:tcPr>
           <w:p>
-            <w:pPr>
-              <w:spacing w:before="40" w:after="40"/>
-              <w:jc w:val="left"/>
-            </w:pPr>
             <w:r/>
             <w:r>
               <w:rPr>
                 <w:rFonts w:ascii="微软雅黑" w:hAnsi="微软雅黑" w:eastAsia="微软雅黑"/>
-                <w:b/>
-                <w:sz w:val="19"/>
+                <w:sz w:val="21"/>
               </w:rPr>
               <w:t>运营储备</w:t>
             </w:r>
@@ -5239,19 +4309,14 @@
         </w:tc>
         <w:tc>
           <w:tcPr>
-            <w:tcW w:type="dxa" w:w="2268"/>
+            <w:tcW w:type="dxa" w:w="2835"/>
           </w:tcPr>
           <w:p>
-            <w:pPr>
-              <w:spacing w:before="40" w:after="40"/>
-              <w:jc w:val="left"/>
-            </w:pPr>
             <w:r/>
             <w:r>
               <w:rPr>
                 <w:rFonts w:ascii="微软雅黑" w:hAnsi="微软雅黑" w:eastAsia="微软雅黑"/>
-                <w:b w:val="0"/>
-                <w:sz w:val="19"/>
+                <w:sz w:val="21"/>
               </w:rPr>
               <w:t>30</w:t>
             </w:r>
@@ -5259,19 +4324,14 @@
         </w:tc>
         <w:tc>
           <w:tcPr>
-            <w:tcW w:type="dxa" w:w="1701"/>
+            <w:tcW w:type="dxa" w:w="3402"/>
           </w:tcPr>
           <w:p>
-            <w:pPr>
-              <w:spacing w:before="40" w:after="40"/>
-              <w:jc w:val="left"/>
-            </w:pPr>
             <w:r/>
             <w:r>
               <w:rPr>
                 <w:rFonts w:ascii="微软雅黑" w:hAnsi="微软雅黑" w:eastAsia="微软雅黑"/>
-                <w:b w:val="0"/>
-                <w:sz w:val="19"/>
+                <w:sz w:val="21"/>
               </w:rPr>
               <w:t>6%</w:t>
             </w:r>
@@ -5282,10 +4342,12 @@
     <w:p>
       <w:pPr>
         <w:pStyle w:val="Heading2"/>
+        <w:spacing w:before="240" w:after="80"/>
       </w:pPr>
       <w:r>
         <w:rPr>
           <w:rFonts w:ascii="微软雅黑" w:hAnsi="微软雅黑" w:eastAsia="微软雅黑"/>
+          <w:b/>
           <w:color w:val="2B579A"/>
           <w:sz w:val="28"/>
         </w:rPr>
@@ -5294,13 +4356,12 @@
     </w:p>
     <w:p>
       <w:pPr>
-        <w:spacing w:line="400" w:lineRule="exact" w:before="60" w:after="60"/>
-        <w:ind w:firstLine="420"/>
+        <w:spacing w:line="400" w:lineRule="exact" w:after="80"/>
       </w:pPr>
       <w:r>
         <w:rPr>
           <w:rFonts w:ascii="微软雅黑" w:hAnsi="微软雅黑" w:eastAsia="微软雅黑"/>
-          <w:b w:val="0"/>
+          <w:color w:val="000000"/>
           <w:sz w:val="21"/>
         </w:rPr>
         <w:t>预计3年内ARR达1.2亿元，净利润4,000万元。投资回报预期：3-5倍回报，退出方式包括IPO上市、战略并购或股权回购。</w:t>
@@ -5314,10 +4375,12 @@
     <w:p>
       <w:pPr>
         <w:pStyle w:val="Heading1"/>
+        <w:spacing w:before="360" w:after="120"/>
       </w:pPr>
       <w:r>
         <w:rPr>
           <w:rFonts w:ascii="微软雅黑" w:hAnsi="微软雅黑" w:eastAsia="微软雅黑"/>
+          <w:b/>
           <w:color w:val="1A3C6E"/>
           <w:sz w:val="36"/>
         </w:rPr>
@@ -5327,10 +4390,12 @@
     <w:p>
       <w:pPr>
         <w:pStyle w:val="Heading2"/>
+        <w:spacing w:before="240" w:after="80"/>
       </w:pPr>
       <w:r>
         <w:rPr>
           <w:rFonts w:ascii="微软雅黑" w:hAnsi="微软雅黑" w:eastAsia="微软雅黑"/>
+          <w:b/>
           <w:color w:val="2B579A"/>
           <w:sz w:val="28"/>
         </w:rPr>
@@ -5339,13 +4404,12 @@
     </w:p>
     <w:p>
       <w:pPr>
-        <w:spacing w:line="400" w:lineRule="exact" w:before="60" w:after="60"/>
-        <w:ind w:firstLine="420"/>
+        <w:spacing w:line="400" w:lineRule="exact" w:after="80"/>
       </w:pPr>
       <w:r>
         <w:rPr>
           <w:rFonts w:ascii="微软雅黑" w:hAnsi="微软雅黑" w:eastAsia="微软雅黑"/>
-          <w:b w:val="0"/>
+          <w:color w:val="000000"/>
           <w:sz w:val="21"/>
         </w:rPr>
         <w:t>FinAgent Pro积极响应中央金融工作会议「五篇大文章」战略：科技金融——以AI技术推动金融科技自主创新；绿色金融——ESG智能评估助力绿色投资；普惠金融——降低投研门槛服务中小投资者；养老金融——稳健策略服务养老资金；数字金融——推动金融行业数字化转型。</w:t>
@@ -5354,10 +4418,12 @@
     <w:p>
       <w:pPr>
         <w:pStyle w:val="Heading2"/>
+        <w:spacing w:before="240" w:after="80"/>
       </w:pPr>
       <w:r>
         <w:rPr>
           <w:rFonts w:ascii="微软雅黑" w:hAnsi="微软雅黑" w:eastAsia="微软雅黑"/>
+          <w:b/>
           <w:color w:val="2B579A"/>
           <w:sz w:val="28"/>
         </w:rPr>
@@ -5367,26 +4433,24 @@
     <w:p>
       <w:pPr>
         <w:pStyle w:val="ListBullet"/>
-        <w:spacing w:before="40" w:after="40"/>
-        <w:ind w:left="850"/>
       </w:pPr>
       <w:r>
         <w:rPr>
           <w:rFonts w:ascii="微软雅黑" w:hAnsi="微软雅黑" w:eastAsia="微软雅黑"/>
+          <w:b w:val="0"/>
           <w:sz w:val="21"/>
         </w:rPr>
-        <w:t>直接就业：团队规模从5人扩展至30人，创造高质量AI+金融就业岗位</w:t>
+        <w:t>直接就业：项目发展后团队规模逐步扩展，创造高质量AI+金融就业岗位</w:t>
       </w:r>
     </w:p>
     <w:p>
       <w:pPr>
         <w:pStyle w:val="ListBullet"/>
-        <w:spacing w:before="40" w:after="40"/>
-        <w:ind w:left="850"/>
       </w:pPr>
       <w:r>
         <w:rPr>
           <w:rFonts w:ascii="微软雅黑" w:hAnsi="微软雅黑" w:eastAsia="微软雅黑"/>
+          <w:b w:val="0"/>
           <w:sz w:val="21"/>
         </w:rPr>
         <w:t>间接就业：通过生态建设，带动数据标注、模型训练、客户服务等上下游就业</w:t>
@@ -5395,12 +4459,11 @@
     <w:p>
       <w:pPr>
         <w:pStyle w:val="ListBullet"/>
-        <w:spacing w:before="40" w:after="40"/>
-        <w:ind w:left="850"/>
       </w:pPr>
       <w:r>
         <w:rPr>
           <w:rFonts w:ascii="微软雅黑" w:hAnsi="微软雅黑" w:eastAsia="微软雅黑"/>
+          <w:b w:val="0"/>
           <w:sz w:val="21"/>
         </w:rPr>
         <w:t>技能升级：帮助金融从业者掌握AI工具，提升职业技能和竞争力</w:t>
@@ -5408,11 +4471,26 @@
     </w:p>
     <w:p>
       <w:pPr>
-        <w:pStyle w:val="Heading2"/>
+        <w:pStyle w:val="ListBullet"/>
       </w:pPr>
       <w:r>
         <w:rPr>
           <w:rFonts w:ascii="微软雅黑" w:hAnsi="微软雅黑" w:eastAsia="微软雅黑"/>
+          <w:b w:val="0"/>
+          <w:sz w:val="21"/>
+        </w:rPr>
+        <w:t>OPC示范：为AI时代个人创业者提供可复制的成功范式，激发全民创新活力</w:t>
+      </w:r>
+    </w:p>
+    <w:p>
+      <w:pPr>
+        <w:pStyle w:val="Heading2"/>
+        <w:spacing w:before="240" w:after="80"/>
+      </w:pPr>
+      <w:r>
+        <w:rPr>
+          <w:rFonts w:ascii="微软雅黑" w:hAnsi="微软雅黑" w:eastAsia="微软雅黑"/>
+          <w:b/>
           <w:color w:val="2B579A"/>
           <w:sz w:val="28"/>
         </w:rPr>
@@ -5422,12 +4500,11 @@
     <w:p>
       <w:pPr>
         <w:pStyle w:val="ListBullet"/>
-        <w:spacing w:before="40" w:after="40"/>
-        <w:ind w:left="850"/>
       </w:pPr>
       <w:r>
         <w:rPr>
           <w:rFonts w:ascii="微软雅黑" w:hAnsi="微软雅黑" w:eastAsia="微软雅黑"/>
+          <w:b w:val="0"/>
           <w:sz w:val="21"/>
         </w:rPr>
         <w:t>提升效率：投研效率提升10倍，推动行业生产力变革</w:t>
@@ -5436,12 +4513,11 @@
     <w:p>
       <w:pPr>
         <w:pStyle w:val="ListBullet"/>
-        <w:spacing w:before="40" w:after="40"/>
-        <w:ind w:left="850"/>
       </w:pPr>
       <w:r>
         <w:rPr>
           <w:rFonts w:ascii="微软雅黑" w:hAnsi="微软雅黑" w:eastAsia="微软雅黑"/>
+          <w:b w:val="0"/>
           <w:sz w:val="21"/>
         </w:rPr>
         <w:t>降低风险：实时风控预警，减少金融风险事件</w:t>
@@ -5450,12 +4526,11 @@
     <w:p>
       <w:pPr>
         <w:pStyle w:val="ListBullet"/>
-        <w:spacing w:before="40" w:after="40"/>
-        <w:ind w:left="850"/>
       </w:pPr>
       <w:r>
         <w:rPr>
           <w:rFonts w:ascii="微软雅黑" w:hAnsi="微软雅黑" w:eastAsia="微软雅黑"/>
+          <w:b w:val="0"/>
           <w:sz w:val="21"/>
         </w:rPr>
         <w:t>促进合规：合规引擎内嵌，提升行业合规水平</w:t>
@@ -5464,12 +4539,11 @@
     <w:p>
       <w:pPr>
         <w:pStyle w:val="ListBullet"/>
-        <w:spacing w:before="40" w:after="40"/>
-        <w:ind w:left="850"/>
       </w:pPr>
       <w:r>
         <w:rPr>
           <w:rFonts w:ascii="微软雅黑" w:hAnsi="微软雅黑" w:eastAsia="微软雅黑"/>
+          <w:b w:val="0"/>
           <w:sz w:val="21"/>
         </w:rPr>
         <w:t>技术示范：Agentic AI在金融领域的标杆应用，引领行业技术方向</w:t>
@@ -5483,10 +4557,12 @@
     <w:p>
       <w:pPr>
         <w:pStyle w:val="Heading1"/>
+        <w:spacing w:before="360" w:after="120"/>
       </w:pPr>
       <w:r>
         <w:rPr>
           <w:rFonts w:ascii="微软雅黑" w:hAnsi="微软雅黑" w:eastAsia="微软雅黑"/>
+          <w:b/>
           <w:color w:val="1A3C6E"/>
           <w:sz w:val="36"/>
         </w:rPr>
@@ -5496,10 +4572,12 @@
     <w:p>
       <w:pPr>
         <w:pStyle w:val="Heading2"/>
+        <w:spacing w:before="240" w:after="80"/>
       </w:pPr>
       <w:r>
         <w:rPr>
           <w:rFonts w:ascii="微软雅黑" w:hAnsi="微软雅黑" w:eastAsia="微软雅黑"/>
+          <w:b/>
           <w:color w:val="2B579A"/>
           <w:sz w:val="28"/>
         </w:rPr>
@@ -5521,12 +4599,11 @@
       <w:tr>
         <w:tc>
           <w:tcPr>
-            <w:tcW w:type="dxa" w:w="1701"/>
+            <w:tcW w:type="dxa" w:w="1984"/>
             <w:shd w:fill="1A3C6E"/>
           </w:tcPr>
           <w:p>
             <w:pPr>
-              <w:spacing w:before="40" w:after="40"/>
               <w:jc w:val="center"/>
             </w:pPr>
             <w:r/>
@@ -5535,7 +4612,7 @@
                 <w:rFonts w:ascii="微软雅黑" w:hAnsi="微软雅黑" w:eastAsia="微软雅黑"/>
                 <w:b/>
                 <w:color w:val="FFFFFF"/>
-                <w:sz w:val="20"/>
+                <w:sz w:val="21"/>
               </w:rPr>
               <w:t>类型</w:t>
             </w:r>
@@ -5543,12 +4620,11 @@
         </w:tc>
         <w:tc>
           <w:tcPr>
-            <w:tcW w:type="dxa" w:w="3402"/>
+            <w:tcW w:type="dxa" w:w="4535"/>
             <w:shd w:fill="1A3C6E"/>
           </w:tcPr>
           <w:p>
             <w:pPr>
-              <w:spacing w:before="40" w:after="40"/>
               <w:jc w:val="center"/>
             </w:pPr>
             <w:r/>
@@ -5557,7 +4633,7 @@
                 <w:rFonts w:ascii="微软雅黑" w:hAnsi="微软雅黑" w:eastAsia="微软雅黑"/>
                 <w:b/>
                 <w:color w:val="FFFFFF"/>
-                <w:sz w:val="20"/>
+                <w:sz w:val="21"/>
               </w:rPr>
               <w:t>名称</w:t>
             </w:r>
@@ -5565,12 +4641,11 @@
         </w:tc>
         <w:tc>
           <w:tcPr>
-            <w:tcW w:type="dxa" w:w="1701"/>
+            <w:tcW w:type="dxa" w:w="2551"/>
             <w:shd w:fill="1A3C6E"/>
           </w:tcPr>
           <w:p>
             <w:pPr>
-              <w:spacing w:before="40" w:after="40"/>
               <w:jc w:val="center"/>
             </w:pPr>
             <w:r/>
@@ -5579,7 +4654,7 @@
                 <w:rFonts w:ascii="微软雅黑" w:hAnsi="微软雅黑" w:eastAsia="微软雅黑"/>
                 <w:b/>
                 <w:color w:val="FFFFFF"/>
-                <w:sz w:val="20"/>
+                <w:sz w:val="21"/>
               </w:rPr>
               <w:t>状态</w:t>
             </w:r>
@@ -5589,19 +4664,14 @@
       <w:tr>
         <w:tc>
           <w:tcPr>
-            <w:tcW w:type="dxa" w:w="1701"/>
+            <w:tcW w:type="dxa" w:w="1984"/>
           </w:tcPr>
           <w:p>
-            <w:pPr>
-              <w:spacing w:before="40" w:after="40"/>
-              <w:jc w:val="left"/>
-            </w:pPr>
             <w:r/>
             <w:r>
               <w:rPr>
                 <w:rFonts w:ascii="微软雅黑" w:hAnsi="微软雅黑" w:eastAsia="微软雅黑"/>
-                <w:b/>
-                <w:sz w:val="19"/>
+                <w:sz w:val="21"/>
               </w:rPr>
               <w:t>软件著作权</w:t>
             </w:r>
@@ -5609,19 +4679,14 @@
         </w:tc>
         <w:tc>
           <w:tcPr>
-            <w:tcW w:type="dxa" w:w="3402"/>
+            <w:tcW w:type="dxa" w:w="4535"/>
           </w:tcPr>
           <w:p>
-            <w:pPr>
-              <w:spacing w:before="40" w:after="40"/>
-              <w:jc w:val="left"/>
-            </w:pPr>
             <w:r/>
             <w:r>
               <w:rPr>
                 <w:rFonts w:ascii="微软雅黑" w:hAnsi="微软雅黑" w:eastAsia="微软雅黑"/>
-                <w:b w:val="0"/>
-                <w:sz w:val="19"/>
+                <w:sz w:val="21"/>
               </w:rPr>
               <w:t>FinAgent Pro金融自主智能体平台</w:t>
             </w:r>
@@ -5629,19 +4694,14 @@
         </w:tc>
         <w:tc>
           <w:tcPr>
-            <w:tcW w:type="dxa" w:w="1701"/>
+            <w:tcW w:type="dxa" w:w="2551"/>
           </w:tcPr>
           <w:p>
-            <w:pPr>
-              <w:spacing w:before="40" w:after="40"/>
-              <w:jc w:val="left"/>
-            </w:pPr>
             <w:r/>
             <w:r>
               <w:rPr>
                 <w:rFonts w:ascii="微软雅黑" w:hAnsi="微软雅黑" w:eastAsia="微软雅黑"/>
-                <w:b w:val="0"/>
-                <w:sz w:val="19"/>
+                <w:sz w:val="21"/>
               </w:rPr>
               <w:t>申请中</w:t>
             </w:r>
@@ -5651,20 +4711,14 @@
       <w:tr>
         <w:tc>
           <w:tcPr>
-            <w:tcW w:type="dxa" w:w="1701"/>
-            <w:shd w:fill="E8F0FE"/>
+            <w:tcW w:type="dxa" w:w="1984"/>
           </w:tcPr>
           <w:p>
-            <w:pPr>
-              <w:spacing w:before="40" w:after="40"/>
-              <w:jc w:val="left"/>
-            </w:pPr>
             <w:r/>
             <w:r>
               <w:rPr>
                 <w:rFonts w:ascii="微软雅黑" w:hAnsi="微软雅黑" w:eastAsia="微软雅黑"/>
-                <w:b/>
-                <w:sz w:val="19"/>
+                <w:sz w:val="21"/>
               </w:rPr>
               <w:t>发明专利</w:t>
             </w:r>
@@ -5672,20 +4726,14 @@
         </w:tc>
         <w:tc>
           <w:tcPr>
-            <w:tcW w:type="dxa" w:w="3402"/>
-            <w:shd w:fill="E8F0FE"/>
+            <w:tcW w:type="dxa" w:w="4535"/>
           </w:tcPr>
           <w:p>
-            <w:pPr>
-              <w:spacing w:before="40" w:after="40"/>
-              <w:jc w:val="left"/>
-            </w:pPr>
             <w:r/>
             <w:r>
               <w:rPr>
                 <w:rFonts w:ascii="微软雅黑" w:hAnsi="微软雅黑" w:eastAsia="微软雅黑"/>
-                <w:b w:val="0"/>
-                <w:sz w:val="19"/>
+                <w:sz w:val="21"/>
               </w:rPr>
               <w:t>基于ReAct的多智能体金融分析方法</w:t>
             </w:r>
@@ -5693,20 +4741,14 @@
         </w:tc>
         <w:tc>
           <w:tcPr>
-            <w:tcW w:type="dxa" w:w="1701"/>
-            <w:shd w:fill="E8F0FE"/>
+            <w:tcW w:type="dxa" w:w="2551"/>
           </w:tcPr>
           <w:p>
-            <w:pPr>
-              <w:spacing w:before="40" w:after="40"/>
-              <w:jc w:val="left"/>
-            </w:pPr>
             <w:r/>
             <w:r>
               <w:rPr>
                 <w:rFonts w:ascii="微软雅黑" w:hAnsi="微软雅黑" w:eastAsia="微软雅黑"/>
-                <w:b w:val="0"/>
-                <w:sz w:val="19"/>
+                <w:sz w:val="21"/>
               </w:rPr>
               <w:t>计划申请</w:t>
             </w:r>
@@ -5716,19 +4758,14 @@
       <w:tr>
         <w:tc>
           <w:tcPr>
-            <w:tcW w:type="dxa" w:w="1701"/>
+            <w:tcW w:type="dxa" w:w="1984"/>
           </w:tcPr>
           <w:p>
-            <w:pPr>
-              <w:spacing w:before="40" w:after="40"/>
-              <w:jc w:val="left"/>
-            </w:pPr>
             <w:r/>
             <w:r>
               <w:rPr>
                 <w:rFonts w:ascii="微软雅黑" w:hAnsi="微软雅黑" w:eastAsia="微软雅黑"/>
-                <w:b/>
-                <w:sz w:val="19"/>
+                <w:sz w:val="21"/>
               </w:rPr>
               <w:t>发明专利</w:t>
             </w:r>
@@ -5736,19 +4773,14 @@
         </w:tc>
         <w:tc>
           <w:tcPr>
-            <w:tcW w:type="dxa" w:w="3402"/>
+            <w:tcW w:type="dxa" w:w="4535"/>
           </w:tcPr>
           <w:p>
-            <w:pPr>
-              <w:spacing w:before="40" w:after="40"/>
-              <w:jc w:val="left"/>
-            </w:pPr>
             <w:r/>
             <w:r>
               <w:rPr>
                 <w:rFonts w:ascii="微软雅黑" w:hAnsi="微软雅黑" w:eastAsia="微软雅黑"/>
-                <w:b w:val="0"/>
-                <w:sz w:val="19"/>
+                <w:sz w:val="21"/>
               </w:rPr>
               <w:t>金融合规引擎自动审查方法</w:t>
             </w:r>
@@ -5756,19 +4788,14 @@
         </w:tc>
         <w:tc>
           <w:tcPr>
-            <w:tcW w:type="dxa" w:w="1701"/>
+            <w:tcW w:type="dxa" w:w="2551"/>
           </w:tcPr>
           <w:p>
-            <w:pPr>
-              <w:spacing w:before="40" w:after="40"/>
-              <w:jc w:val="left"/>
-            </w:pPr>
             <w:r/>
             <w:r>
               <w:rPr>
                 <w:rFonts w:ascii="微软雅黑" w:hAnsi="微软雅黑" w:eastAsia="微软雅黑"/>
-                <w:b w:val="0"/>
-                <w:sz w:val="19"/>
+                <w:sz w:val="21"/>
               </w:rPr>
               <w:t>计划申请</w:t>
             </w:r>
@@ -5778,20 +4805,14 @@
       <w:tr>
         <w:tc>
           <w:tcPr>
-            <w:tcW w:type="dxa" w:w="1701"/>
-            <w:shd w:fill="E8F0FE"/>
+            <w:tcW w:type="dxa" w:w="1984"/>
           </w:tcPr>
           <w:p>
-            <w:pPr>
-              <w:spacing w:before="40" w:after="40"/>
-              <w:jc w:val="left"/>
-            </w:pPr>
             <w:r/>
             <w:r>
               <w:rPr>
                 <w:rFonts w:ascii="微软雅黑" w:hAnsi="微软雅黑" w:eastAsia="微软雅黑"/>
-                <w:b/>
-                <w:sz w:val="19"/>
+                <w:sz w:val="21"/>
               </w:rPr>
               <w:t>发明专利</w:t>
             </w:r>
@@ -5799,20 +4820,14 @@
         </w:tc>
         <w:tc>
           <w:tcPr>
-            <w:tcW w:type="dxa" w:w="3402"/>
-            <w:shd w:fill="E8F0FE"/>
+            <w:tcW w:type="dxa" w:w="4535"/>
           </w:tcPr>
           <w:p>
-            <w:pPr>
-              <w:spacing w:before="40" w:after="40"/>
-              <w:jc w:val="left"/>
-            </w:pPr>
             <w:r/>
             <w:r>
               <w:rPr>
                 <w:rFonts w:ascii="微软雅黑" w:hAnsi="微软雅黑" w:eastAsia="微软雅黑"/>
-                <w:b w:val="0"/>
-                <w:sz w:val="19"/>
+                <w:sz w:val="21"/>
               </w:rPr>
               <w:t>多智能体加权协商决策方法</w:t>
             </w:r>
@@ -5820,20 +4835,14 @@
         </w:tc>
         <w:tc>
           <w:tcPr>
-            <w:tcW w:type="dxa" w:w="1701"/>
-            <w:shd w:fill="E8F0FE"/>
+            <w:tcW w:type="dxa" w:w="2551"/>
           </w:tcPr>
           <w:p>
-            <w:pPr>
-              <w:spacing w:before="40" w:after="40"/>
-              <w:jc w:val="left"/>
-            </w:pPr>
             <w:r/>
             <w:r>
               <w:rPr>
                 <w:rFonts w:ascii="微软雅黑" w:hAnsi="微软雅黑" w:eastAsia="微软雅黑"/>
-                <w:b w:val="0"/>
-                <w:sz w:val="19"/>
+                <w:sz w:val="21"/>
               </w:rPr>
               <w:t>计划申请</w:t>
             </w:r>
@@ -5844,10 +4853,12 @@
     <w:p>
       <w:pPr>
         <w:pStyle w:val="Heading2"/>
+        <w:spacing w:before="240" w:after="80"/>
       </w:pPr>
       <w:r>
         <w:rPr>
           <w:rFonts w:ascii="微软雅黑" w:hAnsi="微软雅黑" w:eastAsia="微软雅黑"/>
+          <w:b/>
           <w:color w:val="2B579A"/>
           <w:sz w:val="28"/>
         </w:rPr>
@@ -5857,12 +4868,11 @@
     <w:p>
       <w:pPr>
         <w:pStyle w:val="ListBullet"/>
-        <w:spacing w:before="40" w:after="40"/>
-        <w:ind w:left="850"/>
       </w:pPr>
       <w:r>
         <w:rPr>
           <w:rFonts w:ascii="微软雅黑" w:hAnsi="微软雅黑" w:eastAsia="微软雅黑"/>
+          <w:b w:val="0"/>
           <w:sz w:val="21"/>
         </w:rPr>
         <w:t>核心引擎闭源：ReAct推理引擎、合规引擎等核心组件闭源，保持技术壁垒</w:t>
@@ -5871,12 +4881,11 @@
     <w:p>
       <w:pPr>
         <w:pStyle w:val="ListBullet"/>
-        <w:spacing w:before="40" w:after="40"/>
-        <w:ind w:left="850"/>
       </w:pPr>
       <w:r>
         <w:rPr>
           <w:rFonts w:ascii="微软雅黑" w:hAnsi="微软雅黑" w:eastAsia="微软雅黑"/>
+          <w:b w:val="0"/>
           <w:sz w:val="21"/>
         </w:rPr>
         <w:t>工具层开源：通用工具组件（技术分析、NLP等）开源，建设开发者生态</w:t>
@@ -5885,12 +4894,11 @@
     <w:p>
       <w:pPr>
         <w:pStyle w:val="ListBullet"/>
-        <w:spacing w:before="40" w:after="40"/>
-        <w:ind w:left="850"/>
       </w:pPr>
       <w:r>
         <w:rPr>
           <w:rFonts w:ascii="微软雅黑" w:hAnsi="微软雅黑" w:eastAsia="微软雅黑"/>
+          <w:b w:val="0"/>
           <w:sz w:val="21"/>
         </w:rPr>
         <w:t>SDK开放：提供Agent SDK，支持第三方开发自定义智能体</w:t>
@@ -5899,12 +4907,11 @@
     <w:p>
       <w:pPr>
         <w:pStyle w:val="ListBullet"/>
-        <w:spacing w:before="40" w:after="40"/>
-        <w:ind w:left="850"/>
       </w:pPr>
       <w:r>
         <w:rPr>
           <w:rFonts w:ascii="微软雅黑" w:hAnsi="微软雅黑" w:eastAsia="微软雅黑"/>
+          <w:b w:val="0"/>
           <w:sz w:val="21"/>
         </w:rPr>
         <w:t>数据接口开放：提供标准化数据API，方便第三方集成</w:t>
@@ -5918,10 +4925,12 @@
     <w:p>
       <w:pPr>
         <w:pStyle w:val="Heading1"/>
+        <w:spacing w:before="360" w:after="120"/>
       </w:pPr>
       <w:r>
         <w:rPr>
           <w:rFonts w:ascii="微软雅黑" w:hAnsi="微软雅黑" w:eastAsia="微软雅黑"/>
+          <w:b/>
           <w:color w:val="1A3C6E"/>
           <w:sz w:val="36"/>
         </w:rPr>
@@ -5930,23 +4939,20 @@
     </w:p>
     <w:p>
       <w:pPr>
-        <w:spacing w:line="400" w:lineRule="exact" w:before="60" w:after="60"/>
-        <w:ind w:firstLine="420"/>
+        <w:spacing w:line="400" w:lineRule="exact" w:after="80"/>
       </w:pPr>
       <w:r>
         <w:rPr>
           <w:rFonts w:ascii="微软雅黑" w:hAnsi="微软雅黑" w:eastAsia="微软雅黑"/>
-          <w:b w:val="0"/>
+          <w:color w:val="000000"/>
           <w:sz w:val="21"/>
         </w:rPr>
-        <w:t>本团队郑重承诺：</w:t>
+        <w:t>本人冯亦根作为智融先锋团队（OPC一人团队）负责人，郑重承诺：</w:t>
       </w:r>
     </w:p>
     <w:p>
       <w:pPr>
         <w:pStyle w:val="ListBullet"/>
-        <w:spacing w:before="40" w:after="40"/>
-        <w:ind w:left="850"/>
       </w:pPr>
       <w:r>
         <w:rPr>
@@ -5954,21 +4960,12 @@
           <w:b/>
           <w:sz w:val="21"/>
         </w:rPr>
-        <w:t>一、</w:t>
-      </w:r>
-      <w:r>
-        <w:rPr>
-          <w:rFonts w:ascii="微软雅黑" w:hAnsi="微软雅黑" w:eastAsia="微软雅黑"/>
-          <w:sz w:val="21"/>
-        </w:rPr>
-        <w:t>本项目为原创项目，不存在抄袭、剽窃等知识产权纠纷</w:t>
+        <w:t>一、本项目为原创项目，不存在抄袭、剽窃等知识产权纠纷</w:t>
       </w:r>
     </w:p>
     <w:p>
       <w:pPr>
         <w:pStyle w:val="ListBullet"/>
-        <w:spacing w:before="40" w:after="40"/>
-        <w:ind w:left="850"/>
       </w:pPr>
       <w:r>
         <w:rPr>
@@ -5976,21 +4973,12 @@
           <w:b/>
           <w:sz w:val="21"/>
         </w:rPr>
-        <w:t>二、</w:t>
-      </w:r>
-      <w:r>
-        <w:rPr>
-          <w:rFonts w:ascii="微软雅黑" w:hAnsi="微软雅黑" w:eastAsia="微软雅黑"/>
-          <w:sz w:val="21"/>
-        </w:rPr>
-        <w:t>本项目所提交的所有材料真实、准确、完整</w:t>
+        <w:t>二、本项目所提交的所有材料真实、准确、完整</w:t>
       </w:r>
     </w:p>
     <w:p>
       <w:pPr>
         <w:pStyle w:val="ListBullet"/>
-        <w:spacing w:before="40" w:after="40"/>
-        <w:ind w:left="850"/>
       </w:pPr>
       <w:r>
         <w:rPr>
@@ -5998,21 +4986,12 @@
           <w:b/>
           <w:sz w:val="21"/>
         </w:rPr>
-        <w:t>三、</w:t>
-      </w:r>
-      <w:r>
-        <w:rPr>
-          <w:rFonts w:ascii="微软雅黑" w:hAnsi="微软雅黑" w:eastAsia="微软雅黑"/>
-          <w:sz w:val="21"/>
-        </w:rPr>
-        <w:t>本团队将严格遵守大赛规则，公平竞争</w:t>
+        <w:t>三、本人将严格遵守大赛规则，公平竞争</w:t>
       </w:r>
     </w:p>
     <w:p>
       <w:pPr>
         <w:pStyle w:val="ListBullet"/>
-        <w:spacing w:before="40" w:after="40"/>
-        <w:ind w:left="850"/>
       </w:pPr>
       <w:r>
         <w:rPr>
@@ -6020,21 +4999,12 @@
           <w:b/>
           <w:sz w:val="21"/>
         </w:rPr>
-        <w:t>四、</w:t>
-      </w:r>
-      <w:r>
-        <w:rPr>
-          <w:rFonts w:ascii="微软雅黑" w:hAnsi="微软雅黑" w:eastAsia="微软雅黑"/>
-          <w:sz w:val="21"/>
-        </w:rPr>
-        <w:t>本项目如获资助，将严格按照计划使用资金，接受监督</w:t>
+        <w:t>四、本项目如获资助，将严格按照计划使用资金，接受监督</w:t>
       </w:r>
     </w:p>
     <w:p>
       <w:pPr>
         <w:pStyle w:val="ListBullet"/>
-        <w:spacing w:before="40" w:after="40"/>
-        <w:ind w:left="850"/>
       </w:pPr>
       <w:r>
         <w:rPr>
@@ -6042,21 +5012,12 @@
           <w:b/>
           <w:sz w:val="21"/>
         </w:rPr>
-        <w:t>五、</w:t>
-      </w:r>
-      <w:r>
-        <w:rPr>
-          <w:rFonts w:ascii="微软雅黑" w:hAnsi="微软雅黑" w:eastAsia="微软雅黑"/>
-          <w:sz w:val="21"/>
-        </w:rPr>
-        <w:t>本团队将积极推动项目落地，实现社会价值和商业价值</w:t>
+        <w:t>五、本人将积极推动项目落地，实现社会价值和商业价值</w:t>
       </w:r>
     </w:p>
     <w:p>
       <w:pPr>
         <w:pStyle w:val="ListBullet"/>
-        <w:spacing w:before="40" w:after="40"/>
-        <w:ind w:left="850"/>
       </w:pPr>
       <w:r>
         <w:rPr>
@@ -6064,21 +5025,12 @@
           <w:b/>
           <w:sz w:val="21"/>
         </w:rPr>
-        <w:t>六、</w:t>
-      </w:r>
-      <w:r>
-        <w:rPr>
-          <w:rFonts w:ascii="微软雅黑" w:hAnsi="微软雅黑" w:eastAsia="微软雅黑"/>
-          <w:sz w:val="21"/>
-        </w:rPr>
-        <w:t>本项目所有AI生成内容均经过人工审核，确保合规性</w:t>
+        <w:t>六、本项目所有AI生成内容均经过人工审核，确保合规性</w:t>
       </w:r>
     </w:p>
     <w:p>
       <w:pPr>
         <w:pStyle w:val="ListBullet"/>
-        <w:spacing w:before="40" w:after="40"/>
-        <w:ind w:left="850"/>
       </w:pPr>
       <w:r>
         <w:rPr>
@@ -6086,40 +5038,22 @@
           <w:b/>
           <w:sz w:val="21"/>
         </w:rPr>
-        <w:t>七、</w:t>
-      </w:r>
-      <w:r>
-        <w:rPr>
-          <w:rFonts w:ascii="微软雅黑" w:hAnsi="微软雅黑" w:eastAsia="微软雅黑"/>
-          <w:sz w:val="21"/>
-        </w:rPr>
-        <w:t>本项目不提供直接投资建议，所有分析结果仅供参考</w:t>
+        <w:t>七、本项目不提供直接投资建议，所有分析结果仅供参考</w:t>
       </w:r>
     </w:p>
+    <w:p/>
+    <w:p/>
     <w:p>
       <w:pPr>
-        <w:spacing w:line="400" w:lineRule="exact" w:before="60" w:after="60"/>
-        <w:ind w:firstLine="420"/>
+        <w:jc w:val="right"/>
       </w:pPr>
       <w:r>
         <w:rPr>
           <w:rFonts w:ascii="微软雅黑" w:hAnsi="微软雅黑" w:eastAsia="微软雅黑"/>
-          <w:b w:val="0"/>
-          <w:sz w:val="21"/>
+          <w:color w:val="000000"/>
+          <w:sz w:val="24"/>
         </w:rPr>
-      </w:r>
-    </w:p>
-    <w:p>
-      <w:pPr>
-        <w:spacing w:line="400" w:lineRule="exact" w:before="60" w:after="60"/>
-        <w:ind w:firstLine="420"/>
-      </w:pPr>
-      <w:r>
-        <w:rPr>
-          <w:rFonts w:ascii="微软雅黑" w:hAnsi="微软雅黑" w:eastAsia="微软雅黑"/>
-          <w:b w:val="0"/>
-          <w:sz w:val="21"/>
-        </w:rPr>
+        <w:t>项目负责人：冯亦根</w:t>
       </w:r>
     </w:p>
     <w:p>
@@ -6129,9 +5063,10 @@
       <w:r>
         <w:rPr>
           <w:rFonts w:ascii="微软雅黑" w:hAnsi="微软雅黑" w:eastAsia="微软雅黑"/>
+          <w:color w:val="000000"/>
           <w:sz w:val="24"/>
         </w:rPr>
-        <w:t>项目团队：FinAgent Team</w:t>
+        <w:t>团队名称：智融先锋</w:t>
       </w:r>
     </w:p>
     <w:p>
@@ -6141,6 +5076,7 @@
       <w:r>
         <w:rPr>
           <w:rFonts w:ascii="微软雅黑" w:hAnsi="微软雅黑" w:eastAsia="微软雅黑"/>
+          <w:color w:val="000000"/>
           <w:sz w:val="24"/>
         </w:rPr>
         <w:t>日期：2026年6月</w:t>
@@ -6148,7 +5084,6 @@
     </w:p>
     <w:sectPr>
       <w:headerReference w:type="default" r:id="rId9"/>
-      <w:footerReference w:type="default" r:id="rId10"/>
       <w:pgSz w:w="11906" w:h="16838"/>
       <w:pgMar w:top="1440" w:right="1797" w:bottom="1440" w:left="1797" w:header="720" w:footer="720" w:gutter="0"/>
       <w:cols w:space="720"/>
@@ -6158,50 +5093,18 @@
 </w:document>
 </file>
 
-<file path=word/footer1.xml><?xml version="1.0" encoding="utf-8"?>
-<w:ftr xmlns:m="http://schemas.openxmlformats.org/officeDocument/2006/math" xmlns:mc="http://schemas.openxmlformats.org/markup-compatibility/2006" xmlns:mo="http://schemas.microsoft.com/office/mac/office/2008/main" xmlns:mv="urn:schemas-microsoft-com:mac:vml" xmlns:o="urn:schemas-microsoft-com:office:office" xmlns:r="http://schemas.openxmlformats.org/officeDocument/2006/relationships" xmlns:v="urn:schemas-microsoft-com:vml" xmlns:w10="urn:schemas-microsoft-com:office:word" xmlns:w14="http://schemas.microsoft.com/office/word/2010/wordml" xmlns:w="http://schemas.openxmlformats.org/wordprocessingml/2006/main" xmlns:wne="http://schemas.microsoft.com/office/word/2006/wordml" xmlns:wp14="http://schemas.microsoft.com/office/word/2010/wordprocessingDrawing" xmlns:wp="http://schemas.openxmlformats.org/drawingml/2006/wordprocessingDrawing" xmlns:wpc="http://schemas.microsoft.com/office/word/2010/wordprocessingCanvas" xmlns:wpg="http://schemas.microsoft.com/office/word/2010/wordprocessingGroup" xmlns:wpi="http://schemas.microsoft.com/office/word/2010/wordprocessingInk" xmlns:wps="http://schemas.microsoft.com/office/word/2010/wordprocessingShape" mc:Ignorable="w14 wp14">
-  <w:p>
-    <w:pPr>
-      <w:pStyle w:val="Footer"/>
-      <w:jc w:val="center"/>
-    </w:pPr>
-    <w:r>
-      <w:rPr>
-        <w:color w:val="999999"/>
-        <w:sz w:val="18"/>
-      </w:rPr>
-      <w:fldChar w:fldCharType="begin"/>
-    </w:r>
-    <w:r>
-      <w:rPr>
-        <w:color w:val="999999"/>
-        <w:sz w:val="18"/>
-      </w:rPr>
-      <w:instrText xml:space="preserve"> PAGE </w:instrText>
-    </w:r>
-    <w:r>
-      <w:rPr>
-        <w:color w:val="999999"/>
-        <w:sz w:val="18"/>
-      </w:rPr>
-      <w:fldChar w:fldCharType="end"/>
-    </w:r>
-  </w:p>
-</w:ftr>
-</file>
-
 <file path=word/header1.xml><?xml version="1.0" encoding="utf-8"?>
 <w:hdr xmlns:m="http://schemas.openxmlformats.org/officeDocument/2006/math" xmlns:mc="http://schemas.openxmlformats.org/markup-compatibility/2006" xmlns:mo="http://schemas.microsoft.com/office/mac/office/2008/main" xmlns:mv="urn:schemas-microsoft-com:mac:vml" xmlns:o="urn:schemas-microsoft-com:office:office" xmlns:r="http://schemas.openxmlformats.org/officeDocument/2006/relationships" xmlns:v="urn:schemas-microsoft-com:vml" xmlns:w10="urn:schemas-microsoft-com:office:word" xmlns:w14="http://schemas.microsoft.com/office/word/2010/wordml" xmlns:w="http://schemas.openxmlformats.org/wordprocessingml/2006/main" xmlns:wne="http://schemas.microsoft.com/office/word/2006/wordml" xmlns:wp14="http://schemas.microsoft.com/office/word/2010/wordprocessingDrawing" xmlns:wp="http://schemas.openxmlformats.org/drawingml/2006/wordprocessingDrawing" xmlns:wpc="http://schemas.microsoft.com/office/word/2010/wordprocessingCanvas" xmlns:wpg="http://schemas.microsoft.com/office/word/2010/wordprocessingGroup" xmlns:wpi="http://schemas.microsoft.com/office/word/2010/wordprocessingInk" xmlns:wps="http://schemas.microsoft.com/office/word/2010/wordprocessingShape" mc:Ignorable="w14 wp14">
   <w:p>
     <w:pPr>
       <w:pStyle w:val="Header"/>
-      <w:jc w:val="center"/>
+      <w:jc w:val="right"/>
     </w:pPr>
     <w:r>
       <w:rPr>
         <w:rFonts w:ascii="微软雅黑" w:hAnsi="微软雅黑" w:eastAsia="微软雅黑"/>
-        <w:color w:val="999999"/>
-        <w:sz w:val="16"/>
+        <w:color w:val="555555"/>
+        <w:sz w:val="18"/>
       </w:rPr>
       <w:t>AFAC2026 项目申报书</w:t>
     </w:r>
